--- a/assets/lessons/horn-construction/horn-and-can-assembly-2021.docx
+++ b/assets/lessons/horn-construction/horn-and-can-assembly-2021.docx
@@ -1458,7 +1458,7 @@
   <w:docDefaults>
     <w:rPrDefault>
       <w:rPr>
-        <w:rFonts w:asciiTheme="minorHAnsi" w:eastAsiaTheme="minorEastAsia" w:hAnsiTheme="minorHAnsi" w:cstheme="minorBidi"/>
+        <w:rFonts w:ascii="Arial" w:hAnsi="Arial" w:cs="Arial" w:eastAsia="Arial"/>
         <w:sz w:val="22"/>
         <w:szCs w:val="22"/>
         <w:lang w:val="en-US" w:eastAsia="en-US" w:bidi="ar-SA"/>
@@ -1617,7 +1617,7 @@
       <w:spacing w:after="120" w:line="264" w:lineRule="auto"/>
     </w:pPr>
     <w:rPr>
-      <w:rFonts w:ascii="Arial" w:hAnsi="Arial"/>
+      <w:rFonts w:ascii="Arial" w:hAnsi="Arial" w:cs="Arial" w:eastAsia="Arial"/>
       <w:b w:val="0"/>
       <w:color w:val="000000"/>
       <w:sz w:val="22"/>
@@ -1634,7 +1634,7 @@
       <w:spacing w:after="120" w:line="264" w:lineRule="auto"/>
     </w:pPr>
     <w:rPr>
-      <w:rFonts w:ascii="Arial" w:hAnsi="Arial"/>
+      <w:rFonts w:ascii="Arial" w:hAnsi="Arial" w:cs="Arial" w:eastAsia="Arial"/>
       <w:b w:val="0"/>
       <w:color w:val="000000"/>
       <w:sz w:val="18"/>
@@ -1658,7 +1658,7 @@
       <w:spacing w:after="120" w:line="264" w:lineRule="auto"/>
     </w:pPr>
     <w:rPr>
-      <w:rFonts w:ascii="Arial" w:hAnsi="Arial"/>
+      <w:rFonts w:ascii="Arial" w:hAnsi="Arial" w:cs="Arial" w:eastAsia="Arial"/>
       <w:b w:val="0"/>
       <w:color w:val="000000"/>
       <w:sz w:val="18"/>
@@ -1686,7 +1686,7 @@
       <w:outlineLvl w:val="0"/>
     </w:pPr>
     <w:rPr>
-      <w:rFonts w:asciiTheme="majorHAnsi" w:eastAsiaTheme="majorEastAsia" w:hAnsiTheme="majorHAnsi" w:cstheme="majorBidi" w:ascii="Arial" w:hAnsi="Arial"/>
+      <w:rFonts w:ascii="Arial" w:hAnsi="Arial" w:cs="Arial" w:eastAsia="Arial"/>
       <w:b/>
       <w:bCs/>
       <w:color w:val="000000"/>
@@ -1710,7 +1710,7 @@
       <w:outlineLvl w:val="1"/>
     </w:pPr>
     <w:rPr>
-      <w:rFonts w:asciiTheme="majorHAnsi" w:eastAsiaTheme="majorEastAsia" w:hAnsiTheme="majorHAnsi" w:cstheme="majorBidi" w:ascii="Arial" w:hAnsi="Arial"/>
+      <w:rFonts w:ascii="Arial" w:hAnsi="Arial" w:cs="Arial" w:eastAsia="Arial"/>
       <w:b/>
       <w:bCs/>
       <w:color w:val="000000"/>
@@ -1734,7 +1734,7 @@
       <w:outlineLvl w:val="2"/>
     </w:pPr>
     <w:rPr>
-      <w:rFonts w:asciiTheme="majorHAnsi" w:eastAsiaTheme="majorEastAsia" w:hAnsiTheme="majorHAnsi" w:cstheme="majorBidi"/>
+      <w:rFonts w:ascii="Arial" w:hAnsi="Arial" w:cs="Arial" w:eastAsia="Arial"/>
       <w:b/>
       <w:bCs/>
       <w:color w:val="4F81BD" w:themeColor="accent1"/>
@@ -1757,7 +1757,7 @@
       <w:outlineLvl w:val="3"/>
     </w:pPr>
     <w:rPr>
-      <w:rFonts w:asciiTheme="majorHAnsi" w:eastAsiaTheme="majorEastAsia" w:hAnsiTheme="majorHAnsi" w:cstheme="majorBidi"/>
+      <w:rFonts w:ascii="Arial" w:hAnsi="Arial" w:cs="Arial" w:eastAsia="Arial"/>
       <w:b/>
       <w:bCs/>
       <w:i/>
@@ -1782,7 +1782,7 @@
       <w:outlineLvl w:val="4"/>
     </w:pPr>
     <w:rPr>
-      <w:rFonts w:asciiTheme="majorHAnsi" w:eastAsiaTheme="majorEastAsia" w:hAnsiTheme="majorHAnsi" w:cstheme="majorBidi"/>
+      <w:rFonts w:ascii="Arial" w:hAnsi="Arial" w:cs="Arial" w:eastAsia="Arial"/>
       <w:color w:val="243F60" w:themeColor="accent1" w:themeShade="7F"/>
     </w:rPr>
   </w:style>
@@ -1803,7 +1803,7 @@
       <w:outlineLvl w:val="5"/>
     </w:pPr>
     <w:rPr>
-      <w:rFonts w:asciiTheme="majorHAnsi" w:eastAsiaTheme="majorEastAsia" w:hAnsiTheme="majorHAnsi" w:cstheme="majorBidi"/>
+      <w:rFonts w:ascii="Arial" w:hAnsi="Arial" w:cs="Arial" w:eastAsia="Arial"/>
       <w:i/>
       <w:iCs/>
       <w:color w:val="243F60" w:themeColor="accent1" w:themeShade="7F"/>
@@ -1826,7 +1826,7 @@
       <w:outlineLvl w:val="6"/>
     </w:pPr>
     <w:rPr>
-      <w:rFonts w:asciiTheme="majorHAnsi" w:eastAsiaTheme="majorEastAsia" w:hAnsiTheme="majorHAnsi" w:cstheme="majorBidi"/>
+      <w:rFonts w:ascii="Arial" w:hAnsi="Arial" w:cs="Arial" w:eastAsia="Arial"/>
       <w:i/>
       <w:iCs/>
       <w:color w:val="404040" w:themeColor="text1" w:themeTint="BF"/>
@@ -1849,7 +1849,7 @@
       <w:outlineLvl w:val="7"/>
     </w:pPr>
     <w:rPr>
-      <w:rFonts w:asciiTheme="majorHAnsi" w:eastAsiaTheme="majorEastAsia" w:hAnsiTheme="majorHAnsi" w:cstheme="majorBidi"/>
+      <w:rFonts w:ascii="Arial" w:hAnsi="Arial" w:cs="Arial" w:eastAsia="Arial"/>
       <w:color w:val="4F81BD" w:themeColor="accent1"/>
       <w:sz w:val="20"/>
       <w:szCs w:val="20"/>
@@ -1872,7 +1872,7 @@
       <w:outlineLvl w:val="8"/>
     </w:pPr>
     <w:rPr>
-      <w:rFonts w:asciiTheme="majorHAnsi" w:eastAsiaTheme="majorEastAsia" w:hAnsiTheme="majorHAnsi" w:cstheme="majorBidi"/>
+      <w:rFonts w:ascii="Arial" w:hAnsi="Arial" w:cs="Arial" w:eastAsia="Arial"/>
       <w:i/>
       <w:iCs/>
       <w:color w:val="404040" w:themeColor="text1" w:themeTint="BF"/>
@@ -1923,7 +1923,7 @@
     <w:uiPriority w:val="9"/>
     <w:rsid w:val="00FC693F"/>
     <w:rPr>
-      <w:rFonts w:asciiTheme="majorHAnsi" w:eastAsiaTheme="majorEastAsia" w:hAnsiTheme="majorHAnsi" w:cstheme="majorBidi"/>
+      <w:rFonts w:ascii="Arial" w:hAnsi="Arial" w:cs="Arial" w:eastAsia="Arial"/>
       <w:b/>
       <w:bCs/>
       <w:color w:val="365F91" w:themeColor="accent1" w:themeShade="BF"/>
@@ -1938,7 +1938,7 @@
     <w:uiPriority w:val="9"/>
     <w:rsid w:val="00FC693F"/>
     <w:rPr>
-      <w:rFonts w:asciiTheme="majorHAnsi" w:eastAsiaTheme="majorEastAsia" w:hAnsiTheme="majorHAnsi" w:cstheme="majorBidi"/>
+      <w:rFonts w:ascii="Arial" w:hAnsi="Arial" w:cs="Arial" w:eastAsia="Arial"/>
       <w:b/>
       <w:bCs/>
       <w:color w:val="4F81BD" w:themeColor="accent1"/>
@@ -1953,7 +1953,7 @@
     <w:uiPriority w:val="9"/>
     <w:rsid w:val="00FC693F"/>
     <w:rPr>
-      <w:rFonts w:asciiTheme="majorHAnsi" w:eastAsiaTheme="majorEastAsia" w:hAnsiTheme="majorHAnsi" w:cstheme="majorBidi"/>
+      <w:rFonts w:ascii="Arial" w:hAnsi="Arial" w:cs="Arial" w:eastAsia="Arial"/>
       <w:b/>
       <w:bCs/>
       <w:color w:val="4F81BD" w:themeColor="accent1"/>
@@ -1972,7 +1972,7 @@
       <w:contextualSpacing/>
     </w:pPr>
     <w:rPr>
-      <w:rFonts w:asciiTheme="majorHAnsi" w:eastAsiaTheme="majorEastAsia" w:hAnsiTheme="majorHAnsi" w:cstheme="majorBidi" w:ascii="Arial" w:hAnsi="Arial"/>
+      <w:rFonts w:ascii="Arial" w:hAnsi="Arial" w:cs="Arial" w:eastAsia="Arial"/>
       <w:b/>
       <w:color w:val="000000"/>
       <w:spacing w:val="5"/>
@@ -1988,7 +1988,7 @@
     <w:uiPriority w:val="10"/>
     <w:rsid w:val="00FC693F"/>
     <w:rPr>
-      <w:rFonts w:asciiTheme="majorHAnsi" w:eastAsiaTheme="majorEastAsia" w:hAnsiTheme="majorHAnsi" w:cstheme="majorBidi"/>
+      <w:rFonts w:ascii="Arial" w:hAnsi="Arial" w:cs="Arial" w:eastAsia="Arial"/>
       <w:color w:val="17365D" w:themeColor="text2" w:themeShade="BF"/>
       <w:spacing w:val="5"/>
       <w:kern w:val="28"/>
@@ -2011,7 +2011,7 @@
       <w:spacing w:after="120" w:line="264" w:lineRule="auto"/>
     </w:pPr>
     <w:rPr>
-      <w:rFonts w:asciiTheme="majorHAnsi" w:eastAsiaTheme="majorEastAsia" w:hAnsiTheme="majorHAnsi" w:cstheme="majorBidi" w:ascii="Arial" w:hAnsi="Arial"/>
+      <w:rFonts w:ascii="Arial" w:hAnsi="Arial" w:cs="Arial" w:eastAsia="Arial"/>
       <w:b w:val="0"/>
       <w:i/>
       <w:iCs/>
@@ -2028,7 +2028,7 @@
     <w:uiPriority w:val="11"/>
     <w:rsid w:val="00FC693F"/>
     <w:rPr>
-      <w:rFonts w:asciiTheme="majorHAnsi" w:eastAsiaTheme="majorEastAsia" w:hAnsiTheme="majorHAnsi" w:cstheme="majorBidi"/>
+      <w:rFonts w:ascii="Arial" w:hAnsi="Arial" w:cs="Arial" w:eastAsia="Arial"/>
       <w:i/>
       <w:iCs/>
       <w:color w:val="4F81BD" w:themeColor="accent1"/>
@@ -2157,7 +2157,7 @@
       <w:contextualSpacing/>
     </w:pPr>
     <w:rPr>
-      <w:rFonts w:ascii="Arial" w:hAnsi="Arial"/>
+      <w:rFonts w:ascii="Arial" w:hAnsi="Arial" w:cs="Arial" w:eastAsia="Arial"/>
       <w:b w:val="0"/>
       <w:color w:val="000000"/>
       <w:sz w:val="22"/>
@@ -2203,7 +2203,7 @@
       <w:contextualSpacing/>
     </w:pPr>
     <w:rPr>
-      <w:rFonts w:ascii="Arial" w:hAnsi="Arial"/>
+      <w:rFonts w:ascii="Arial" w:hAnsi="Arial" w:cs="Arial" w:eastAsia="Arial"/>
       <w:b w:val="0"/>
       <w:color w:val="000000"/>
       <w:sz w:val="22"/>
@@ -2289,7 +2289,7 @@
       </w:tabs>
     </w:pPr>
     <w:rPr>
-      <w:rFonts w:ascii="Courier" w:hAnsi="Courier"/>
+      <w:rFonts w:ascii="Arial" w:hAnsi="Arial" w:cs="Arial" w:eastAsia="Arial"/>
       <w:sz w:val="20"/>
       <w:szCs w:val="20"/>
     </w:rPr>
@@ -2301,7 +2301,7 @@
     <w:uiPriority w:val="99"/>
     <w:rsid w:val="0029639D"/>
     <w:rPr>
-      <w:rFonts w:ascii="Courier" w:hAnsi="Courier"/>
+      <w:rFonts w:ascii="Arial" w:hAnsi="Arial" w:cs="Arial" w:eastAsia="Arial"/>
       <w:sz w:val="20"/>
       <w:szCs w:val="20"/>
     </w:rPr>
@@ -2340,7 +2340,7 @@
     <w:semiHidden/>
     <w:rsid w:val="00FC693F"/>
     <w:rPr>
-      <w:rFonts w:asciiTheme="majorHAnsi" w:eastAsiaTheme="majorEastAsia" w:hAnsiTheme="majorHAnsi" w:cstheme="majorBidi"/>
+      <w:rFonts w:ascii="Arial" w:hAnsi="Arial" w:cs="Arial" w:eastAsia="Arial"/>
       <w:b/>
       <w:bCs/>
       <w:i/>
@@ -2356,7 +2356,7 @@
     <w:semiHidden/>
     <w:rsid w:val="00FC693F"/>
     <w:rPr>
-      <w:rFonts w:asciiTheme="majorHAnsi" w:eastAsiaTheme="majorEastAsia" w:hAnsiTheme="majorHAnsi" w:cstheme="majorBidi"/>
+      <w:rFonts w:ascii="Arial" w:hAnsi="Arial" w:cs="Arial" w:eastAsia="Arial"/>
       <w:color w:val="243F60" w:themeColor="accent1" w:themeShade="7F"/>
     </w:rPr>
   </w:style>
@@ -2368,7 +2368,7 @@
     <w:semiHidden/>
     <w:rsid w:val="00FC693F"/>
     <w:rPr>
-      <w:rFonts w:asciiTheme="majorHAnsi" w:eastAsiaTheme="majorEastAsia" w:hAnsiTheme="majorHAnsi" w:cstheme="majorBidi"/>
+      <w:rFonts w:ascii="Arial" w:hAnsi="Arial" w:cs="Arial" w:eastAsia="Arial"/>
       <w:i/>
       <w:iCs/>
       <w:color w:val="243F60" w:themeColor="accent1" w:themeShade="7F"/>
@@ -2382,7 +2382,7 @@
     <w:semiHidden/>
     <w:rsid w:val="00FC693F"/>
     <w:rPr>
-      <w:rFonts w:asciiTheme="majorHAnsi" w:eastAsiaTheme="majorEastAsia" w:hAnsiTheme="majorHAnsi" w:cstheme="majorBidi"/>
+      <w:rFonts w:ascii="Arial" w:hAnsi="Arial" w:cs="Arial" w:eastAsia="Arial"/>
       <w:i/>
       <w:iCs/>
       <w:color w:val="404040" w:themeColor="text1" w:themeTint="BF"/>
@@ -2396,7 +2396,7 @@
     <w:semiHidden/>
     <w:rsid w:val="00FC693F"/>
     <w:rPr>
-      <w:rFonts w:asciiTheme="majorHAnsi" w:eastAsiaTheme="majorEastAsia" w:hAnsiTheme="majorHAnsi" w:cstheme="majorBidi"/>
+      <w:rFonts w:ascii="Arial" w:hAnsi="Arial" w:cs="Arial" w:eastAsia="Arial"/>
       <w:color w:val="4F81BD" w:themeColor="accent1"/>
       <w:sz w:val="20"/>
       <w:szCs w:val="20"/>
@@ -2410,7 +2410,7 @@
     <w:semiHidden/>
     <w:rsid w:val="00FC693F"/>
     <w:rPr>
-      <w:rFonts w:asciiTheme="majorHAnsi" w:eastAsiaTheme="majorEastAsia" w:hAnsiTheme="majorHAnsi" w:cstheme="majorBidi"/>
+      <w:rFonts w:ascii="Arial" w:hAnsi="Arial" w:cs="Arial" w:eastAsia="Arial"/>
       <w:i/>
       <w:iCs/>
       <w:color w:val="404040" w:themeColor="text1" w:themeTint="BF"/>
@@ -3996,7 +3996,7 @@
         <w:spacing w:before="0" w:after="0" w:line="240" w:lineRule="auto"/>
       </w:pPr>
       <w:rPr>
-        <w:rFonts w:asciiTheme="majorHAnsi" w:eastAsiaTheme="majorEastAsia" w:hAnsiTheme="majorHAnsi" w:cstheme="majorBidi"/>
+        <w:rFonts w:ascii="Arial" w:hAnsi="Arial" w:cs="Arial" w:eastAsia="Arial"/>
         <w:b/>
         <w:bCs/>
       </w:rPr>
@@ -4017,7 +4017,7 @@
         <w:spacing w:before="0" w:after="0" w:line="240" w:lineRule="auto"/>
       </w:pPr>
       <w:rPr>
-        <w:rFonts w:asciiTheme="majorHAnsi" w:eastAsiaTheme="majorEastAsia" w:hAnsiTheme="majorHAnsi" w:cstheme="majorBidi"/>
+        <w:rFonts w:ascii="Arial" w:hAnsi="Arial" w:cs="Arial" w:eastAsia="Arial"/>
         <w:b/>
         <w:bCs/>
       </w:rPr>
@@ -4035,14 +4035,14 @@
     </w:tblStylePr>
     <w:tblStylePr w:type="firstCol">
       <w:rPr>
-        <w:rFonts w:asciiTheme="majorHAnsi" w:eastAsiaTheme="majorEastAsia" w:hAnsiTheme="majorHAnsi" w:cstheme="majorBidi"/>
+        <w:rFonts w:ascii="Arial" w:hAnsi="Arial" w:cs="Arial" w:eastAsia="Arial"/>
         <w:b/>
         <w:bCs/>
       </w:rPr>
     </w:tblStylePr>
     <w:tblStylePr w:type="lastCol">
       <w:rPr>
-        <w:rFonts w:asciiTheme="majorHAnsi" w:eastAsiaTheme="majorEastAsia" w:hAnsiTheme="majorHAnsi" w:cstheme="majorBidi"/>
+        <w:rFonts w:ascii="Arial" w:hAnsi="Arial" w:cs="Arial" w:eastAsia="Arial"/>
         <w:b/>
         <w:bCs/>
       </w:rPr>
@@ -4126,7 +4126,7 @@
         <w:spacing w:before="0" w:after="0" w:line="240" w:lineRule="auto"/>
       </w:pPr>
       <w:rPr>
-        <w:rFonts w:asciiTheme="majorHAnsi" w:eastAsiaTheme="majorEastAsia" w:hAnsiTheme="majorHAnsi" w:cstheme="majorBidi"/>
+        <w:rFonts w:ascii="Arial" w:hAnsi="Arial" w:cs="Arial" w:eastAsia="Arial"/>
         <w:b/>
         <w:bCs/>
       </w:rPr>
@@ -4147,7 +4147,7 @@
         <w:spacing w:before="0" w:after="0" w:line="240" w:lineRule="auto"/>
       </w:pPr>
       <w:rPr>
-        <w:rFonts w:asciiTheme="majorHAnsi" w:eastAsiaTheme="majorEastAsia" w:hAnsiTheme="majorHAnsi" w:cstheme="majorBidi"/>
+        <w:rFonts w:ascii="Arial" w:hAnsi="Arial" w:cs="Arial" w:eastAsia="Arial"/>
         <w:b/>
         <w:bCs/>
       </w:rPr>
@@ -4165,14 +4165,14 @@
     </w:tblStylePr>
     <w:tblStylePr w:type="firstCol">
       <w:rPr>
-        <w:rFonts w:asciiTheme="majorHAnsi" w:eastAsiaTheme="majorEastAsia" w:hAnsiTheme="majorHAnsi" w:cstheme="majorBidi"/>
+        <w:rFonts w:ascii="Arial" w:hAnsi="Arial" w:cs="Arial" w:eastAsia="Arial"/>
         <w:b/>
         <w:bCs/>
       </w:rPr>
     </w:tblStylePr>
     <w:tblStylePr w:type="lastCol">
       <w:rPr>
-        <w:rFonts w:asciiTheme="majorHAnsi" w:eastAsiaTheme="majorEastAsia" w:hAnsiTheme="majorHAnsi" w:cstheme="majorBidi"/>
+        <w:rFonts w:ascii="Arial" w:hAnsi="Arial" w:cs="Arial" w:eastAsia="Arial"/>
         <w:b/>
         <w:bCs/>
       </w:rPr>
@@ -4256,7 +4256,7 @@
         <w:spacing w:before="0" w:after="0" w:line="240" w:lineRule="auto"/>
       </w:pPr>
       <w:rPr>
-        <w:rFonts w:asciiTheme="majorHAnsi" w:eastAsiaTheme="majorEastAsia" w:hAnsiTheme="majorHAnsi" w:cstheme="majorBidi"/>
+        <w:rFonts w:ascii="Arial" w:hAnsi="Arial" w:cs="Arial" w:eastAsia="Arial"/>
         <w:b/>
         <w:bCs/>
       </w:rPr>
@@ -4277,7 +4277,7 @@
         <w:spacing w:before="0" w:after="0" w:line="240" w:lineRule="auto"/>
       </w:pPr>
       <w:rPr>
-        <w:rFonts w:asciiTheme="majorHAnsi" w:eastAsiaTheme="majorEastAsia" w:hAnsiTheme="majorHAnsi" w:cstheme="majorBidi"/>
+        <w:rFonts w:ascii="Arial" w:hAnsi="Arial" w:cs="Arial" w:eastAsia="Arial"/>
         <w:b/>
         <w:bCs/>
       </w:rPr>
@@ -4295,14 +4295,14 @@
     </w:tblStylePr>
     <w:tblStylePr w:type="firstCol">
       <w:rPr>
-        <w:rFonts w:asciiTheme="majorHAnsi" w:eastAsiaTheme="majorEastAsia" w:hAnsiTheme="majorHAnsi" w:cstheme="majorBidi"/>
+        <w:rFonts w:ascii="Arial" w:hAnsi="Arial" w:cs="Arial" w:eastAsia="Arial"/>
         <w:b/>
         <w:bCs/>
       </w:rPr>
     </w:tblStylePr>
     <w:tblStylePr w:type="lastCol">
       <w:rPr>
-        <w:rFonts w:asciiTheme="majorHAnsi" w:eastAsiaTheme="majorEastAsia" w:hAnsiTheme="majorHAnsi" w:cstheme="majorBidi"/>
+        <w:rFonts w:ascii="Arial" w:hAnsi="Arial" w:cs="Arial" w:eastAsia="Arial"/>
         <w:b/>
         <w:bCs/>
       </w:rPr>
@@ -4386,7 +4386,7 @@
         <w:spacing w:before="0" w:after="0" w:line="240" w:lineRule="auto"/>
       </w:pPr>
       <w:rPr>
-        <w:rFonts w:asciiTheme="majorHAnsi" w:eastAsiaTheme="majorEastAsia" w:hAnsiTheme="majorHAnsi" w:cstheme="majorBidi"/>
+        <w:rFonts w:ascii="Arial" w:hAnsi="Arial" w:cs="Arial" w:eastAsia="Arial"/>
         <w:b/>
         <w:bCs/>
       </w:rPr>
@@ -4407,7 +4407,7 @@
         <w:spacing w:before="0" w:after="0" w:line="240" w:lineRule="auto"/>
       </w:pPr>
       <w:rPr>
-        <w:rFonts w:asciiTheme="majorHAnsi" w:eastAsiaTheme="majorEastAsia" w:hAnsiTheme="majorHAnsi" w:cstheme="majorBidi"/>
+        <w:rFonts w:ascii="Arial" w:hAnsi="Arial" w:cs="Arial" w:eastAsia="Arial"/>
         <w:b/>
         <w:bCs/>
       </w:rPr>
@@ -4425,14 +4425,14 @@
     </w:tblStylePr>
     <w:tblStylePr w:type="firstCol">
       <w:rPr>
-        <w:rFonts w:asciiTheme="majorHAnsi" w:eastAsiaTheme="majorEastAsia" w:hAnsiTheme="majorHAnsi" w:cstheme="majorBidi"/>
+        <w:rFonts w:ascii="Arial" w:hAnsi="Arial" w:cs="Arial" w:eastAsia="Arial"/>
         <w:b/>
         <w:bCs/>
       </w:rPr>
     </w:tblStylePr>
     <w:tblStylePr w:type="lastCol">
       <w:rPr>
-        <w:rFonts w:asciiTheme="majorHAnsi" w:eastAsiaTheme="majorEastAsia" w:hAnsiTheme="majorHAnsi" w:cstheme="majorBidi"/>
+        <w:rFonts w:ascii="Arial" w:hAnsi="Arial" w:cs="Arial" w:eastAsia="Arial"/>
         <w:b/>
         <w:bCs/>
       </w:rPr>
@@ -4516,7 +4516,7 @@
         <w:spacing w:before="0" w:after="0" w:line="240" w:lineRule="auto"/>
       </w:pPr>
       <w:rPr>
-        <w:rFonts w:asciiTheme="majorHAnsi" w:eastAsiaTheme="majorEastAsia" w:hAnsiTheme="majorHAnsi" w:cstheme="majorBidi"/>
+        <w:rFonts w:ascii="Arial" w:hAnsi="Arial" w:cs="Arial" w:eastAsia="Arial"/>
         <w:b/>
         <w:bCs/>
       </w:rPr>
@@ -4537,7 +4537,7 @@
         <w:spacing w:before="0" w:after="0" w:line="240" w:lineRule="auto"/>
       </w:pPr>
       <w:rPr>
-        <w:rFonts w:asciiTheme="majorHAnsi" w:eastAsiaTheme="majorEastAsia" w:hAnsiTheme="majorHAnsi" w:cstheme="majorBidi"/>
+        <w:rFonts w:ascii="Arial" w:hAnsi="Arial" w:cs="Arial" w:eastAsia="Arial"/>
         <w:b/>
         <w:bCs/>
       </w:rPr>
@@ -4555,14 +4555,14 @@
     </w:tblStylePr>
     <w:tblStylePr w:type="firstCol">
       <w:rPr>
-        <w:rFonts w:asciiTheme="majorHAnsi" w:eastAsiaTheme="majorEastAsia" w:hAnsiTheme="majorHAnsi" w:cstheme="majorBidi"/>
+        <w:rFonts w:ascii="Arial" w:hAnsi="Arial" w:cs="Arial" w:eastAsia="Arial"/>
         <w:b/>
         <w:bCs/>
       </w:rPr>
     </w:tblStylePr>
     <w:tblStylePr w:type="lastCol">
       <w:rPr>
-        <w:rFonts w:asciiTheme="majorHAnsi" w:eastAsiaTheme="majorEastAsia" w:hAnsiTheme="majorHAnsi" w:cstheme="majorBidi"/>
+        <w:rFonts w:ascii="Arial" w:hAnsi="Arial" w:cs="Arial" w:eastAsia="Arial"/>
         <w:b/>
         <w:bCs/>
       </w:rPr>
@@ -4646,7 +4646,7 @@
         <w:spacing w:before="0" w:after="0" w:line="240" w:lineRule="auto"/>
       </w:pPr>
       <w:rPr>
-        <w:rFonts w:asciiTheme="majorHAnsi" w:eastAsiaTheme="majorEastAsia" w:hAnsiTheme="majorHAnsi" w:cstheme="majorBidi"/>
+        <w:rFonts w:ascii="Arial" w:hAnsi="Arial" w:cs="Arial" w:eastAsia="Arial"/>
         <w:b/>
         <w:bCs/>
       </w:rPr>
@@ -4667,7 +4667,7 @@
         <w:spacing w:before="0" w:after="0" w:line="240" w:lineRule="auto"/>
       </w:pPr>
       <w:rPr>
-        <w:rFonts w:asciiTheme="majorHAnsi" w:eastAsiaTheme="majorEastAsia" w:hAnsiTheme="majorHAnsi" w:cstheme="majorBidi"/>
+        <w:rFonts w:ascii="Arial" w:hAnsi="Arial" w:cs="Arial" w:eastAsia="Arial"/>
         <w:b/>
         <w:bCs/>
       </w:rPr>
@@ -4685,14 +4685,14 @@
     </w:tblStylePr>
     <w:tblStylePr w:type="firstCol">
       <w:rPr>
-        <w:rFonts w:asciiTheme="majorHAnsi" w:eastAsiaTheme="majorEastAsia" w:hAnsiTheme="majorHAnsi" w:cstheme="majorBidi"/>
+        <w:rFonts w:ascii="Arial" w:hAnsi="Arial" w:cs="Arial" w:eastAsia="Arial"/>
         <w:b/>
         <w:bCs/>
       </w:rPr>
     </w:tblStylePr>
     <w:tblStylePr w:type="lastCol">
       <w:rPr>
-        <w:rFonts w:asciiTheme="majorHAnsi" w:eastAsiaTheme="majorEastAsia" w:hAnsiTheme="majorHAnsi" w:cstheme="majorBidi"/>
+        <w:rFonts w:ascii="Arial" w:hAnsi="Arial" w:cs="Arial" w:eastAsia="Arial"/>
         <w:b/>
         <w:bCs/>
       </w:rPr>
@@ -4776,7 +4776,7 @@
         <w:spacing w:before="0" w:after="0" w:line="240" w:lineRule="auto"/>
       </w:pPr>
       <w:rPr>
-        <w:rFonts w:asciiTheme="majorHAnsi" w:eastAsiaTheme="majorEastAsia" w:hAnsiTheme="majorHAnsi" w:cstheme="majorBidi"/>
+        <w:rFonts w:ascii="Arial" w:hAnsi="Arial" w:cs="Arial" w:eastAsia="Arial"/>
         <w:b/>
         <w:bCs/>
       </w:rPr>
@@ -4797,7 +4797,7 @@
         <w:spacing w:before="0" w:after="0" w:line="240" w:lineRule="auto"/>
       </w:pPr>
       <w:rPr>
-        <w:rFonts w:asciiTheme="majorHAnsi" w:eastAsiaTheme="majorEastAsia" w:hAnsiTheme="majorHAnsi" w:cstheme="majorBidi"/>
+        <w:rFonts w:ascii="Arial" w:hAnsi="Arial" w:cs="Arial" w:eastAsia="Arial"/>
         <w:b/>
         <w:bCs/>
       </w:rPr>
@@ -4815,14 +4815,14 @@
     </w:tblStylePr>
     <w:tblStylePr w:type="firstCol">
       <w:rPr>
-        <w:rFonts w:asciiTheme="majorHAnsi" w:eastAsiaTheme="majorEastAsia" w:hAnsiTheme="majorHAnsi" w:cstheme="majorBidi"/>
+        <w:rFonts w:ascii="Arial" w:hAnsi="Arial" w:cs="Arial" w:eastAsia="Arial"/>
         <w:b/>
         <w:bCs/>
       </w:rPr>
     </w:tblStylePr>
     <w:tblStylePr w:type="lastCol">
       <w:rPr>
-        <w:rFonts w:asciiTheme="majorHAnsi" w:eastAsiaTheme="majorEastAsia" w:hAnsiTheme="majorHAnsi" w:cstheme="majorBidi"/>
+        <w:rFonts w:ascii="Arial" w:hAnsi="Arial" w:cs="Arial" w:eastAsia="Arial"/>
         <w:b/>
         <w:bCs/>
       </w:rPr>
@@ -6687,7 +6687,7 @@
     </w:tblPr>
     <w:tblStylePr w:type="firstRow">
       <w:rPr>
-        <w:rFonts w:asciiTheme="majorHAnsi" w:eastAsiaTheme="majorEastAsia" w:hAnsiTheme="majorHAnsi" w:cstheme="majorBidi"/>
+        <w:rFonts w:ascii="Arial" w:hAnsi="Arial" w:cs="Arial" w:eastAsia="Arial"/>
       </w:rPr>
       <w:tblPr/>
       <w:tcPr>
@@ -6771,7 +6771,7 @@
     </w:tblPr>
     <w:tblStylePr w:type="firstRow">
       <w:rPr>
-        <w:rFonts w:asciiTheme="majorHAnsi" w:eastAsiaTheme="majorEastAsia" w:hAnsiTheme="majorHAnsi" w:cstheme="majorBidi"/>
+        <w:rFonts w:ascii="Arial" w:hAnsi="Arial" w:cs="Arial" w:eastAsia="Arial"/>
       </w:rPr>
       <w:tblPr/>
       <w:tcPr>
@@ -6855,7 +6855,7 @@
     </w:tblPr>
     <w:tblStylePr w:type="firstRow">
       <w:rPr>
-        <w:rFonts w:asciiTheme="majorHAnsi" w:eastAsiaTheme="majorEastAsia" w:hAnsiTheme="majorHAnsi" w:cstheme="majorBidi"/>
+        <w:rFonts w:ascii="Arial" w:hAnsi="Arial" w:cs="Arial" w:eastAsia="Arial"/>
       </w:rPr>
       <w:tblPr/>
       <w:tcPr>
@@ -6939,7 +6939,7 @@
     </w:tblPr>
     <w:tblStylePr w:type="firstRow">
       <w:rPr>
-        <w:rFonts w:asciiTheme="majorHAnsi" w:eastAsiaTheme="majorEastAsia" w:hAnsiTheme="majorHAnsi" w:cstheme="majorBidi"/>
+        <w:rFonts w:ascii="Arial" w:hAnsi="Arial" w:cs="Arial" w:eastAsia="Arial"/>
       </w:rPr>
       <w:tblPr/>
       <w:tcPr>
@@ -7023,7 +7023,7 @@
     </w:tblPr>
     <w:tblStylePr w:type="firstRow">
       <w:rPr>
-        <w:rFonts w:asciiTheme="majorHAnsi" w:eastAsiaTheme="majorEastAsia" w:hAnsiTheme="majorHAnsi" w:cstheme="majorBidi"/>
+        <w:rFonts w:ascii="Arial" w:hAnsi="Arial" w:cs="Arial" w:eastAsia="Arial"/>
       </w:rPr>
       <w:tblPr/>
       <w:tcPr>
@@ -7107,7 +7107,7 @@
     </w:tblPr>
     <w:tblStylePr w:type="firstRow">
       <w:rPr>
-        <w:rFonts w:asciiTheme="majorHAnsi" w:eastAsiaTheme="majorEastAsia" w:hAnsiTheme="majorHAnsi" w:cstheme="majorBidi"/>
+        <w:rFonts w:ascii="Arial" w:hAnsi="Arial" w:cs="Arial" w:eastAsia="Arial"/>
       </w:rPr>
       <w:tblPr/>
       <w:tcPr>
@@ -7191,7 +7191,7 @@
     </w:tblPr>
     <w:tblStylePr w:type="firstRow">
       <w:rPr>
-        <w:rFonts w:asciiTheme="majorHAnsi" w:eastAsiaTheme="majorEastAsia" w:hAnsiTheme="majorHAnsi" w:cstheme="majorBidi"/>
+        <w:rFonts w:ascii="Arial" w:hAnsi="Arial" w:cs="Arial" w:eastAsia="Arial"/>
       </w:rPr>
       <w:tblPr/>
       <w:tcPr>
@@ -7256,7 +7256,7 @@
       <w:spacing w:after="0" w:line="240" w:lineRule="auto"/>
     </w:pPr>
     <w:rPr>
-      <w:rFonts w:asciiTheme="majorHAnsi" w:eastAsiaTheme="majorEastAsia" w:hAnsiTheme="majorHAnsi" w:cstheme="majorBidi"/>
+      <w:rFonts w:ascii="Arial" w:hAnsi="Arial" w:cs="Arial" w:eastAsia="Arial"/>
       <w:color w:val="000000" w:themeColor="text1"/>
     </w:rPr>
     <w:tblPr>
@@ -7384,7 +7384,7 @@
       <w:spacing w:after="0" w:line="240" w:lineRule="auto"/>
     </w:pPr>
     <w:rPr>
-      <w:rFonts w:asciiTheme="majorHAnsi" w:eastAsiaTheme="majorEastAsia" w:hAnsiTheme="majorHAnsi" w:cstheme="majorBidi"/>
+      <w:rFonts w:ascii="Arial" w:hAnsi="Arial" w:cs="Arial" w:eastAsia="Arial"/>
       <w:color w:val="000000" w:themeColor="text1"/>
     </w:rPr>
     <w:tblPr>
@@ -7512,7 +7512,7 @@
       <w:spacing w:after="0" w:line="240" w:lineRule="auto"/>
     </w:pPr>
     <w:rPr>
-      <w:rFonts w:asciiTheme="majorHAnsi" w:eastAsiaTheme="majorEastAsia" w:hAnsiTheme="majorHAnsi" w:cstheme="majorBidi"/>
+      <w:rFonts w:ascii="Arial" w:hAnsi="Arial" w:cs="Arial" w:eastAsia="Arial"/>
       <w:color w:val="000000" w:themeColor="text1"/>
     </w:rPr>
     <w:tblPr>
@@ -7640,7 +7640,7 @@
       <w:spacing w:after="0" w:line="240" w:lineRule="auto"/>
     </w:pPr>
     <w:rPr>
-      <w:rFonts w:asciiTheme="majorHAnsi" w:eastAsiaTheme="majorEastAsia" w:hAnsiTheme="majorHAnsi" w:cstheme="majorBidi"/>
+      <w:rFonts w:ascii="Arial" w:hAnsi="Arial" w:cs="Arial" w:eastAsia="Arial"/>
       <w:color w:val="000000" w:themeColor="text1"/>
     </w:rPr>
     <w:tblPr>
@@ -7768,7 +7768,7 @@
       <w:spacing w:after="0" w:line="240" w:lineRule="auto"/>
     </w:pPr>
     <w:rPr>
-      <w:rFonts w:asciiTheme="majorHAnsi" w:eastAsiaTheme="majorEastAsia" w:hAnsiTheme="majorHAnsi" w:cstheme="majorBidi"/>
+      <w:rFonts w:ascii="Arial" w:hAnsi="Arial" w:cs="Arial" w:eastAsia="Arial"/>
       <w:color w:val="000000" w:themeColor="text1"/>
     </w:rPr>
     <w:tblPr>
@@ -7896,7 +7896,7 @@
       <w:spacing w:after="0" w:line="240" w:lineRule="auto"/>
     </w:pPr>
     <w:rPr>
-      <w:rFonts w:asciiTheme="majorHAnsi" w:eastAsiaTheme="majorEastAsia" w:hAnsiTheme="majorHAnsi" w:cstheme="majorBidi"/>
+      <w:rFonts w:ascii="Arial" w:hAnsi="Arial" w:cs="Arial" w:eastAsia="Arial"/>
       <w:color w:val="000000" w:themeColor="text1"/>
     </w:rPr>
     <w:tblPr>
@@ -8024,7 +8024,7 @@
       <w:spacing w:after="0" w:line="240" w:lineRule="auto"/>
     </w:pPr>
     <w:rPr>
-      <w:rFonts w:asciiTheme="majorHAnsi" w:eastAsiaTheme="majorEastAsia" w:hAnsiTheme="majorHAnsi" w:cstheme="majorBidi"/>
+      <w:rFonts w:ascii="Arial" w:hAnsi="Arial" w:cs="Arial" w:eastAsia="Arial"/>
       <w:color w:val="000000" w:themeColor="text1"/>
     </w:rPr>
     <w:tblPr>
@@ -8663,7 +8663,7 @@
       <w:spacing w:after="0" w:line="240" w:lineRule="auto"/>
     </w:pPr>
     <w:rPr>
-      <w:rFonts w:asciiTheme="majorHAnsi" w:eastAsiaTheme="majorEastAsia" w:hAnsiTheme="majorHAnsi" w:cstheme="majorBidi"/>
+      <w:rFonts w:ascii="Arial" w:hAnsi="Arial" w:cs="Arial" w:eastAsia="Arial"/>
       <w:color w:val="000000" w:themeColor="text1"/>
     </w:rPr>
     <w:tblPr>
@@ -8788,7 +8788,7 @@
       <w:spacing w:after="0" w:line="240" w:lineRule="auto"/>
     </w:pPr>
     <w:rPr>
-      <w:rFonts w:asciiTheme="majorHAnsi" w:eastAsiaTheme="majorEastAsia" w:hAnsiTheme="majorHAnsi" w:cstheme="majorBidi"/>
+      <w:rFonts w:ascii="Arial" w:hAnsi="Arial" w:cs="Arial" w:eastAsia="Arial"/>
       <w:color w:val="000000" w:themeColor="text1"/>
     </w:rPr>
     <w:tblPr>
@@ -8913,7 +8913,7 @@
       <w:spacing w:after="0" w:line="240" w:lineRule="auto"/>
     </w:pPr>
     <w:rPr>
-      <w:rFonts w:asciiTheme="majorHAnsi" w:eastAsiaTheme="majorEastAsia" w:hAnsiTheme="majorHAnsi" w:cstheme="majorBidi"/>
+      <w:rFonts w:ascii="Arial" w:hAnsi="Arial" w:cs="Arial" w:eastAsia="Arial"/>
       <w:color w:val="000000" w:themeColor="text1"/>
     </w:rPr>
     <w:tblPr>
@@ -9038,7 +9038,7 @@
       <w:spacing w:after="0" w:line="240" w:lineRule="auto"/>
     </w:pPr>
     <w:rPr>
-      <w:rFonts w:asciiTheme="majorHAnsi" w:eastAsiaTheme="majorEastAsia" w:hAnsiTheme="majorHAnsi" w:cstheme="majorBidi"/>
+      <w:rFonts w:ascii="Arial" w:hAnsi="Arial" w:cs="Arial" w:eastAsia="Arial"/>
       <w:color w:val="000000" w:themeColor="text1"/>
     </w:rPr>
     <w:tblPr>
@@ -9163,7 +9163,7 @@
       <w:spacing w:after="0" w:line="240" w:lineRule="auto"/>
     </w:pPr>
     <w:rPr>
-      <w:rFonts w:asciiTheme="majorHAnsi" w:eastAsiaTheme="majorEastAsia" w:hAnsiTheme="majorHAnsi" w:cstheme="majorBidi"/>
+      <w:rFonts w:ascii="Arial" w:hAnsi="Arial" w:cs="Arial" w:eastAsia="Arial"/>
       <w:color w:val="000000" w:themeColor="text1"/>
     </w:rPr>
     <w:tblPr>
@@ -9288,7 +9288,7 @@
       <w:spacing w:after="0" w:line="240" w:lineRule="auto"/>
     </w:pPr>
     <w:rPr>
-      <w:rFonts w:asciiTheme="majorHAnsi" w:eastAsiaTheme="majorEastAsia" w:hAnsiTheme="majorHAnsi" w:cstheme="majorBidi"/>
+      <w:rFonts w:ascii="Arial" w:hAnsi="Arial" w:cs="Arial" w:eastAsia="Arial"/>
       <w:color w:val="000000" w:themeColor="text1"/>
     </w:rPr>
     <w:tblPr>
@@ -9413,7 +9413,7 @@
       <w:spacing w:after="0" w:line="240" w:lineRule="auto"/>
     </w:pPr>
     <w:rPr>
-      <w:rFonts w:asciiTheme="majorHAnsi" w:eastAsiaTheme="majorEastAsia" w:hAnsiTheme="majorHAnsi" w:cstheme="majorBidi"/>
+      <w:rFonts w:ascii="Arial" w:hAnsi="Arial" w:cs="Arial" w:eastAsia="Arial"/>
       <w:color w:val="000000" w:themeColor="text1"/>
     </w:rPr>
     <w:tblPr>
@@ -13328,7 +13328,7 @@
   <w:docDefaults>
     <w:rPrDefault>
       <w:rPr>
-        <w:rFonts w:asciiTheme="minorHAnsi" w:eastAsiaTheme="minorEastAsia" w:hAnsiTheme="minorHAnsi" w:cstheme="minorBidi"/>
+        <w:rFonts w:ascii="Arial" w:hAnsi="Arial" w:cs="Arial" w:eastAsia="Arial"/>
         <w:sz w:val="22"/>
         <w:szCs w:val="22"/>
         <w:lang w:val="en-US" w:eastAsia="en-US" w:bidi="ar-SA"/>
@@ -13499,7 +13499,7 @@
       <w:outlineLvl w:val="0"/>
     </w:pPr>
     <w:rPr>
-      <w:rFonts w:asciiTheme="majorHAnsi" w:eastAsiaTheme="majorEastAsia" w:hAnsiTheme="majorHAnsi" w:cstheme="majorBidi"/>
+      <w:rFonts w:ascii="Arial" w:hAnsi="Arial" w:cs="Arial" w:eastAsia="Arial"/>
       <w:b/>
       <w:bCs/>
       <w:color w:val="365F91" w:themeColor="accent1" w:themeShade="BF"/>
@@ -13523,7 +13523,7 @@
       <w:outlineLvl w:val="1"/>
     </w:pPr>
     <w:rPr>
-      <w:rFonts w:asciiTheme="majorHAnsi" w:eastAsiaTheme="majorEastAsia" w:hAnsiTheme="majorHAnsi" w:cstheme="majorBidi"/>
+      <w:rFonts w:ascii="Arial" w:hAnsi="Arial" w:cs="Arial" w:eastAsia="Arial"/>
       <w:b/>
       <w:bCs/>
       <w:color w:val="4F81BD" w:themeColor="accent1"/>
@@ -13547,7 +13547,7 @@
       <w:outlineLvl w:val="2"/>
     </w:pPr>
     <w:rPr>
-      <w:rFonts w:asciiTheme="majorHAnsi" w:eastAsiaTheme="majorEastAsia" w:hAnsiTheme="majorHAnsi" w:cstheme="majorBidi"/>
+      <w:rFonts w:ascii="Arial" w:hAnsi="Arial" w:cs="Arial" w:eastAsia="Arial"/>
       <w:b/>
       <w:bCs/>
       <w:color w:val="4F81BD" w:themeColor="accent1"/>
@@ -13570,7 +13570,7 @@
       <w:outlineLvl w:val="3"/>
     </w:pPr>
     <w:rPr>
-      <w:rFonts w:asciiTheme="majorHAnsi" w:eastAsiaTheme="majorEastAsia" w:hAnsiTheme="majorHAnsi" w:cstheme="majorBidi"/>
+      <w:rFonts w:ascii="Arial" w:hAnsi="Arial" w:cs="Arial" w:eastAsia="Arial"/>
       <w:b/>
       <w:bCs/>
       <w:i/>
@@ -13595,7 +13595,7 @@
       <w:outlineLvl w:val="4"/>
     </w:pPr>
     <w:rPr>
-      <w:rFonts w:asciiTheme="majorHAnsi" w:eastAsiaTheme="majorEastAsia" w:hAnsiTheme="majorHAnsi" w:cstheme="majorBidi"/>
+      <w:rFonts w:ascii="Arial" w:hAnsi="Arial" w:cs="Arial" w:eastAsia="Arial"/>
       <w:color w:val="243F60" w:themeColor="accent1" w:themeShade="7F"/>
     </w:rPr>
   </w:style>
@@ -13616,7 +13616,7 @@
       <w:outlineLvl w:val="5"/>
     </w:pPr>
     <w:rPr>
-      <w:rFonts w:asciiTheme="majorHAnsi" w:eastAsiaTheme="majorEastAsia" w:hAnsiTheme="majorHAnsi" w:cstheme="majorBidi"/>
+      <w:rFonts w:ascii="Arial" w:hAnsi="Arial" w:cs="Arial" w:eastAsia="Arial"/>
       <w:i/>
       <w:iCs/>
       <w:color w:val="243F60" w:themeColor="accent1" w:themeShade="7F"/>
@@ -13639,7 +13639,7 @@
       <w:outlineLvl w:val="6"/>
     </w:pPr>
     <w:rPr>
-      <w:rFonts w:asciiTheme="majorHAnsi" w:eastAsiaTheme="majorEastAsia" w:hAnsiTheme="majorHAnsi" w:cstheme="majorBidi"/>
+      <w:rFonts w:ascii="Arial" w:hAnsi="Arial" w:cs="Arial" w:eastAsia="Arial"/>
       <w:i/>
       <w:iCs/>
       <w:color w:val="404040" w:themeColor="text1" w:themeTint="BF"/>
@@ -13662,7 +13662,7 @@
       <w:outlineLvl w:val="7"/>
     </w:pPr>
     <w:rPr>
-      <w:rFonts w:asciiTheme="majorHAnsi" w:eastAsiaTheme="majorEastAsia" w:hAnsiTheme="majorHAnsi" w:cstheme="majorBidi"/>
+      <w:rFonts w:ascii="Arial" w:hAnsi="Arial" w:cs="Arial" w:eastAsia="Arial"/>
       <w:color w:val="4F81BD" w:themeColor="accent1"/>
       <w:sz w:val="20"/>
       <w:szCs w:val="20"/>
@@ -13685,7 +13685,7 @@
       <w:outlineLvl w:val="8"/>
     </w:pPr>
     <w:rPr>
-      <w:rFonts w:asciiTheme="majorHAnsi" w:eastAsiaTheme="majorEastAsia" w:hAnsiTheme="majorHAnsi" w:cstheme="majorBidi"/>
+      <w:rFonts w:ascii="Arial" w:hAnsi="Arial" w:cs="Arial" w:eastAsia="Arial"/>
       <w:i/>
       <w:iCs/>
       <w:color w:val="404040" w:themeColor="text1" w:themeTint="BF"/>
@@ -13736,7 +13736,7 @@
     <w:uiPriority w:val="9"/>
     <w:rsid w:val="00FC693F"/>
     <w:rPr>
-      <w:rFonts w:asciiTheme="majorHAnsi" w:eastAsiaTheme="majorEastAsia" w:hAnsiTheme="majorHAnsi" w:cstheme="majorBidi"/>
+      <w:rFonts w:ascii="Arial" w:hAnsi="Arial" w:cs="Arial" w:eastAsia="Arial"/>
       <w:b/>
       <w:bCs/>
       <w:color w:val="365F91" w:themeColor="accent1" w:themeShade="BF"/>
@@ -13751,7 +13751,7 @@
     <w:uiPriority w:val="9"/>
     <w:rsid w:val="00FC693F"/>
     <w:rPr>
-      <w:rFonts w:asciiTheme="majorHAnsi" w:eastAsiaTheme="majorEastAsia" w:hAnsiTheme="majorHAnsi" w:cstheme="majorBidi"/>
+      <w:rFonts w:ascii="Arial" w:hAnsi="Arial" w:cs="Arial" w:eastAsia="Arial"/>
       <w:b/>
       <w:bCs/>
       <w:color w:val="4F81BD" w:themeColor="accent1"/>
@@ -13766,7 +13766,7 @@
     <w:uiPriority w:val="9"/>
     <w:rsid w:val="00FC693F"/>
     <w:rPr>
-      <w:rFonts w:asciiTheme="majorHAnsi" w:eastAsiaTheme="majorEastAsia" w:hAnsiTheme="majorHAnsi" w:cstheme="majorBidi"/>
+      <w:rFonts w:ascii="Arial" w:hAnsi="Arial" w:cs="Arial" w:eastAsia="Arial"/>
       <w:b/>
       <w:bCs/>
       <w:color w:val="4F81BD" w:themeColor="accent1"/>
@@ -13788,7 +13788,7 @@
       <w:contextualSpacing/>
     </w:pPr>
     <w:rPr>
-      <w:rFonts w:asciiTheme="majorHAnsi" w:eastAsiaTheme="majorEastAsia" w:hAnsiTheme="majorHAnsi" w:cstheme="majorBidi"/>
+      <w:rFonts w:ascii="Arial" w:hAnsi="Arial" w:cs="Arial" w:eastAsia="Arial"/>
       <w:color w:val="17365D" w:themeColor="text2" w:themeShade="BF"/>
       <w:spacing w:val="5"/>
       <w:kern w:val="28"/>
@@ -13803,7 +13803,7 @@
     <w:uiPriority w:val="10"/>
     <w:rsid w:val="00FC693F"/>
     <w:rPr>
-      <w:rFonts w:asciiTheme="majorHAnsi" w:eastAsiaTheme="majorEastAsia" w:hAnsiTheme="majorHAnsi" w:cstheme="majorBidi"/>
+      <w:rFonts w:ascii="Arial" w:hAnsi="Arial" w:cs="Arial" w:eastAsia="Arial"/>
       <w:color w:val="17365D" w:themeColor="text2" w:themeShade="BF"/>
       <w:spacing w:val="5"/>
       <w:kern w:val="28"/>
@@ -13825,7 +13825,7 @@
       </w:numPr>
     </w:pPr>
     <w:rPr>
-      <w:rFonts w:asciiTheme="majorHAnsi" w:eastAsiaTheme="majorEastAsia" w:hAnsiTheme="majorHAnsi" w:cstheme="majorBidi"/>
+      <w:rFonts w:ascii="Arial" w:hAnsi="Arial" w:cs="Arial" w:eastAsia="Arial"/>
       <w:i/>
       <w:iCs/>
       <w:color w:val="4F81BD" w:themeColor="accent1"/>
@@ -13841,7 +13841,7 @@
     <w:uiPriority w:val="11"/>
     <w:rsid w:val="00FC693F"/>
     <w:rPr>
-      <w:rFonts w:asciiTheme="majorHAnsi" w:eastAsiaTheme="majorEastAsia" w:hAnsiTheme="majorHAnsi" w:cstheme="majorBidi"/>
+      <w:rFonts w:ascii="Arial" w:hAnsi="Arial" w:cs="Arial" w:eastAsia="Arial"/>
       <w:i/>
       <w:iCs/>
       <w:color w:val="4F81BD" w:themeColor="accent1"/>
@@ -14088,7 +14088,7 @@
       </w:tabs>
     </w:pPr>
     <w:rPr>
-      <w:rFonts w:ascii="Courier" w:hAnsi="Courier"/>
+      <w:rFonts w:ascii="Arial" w:hAnsi="Arial" w:cs="Arial" w:eastAsia="Arial"/>
       <w:sz w:val="20"/>
       <w:szCs w:val="20"/>
     </w:rPr>
@@ -14100,7 +14100,7 @@
     <w:uiPriority w:val="99"/>
     <w:rsid w:val="0029639D"/>
     <w:rPr>
-      <w:rFonts w:ascii="Courier" w:hAnsi="Courier"/>
+      <w:rFonts w:ascii="Arial" w:hAnsi="Arial" w:cs="Arial" w:eastAsia="Arial"/>
       <w:sz w:val="20"/>
       <w:szCs w:val="20"/>
     </w:rPr>
@@ -14139,7 +14139,7 @@
     <w:semiHidden/>
     <w:rsid w:val="00FC693F"/>
     <w:rPr>
-      <w:rFonts w:asciiTheme="majorHAnsi" w:eastAsiaTheme="majorEastAsia" w:hAnsiTheme="majorHAnsi" w:cstheme="majorBidi"/>
+      <w:rFonts w:ascii="Arial" w:hAnsi="Arial" w:cs="Arial" w:eastAsia="Arial"/>
       <w:b/>
       <w:bCs/>
       <w:i/>
@@ -14155,7 +14155,7 @@
     <w:semiHidden/>
     <w:rsid w:val="00FC693F"/>
     <w:rPr>
-      <w:rFonts w:asciiTheme="majorHAnsi" w:eastAsiaTheme="majorEastAsia" w:hAnsiTheme="majorHAnsi" w:cstheme="majorBidi"/>
+      <w:rFonts w:ascii="Arial" w:hAnsi="Arial" w:cs="Arial" w:eastAsia="Arial"/>
       <w:color w:val="243F60" w:themeColor="accent1" w:themeShade="7F"/>
     </w:rPr>
   </w:style>
@@ -14167,7 +14167,7 @@
     <w:semiHidden/>
     <w:rsid w:val="00FC693F"/>
     <w:rPr>
-      <w:rFonts w:asciiTheme="majorHAnsi" w:eastAsiaTheme="majorEastAsia" w:hAnsiTheme="majorHAnsi" w:cstheme="majorBidi"/>
+      <w:rFonts w:ascii="Arial" w:hAnsi="Arial" w:cs="Arial" w:eastAsia="Arial"/>
       <w:i/>
       <w:iCs/>
       <w:color w:val="243F60" w:themeColor="accent1" w:themeShade="7F"/>
@@ -14181,7 +14181,7 @@
     <w:semiHidden/>
     <w:rsid w:val="00FC693F"/>
     <w:rPr>
-      <w:rFonts w:asciiTheme="majorHAnsi" w:eastAsiaTheme="majorEastAsia" w:hAnsiTheme="majorHAnsi" w:cstheme="majorBidi"/>
+      <w:rFonts w:ascii="Arial" w:hAnsi="Arial" w:cs="Arial" w:eastAsia="Arial"/>
       <w:i/>
       <w:iCs/>
       <w:color w:val="404040" w:themeColor="text1" w:themeTint="BF"/>
@@ -14195,7 +14195,7 @@
     <w:semiHidden/>
     <w:rsid w:val="00FC693F"/>
     <w:rPr>
-      <w:rFonts w:asciiTheme="majorHAnsi" w:eastAsiaTheme="majorEastAsia" w:hAnsiTheme="majorHAnsi" w:cstheme="majorBidi"/>
+      <w:rFonts w:ascii="Arial" w:hAnsi="Arial" w:cs="Arial" w:eastAsia="Arial"/>
       <w:color w:val="4F81BD" w:themeColor="accent1"/>
       <w:sz w:val="20"/>
       <w:szCs w:val="20"/>
@@ -14209,7 +14209,7 @@
     <w:semiHidden/>
     <w:rsid w:val="00FC693F"/>
     <w:rPr>
-      <w:rFonts w:asciiTheme="majorHAnsi" w:eastAsiaTheme="majorEastAsia" w:hAnsiTheme="majorHAnsi" w:cstheme="majorBidi"/>
+      <w:rFonts w:ascii="Arial" w:hAnsi="Arial" w:cs="Arial" w:eastAsia="Arial"/>
       <w:i/>
       <w:iCs/>
       <w:color w:val="404040" w:themeColor="text1" w:themeTint="BF"/>
@@ -15798,7 +15798,7 @@
         <w:spacing w:before="0" w:after="0" w:line="240" w:lineRule="auto"/>
       </w:pPr>
       <w:rPr>
-        <w:rFonts w:asciiTheme="majorHAnsi" w:eastAsiaTheme="majorEastAsia" w:hAnsiTheme="majorHAnsi" w:cstheme="majorBidi"/>
+        <w:rFonts w:ascii="Arial" w:hAnsi="Arial" w:cs="Arial" w:eastAsia="Arial"/>
         <w:b/>
         <w:bCs/>
       </w:rPr>
@@ -15819,7 +15819,7 @@
         <w:spacing w:before="0" w:after="0" w:line="240" w:lineRule="auto"/>
       </w:pPr>
       <w:rPr>
-        <w:rFonts w:asciiTheme="majorHAnsi" w:eastAsiaTheme="majorEastAsia" w:hAnsiTheme="majorHAnsi" w:cstheme="majorBidi"/>
+        <w:rFonts w:ascii="Arial" w:hAnsi="Arial" w:cs="Arial" w:eastAsia="Arial"/>
         <w:b/>
         <w:bCs/>
       </w:rPr>
@@ -15837,14 +15837,14 @@
     </w:tblStylePr>
     <w:tblStylePr w:type="firstCol">
       <w:rPr>
-        <w:rFonts w:asciiTheme="majorHAnsi" w:eastAsiaTheme="majorEastAsia" w:hAnsiTheme="majorHAnsi" w:cstheme="majorBidi"/>
+        <w:rFonts w:ascii="Arial" w:hAnsi="Arial" w:cs="Arial" w:eastAsia="Arial"/>
         <w:b/>
         <w:bCs/>
       </w:rPr>
     </w:tblStylePr>
     <w:tblStylePr w:type="lastCol">
       <w:rPr>
-        <w:rFonts w:asciiTheme="majorHAnsi" w:eastAsiaTheme="majorEastAsia" w:hAnsiTheme="majorHAnsi" w:cstheme="majorBidi"/>
+        <w:rFonts w:ascii="Arial" w:hAnsi="Arial" w:cs="Arial" w:eastAsia="Arial"/>
         <w:b/>
         <w:bCs/>
       </w:rPr>
@@ -15928,7 +15928,7 @@
         <w:spacing w:before="0" w:after="0" w:line="240" w:lineRule="auto"/>
       </w:pPr>
       <w:rPr>
-        <w:rFonts w:asciiTheme="majorHAnsi" w:eastAsiaTheme="majorEastAsia" w:hAnsiTheme="majorHAnsi" w:cstheme="majorBidi"/>
+        <w:rFonts w:ascii="Arial" w:hAnsi="Arial" w:cs="Arial" w:eastAsia="Arial"/>
         <w:b/>
         <w:bCs/>
       </w:rPr>
@@ -15949,7 +15949,7 @@
         <w:spacing w:before="0" w:after="0" w:line="240" w:lineRule="auto"/>
       </w:pPr>
       <w:rPr>
-        <w:rFonts w:asciiTheme="majorHAnsi" w:eastAsiaTheme="majorEastAsia" w:hAnsiTheme="majorHAnsi" w:cstheme="majorBidi"/>
+        <w:rFonts w:ascii="Arial" w:hAnsi="Arial" w:cs="Arial" w:eastAsia="Arial"/>
         <w:b/>
         <w:bCs/>
       </w:rPr>
@@ -15967,14 +15967,14 @@
     </w:tblStylePr>
     <w:tblStylePr w:type="firstCol">
       <w:rPr>
-        <w:rFonts w:asciiTheme="majorHAnsi" w:eastAsiaTheme="majorEastAsia" w:hAnsiTheme="majorHAnsi" w:cstheme="majorBidi"/>
+        <w:rFonts w:ascii="Arial" w:hAnsi="Arial" w:cs="Arial" w:eastAsia="Arial"/>
         <w:b/>
         <w:bCs/>
       </w:rPr>
     </w:tblStylePr>
     <w:tblStylePr w:type="lastCol">
       <w:rPr>
-        <w:rFonts w:asciiTheme="majorHAnsi" w:eastAsiaTheme="majorEastAsia" w:hAnsiTheme="majorHAnsi" w:cstheme="majorBidi"/>
+        <w:rFonts w:ascii="Arial" w:hAnsi="Arial" w:cs="Arial" w:eastAsia="Arial"/>
         <w:b/>
         <w:bCs/>
       </w:rPr>
@@ -16058,7 +16058,7 @@
         <w:spacing w:before="0" w:after="0" w:line="240" w:lineRule="auto"/>
       </w:pPr>
       <w:rPr>
-        <w:rFonts w:asciiTheme="majorHAnsi" w:eastAsiaTheme="majorEastAsia" w:hAnsiTheme="majorHAnsi" w:cstheme="majorBidi"/>
+        <w:rFonts w:ascii="Arial" w:hAnsi="Arial" w:cs="Arial" w:eastAsia="Arial"/>
         <w:b/>
         <w:bCs/>
       </w:rPr>
@@ -16079,7 +16079,7 @@
         <w:spacing w:before="0" w:after="0" w:line="240" w:lineRule="auto"/>
       </w:pPr>
       <w:rPr>
-        <w:rFonts w:asciiTheme="majorHAnsi" w:eastAsiaTheme="majorEastAsia" w:hAnsiTheme="majorHAnsi" w:cstheme="majorBidi"/>
+        <w:rFonts w:ascii="Arial" w:hAnsi="Arial" w:cs="Arial" w:eastAsia="Arial"/>
         <w:b/>
         <w:bCs/>
       </w:rPr>
@@ -16097,14 +16097,14 @@
     </w:tblStylePr>
     <w:tblStylePr w:type="firstCol">
       <w:rPr>
-        <w:rFonts w:asciiTheme="majorHAnsi" w:eastAsiaTheme="majorEastAsia" w:hAnsiTheme="majorHAnsi" w:cstheme="majorBidi"/>
+        <w:rFonts w:ascii="Arial" w:hAnsi="Arial" w:cs="Arial" w:eastAsia="Arial"/>
         <w:b/>
         <w:bCs/>
       </w:rPr>
     </w:tblStylePr>
     <w:tblStylePr w:type="lastCol">
       <w:rPr>
-        <w:rFonts w:asciiTheme="majorHAnsi" w:eastAsiaTheme="majorEastAsia" w:hAnsiTheme="majorHAnsi" w:cstheme="majorBidi"/>
+        <w:rFonts w:ascii="Arial" w:hAnsi="Arial" w:cs="Arial" w:eastAsia="Arial"/>
         <w:b/>
         <w:bCs/>
       </w:rPr>
@@ -16188,7 +16188,7 @@
         <w:spacing w:before="0" w:after="0" w:line="240" w:lineRule="auto"/>
       </w:pPr>
       <w:rPr>
-        <w:rFonts w:asciiTheme="majorHAnsi" w:eastAsiaTheme="majorEastAsia" w:hAnsiTheme="majorHAnsi" w:cstheme="majorBidi"/>
+        <w:rFonts w:ascii="Arial" w:hAnsi="Arial" w:cs="Arial" w:eastAsia="Arial"/>
         <w:b/>
         <w:bCs/>
       </w:rPr>
@@ -16209,7 +16209,7 @@
         <w:spacing w:before="0" w:after="0" w:line="240" w:lineRule="auto"/>
       </w:pPr>
       <w:rPr>
-        <w:rFonts w:asciiTheme="majorHAnsi" w:eastAsiaTheme="majorEastAsia" w:hAnsiTheme="majorHAnsi" w:cstheme="majorBidi"/>
+        <w:rFonts w:ascii="Arial" w:hAnsi="Arial" w:cs="Arial" w:eastAsia="Arial"/>
         <w:b/>
         <w:bCs/>
       </w:rPr>
@@ -16227,14 +16227,14 @@
     </w:tblStylePr>
     <w:tblStylePr w:type="firstCol">
       <w:rPr>
-        <w:rFonts w:asciiTheme="majorHAnsi" w:eastAsiaTheme="majorEastAsia" w:hAnsiTheme="majorHAnsi" w:cstheme="majorBidi"/>
+        <w:rFonts w:ascii="Arial" w:hAnsi="Arial" w:cs="Arial" w:eastAsia="Arial"/>
         <w:b/>
         <w:bCs/>
       </w:rPr>
     </w:tblStylePr>
     <w:tblStylePr w:type="lastCol">
       <w:rPr>
-        <w:rFonts w:asciiTheme="majorHAnsi" w:eastAsiaTheme="majorEastAsia" w:hAnsiTheme="majorHAnsi" w:cstheme="majorBidi"/>
+        <w:rFonts w:ascii="Arial" w:hAnsi="Arial" w:cs="Arial" w:eastAsia="Arial"/>
         <w:b/>
         <w:bCs/>
       </w:rPr>
@@ -16318,7 +16318,7 @@
         <w:spacing w:before="0" w:after="0" w:line="240" w:lineRule="auto"/>
       </w:pPr>
       <w:rPr>
-        <w:rFonts w:asciiTheme="majorHAnsi" w:eastAsiaTheme="majorEastAsia" w:hAnsiTheme="majorHAnsi" w:cstheme="majorBidi"/>
+        <w:rFonts w:ascii="Arial" w:hAnsi="Arial" w:cs="Arial" w:eastAsia="Arial"/>
         <w:b/>
         <w:bCs/>
       </w:rPr>
@@ -16339,7 +16339,7 @@
         <w:spacing w:before="0" w:after="0" w:line="240" w:lineRule="auto"/>
       </w:pPr>
       <w:rPr>
-        <w:rFonts w:asciiTheme="majorHAnsi" w:eastAsiaTheme="majorEastAsia" w:hAnsiTheme="majorHAnsi" w:cstheme="majorBidi"/>
+        <w:rFonts w:ascii="Arial" w:hAnsi="Arial" w:cs="Arial" w:eastAsia="Arial"/>
         <w:b/>
         <w:bCs/>
       </w:rPr>
@@ -16357,14 +16357,14 @@
     </w:tblStylePr>
     <w:tblStylePr w:type="firstCol">
       <w:rPr>
-        <w:rFonts w:asciiTheme="majorHAnsi" w:eastAsiaTheme="majorEastAsia" w:hAnsiTheme="majorHAnsi" w:cstheme="majorBidi"/>
+        <w:rFonts w:ascii="Arial" w:hAnsi="Arial" w:cs="Arial" w:eastAsia="Arial"/>
         <w:b/>
         <w:bCs/>
       </w:rPr>
     </w:tblStylePr>
     <w:tblStylePr w:type="lastCol">
       <w:rPr>
-        <w:rFonts w:asciiTheme="majorHAnsi" w:eastAsiaTheme="majorEastAsia" w:hAnsiTheme="majorHAnsi" w:cstheme="majorBidi"/>
+        <w:rFonts w:ascii="Arial" w:hAnsi="Arial" w:cs="Arial" w:eastAsia="Arial"/>
         <w:b/>
         <w:bCs/>
       </w:rPr>
@@ -16448,7 +16448,7 @@
         <w:spacing w:before="0" w:after="0" w:line="240" w:lineRule="auto"/>
       </w:pPr>
       <w:rPr>
-        <w:rFonts w:asciiTheme="majorHAnsi" w:eastAsiaTheme="majorEastAsia" w:hAnsiTheme="majorHAnsi" w:cstheme="majorBidi"/>
+        <w:rFonts w:ascii="Arial" w:hAnsi="Arial" w:cs="Arial" w:eastAsia="Arial"/>
         <w:b/>
         <w:bCs/>
       </w:rPr>
@@ -16469,7 +16469,7 @@
         <w:spacing w:before="0" w:after="0" w:line="240" w:lineRule="auto"/>
       </w:pPr>
       <w:rPr>
-        <w:rFonts w:asciiTheme="majorHAnsi" w:eastAsiaTheme="majorEastAsia" w:hAnsiTheme="majorHAnsi" w:cstheme="majorBidi"/>
+        <w:rFonts w:ascii="Arial" w:hAnsi="Arial" w:cs="Arial" w:eastAsia="Arial"/>
         <w:b/>
         <w:bCs/>
       </w:rPr>
@@ -16487,14 +16487,14 @@
     </w:tblStylePr>
     <w:tblStylePr w:type="firstCol">
       <w:rPr>
-        <w:rFonts w:asciiTheme="majorHAnsi" w:eastAsiaTheme="majorEastAsia" w:hAnsiTheme="majorHAnsi" w:cstheme="majorBidi"/>
+        <w:rFonts w:ascii="Arial" w:hAnsi="Arial" w:cs="Arial" w:eastAsia="Arial"/>
         <w:b/>
         <w:bCs/>
       </w:rPr>
     </w:tblStylePr>
     <w:tblStylePr w:type="lastCol">
       <w:rPr>
-        <w:rFonts w:asciiTheme="majorHAnsi" w:eastAsiaTheme="majorEastAsia" w:hAnsiTheme="majorHAnsi" w:cstheme="majorBidi"/>
+        <w:rFonts w:ascii="Arial" w:hAnsi="Arial" w:cs="Arial" w:eastAsia="Arial"/>
         <w:b/>
         <w:bCs/>
       </w:rPr>
@@ -16578,7 +16578,7 @@
         <w:spacing w:before="0" w:after="0" w:line="240" w:lineRule="auto"/>
       </w:pPr>
       <w:rPr>
-        <w:rFonts w:asciiTheme="majorHAnsi" w:eastAsiaTheme="majorEastAsia" w:hAnsiTheme="majorHAnsi" w:cstheme="majorBidi"/>
+        <w:rFonts w:ascii="Arial" w:hAnsi="Arial" w:cs="Arial" w:eastAsia="Arial"/>
         <w:b/>
         <w:bCs/>
       </w:rPr>
@@ -16599,7 +16599,7 @@
         <w:spacing w:before="0" w:after="0" w:line="240" w:lineRule="auto"/>
       </w:pPr>
       <w:rPr>
-        <w:rFonts w:asciiTheme="majorHAnsi" w:eastAsiaTheme="majorEastAsia" w:hAnsiTheme="majorHAnsi" w:cstheme="majorBidi"/>
+        <w:rFonts w:ascii="Arial" w:hAnsi="Arial" w:cs="Arial" w:eastAsia="Arial"/>
         <w:b/>
         <w:bCs/>
       </w:rPr>
@@ -16617,14 +16617,14 @@
     </w:tblStylePr>
     <w:tblStylePr w:type="firstCol">
       <w:rPr>
-        <w:rFonts w:asciiTheme="majorHAnsi" w:eastAsiaTheme="majorEastAsia" w:hAnsiTheme="majorHAnsi" w:cstheme="majorBidi"/>
+        <w:rFonts w:ascii="Arial" w:hAnsi="Arial" w:cs="Arial" w:eastAsia="Arial"/>
         <w:b/>
         <w:bCs/>
       </w:rPr>
     </w:tblStylePr>
     <w:tblStylePr w:type="lastCol">
       <w:rPr>
-        <w:rFonts w:asciiTheme="majorHAnsi" w:eastAsiaTheme="majorEastAsia" w:hAnsiTheme="majorHAnsi" w:cstheme="majorBidi"/>
+        <w:rFonts w:ascii="Arial" w:hAnsi="Arial" w:cs="Arial" w:eastAsia="Arial"/>
         <w:b/>
         <w:bCs/>
       </w:rPr>
@@ -18489,7 +18489,7 @@
     </w:tblPr>
     <w:tblStylePr w:type="firstRow">
       <w:rPr>
-        <w:rFonts w:asciiTheme="majorHAnsi" w:eastAsiaTheme="majorEastAsia" w:hAnsiTheme="majorHAnsi" w:cstheme="majorBidi"/>
+        <w:rFonts w:ascii="Arial" w:hAnsi="Arial" w:cs="Arial" w:eastAsia="Arial"/>
       </w:rPr>
       <w:tblPr/>
       <w:tcPr>
@@ -18573,7 +18573,7 @@
     </w:tblPr>
     <w:tblStylePr w:type="firstRow">
       <w:rPr>
-        <w:rFonts w:asciiTheme="majorHAnsi" w:eastAsiaTheme="majorEastAsia" w:hAnsiTheme="majorHAnsi" w:cstheme="majorBidi"/>
+        <w:rFonts w:ascii="Arial" w:hAnsi="Arial" w:cs="Arial" w:eastAsia="Arial"/>
       </w:rPr>
       <w:tblPr/>
       <w:tcPr>
@@ -18657,7 +18657,7 @@
     </w:tblPr>
     <w:tblStylePr w:type="firstRow">
       <w:rPr>
-        <w:rFonts w:asciiTheme="majorHAnsi" w:eastAsiaTheme="majorEastAsia" w:hAnsiTheme="majorHAnsi" w:cstheme="majorBidi"/>
+        <w:rFonts w:ascii="Arial" w:hAnsi="Arial" w:cs="Arial" w:eastAsia="Arial"/>
       </w:rPr>
       <w:tblPr/>
       <w:tcPr>
@@ -18741,7 +18741,7 @@
     </w:tblPr>
     <w:tblStylePr w:type="firstRow">
       <w:rPr>
-        <w:rFonts w:asciiTheme="majorHAnsi" w:eastAsiaTheme="majorEastAsia" w:hAnsiTheme="majorHAnsi" w:cstheme="majorBidi"/>
+        <w:rFonts w:ascii="Arial" w:hAnsi="Arial" w:cs="Arial" w:eastAsia="Arial"/>
       </w:rPr>
       <w:tblPr/>
       <w:tcPr>
@@ -18825,7 +18825,7 @@
     </w:tblPr>
     <w:tblStylePr w:type="firstRow">
       <w:rPr>
-        <w:rFonts w:asciiTheme="majorHAnsi" w:eastAsiaTheme="majorEastAsia" w:hAnsiTheme="majorHAnsi" w:cstheme="majorBidi"/>
+        <w:rFonts w:ascii="Arial" w:hAnsi="Arial" w:cs="Arial" w:eastAsia="Arial"/>
       </w:rPr>
       <w:tblPr/>
       <w:tcPr>
@@ -18909,7 +18909,7 @@
     </w:tblPr>
     <w:tblStylePr w:type="firstRow">
       <w:rPr>
-        <w:rFonts w:asciiTheme="majorHAnsi" w:eastAsiaTheme="majorEastAsia" w:hAnsiTheme="majorHAnsi" w:cstheme="majorBidi"/>
+        <w:rFonts w:ascii="Arial" w:hAnsi="Arial" w:cs="Arial" w:eastAsia="Arial"/>
       </w:rPr>
       <w:tblPr/>
       <w:tcPr>
@@ -18993,7 +18993,7 @@
     </w:tblPr>
     <w:tblStylePr w:type="firstRow">
       <w:rPr>
-        <w:rFonts w:asciiTheme="majorHAnsi" w:eastAsiaTheme="majorEastAsia" w:hAnsiTheme="majorHAnsi" w:cstheme="majorBidi"/>
+        <w:rFonts w:ascii="Arial" w:hAnsi="Arial" w:cs="Arial" w:eastAsia="Arial"/>
       </w:rPr>
       <w:tblPr/>
       <w:tcPr>
@@ -19058,7 +19058,7 @@
       <w:spacing w:after="0" w:line="240" w:lineRule="auto"/>
     </w:pPr>
     <w:rPr>
-      <w:rFonts w:asciiTheme="majorHAnsi" w:eastAsiaTheme="majorEastAsia" w:hAnsiTheme="majorHAnsi" w:cstheme="majorBidi"/>
+      <w:rFonts w:ascii="Arial" w:hAnsi="Arial" w:cs="Arial" w:eastAsia="Arial"/>
       <w:color w:val="000000" w:themeColor="text1"/>
     </w:rPr>
     <w:tblPr>
@@ -19186,7 +19186,7 @@
       <w:spacing w:after="0" w:line="240" w:lineRule="auto"/>
     </w:pPr>
     <w:rPr>
-      <w:rFonts w:asciiTheme="majorHAnsi" w:eastAsiaTheme="majorEastAsia" w:hAnsiTheme="majorHAnsi" w:cstheme="majorBidi"/>
+      <w:rFonts w:ascii="Arial" w:hAnsi="Arial" w:cs="Arial" w:eastAsia="Arial"/>
       <w:color w:val="000000" w:themeColor="text1"/>
     </w:rPr>
     <w:tblPr>
@@ -19314,7 +19314,7 @@
       <w:spacing w:after="0" w:line="240" w:lineRule="auto"/>
     </w:pPr>
     <w:rPr>
-      <w:rFonts w:asciiTheme="majorHAnsi" w:eastAsiaTheme="majorEastAsia" w:hAnsiTheme="majorHAnsi" w:cstheme="majorBidi"/>
+      <w:rFonts w:ascii="Arial" w:hAnsi="Arial" w:cs="Arial" w:eastAsia="Arial"/>
       <w:color w:val="000000" w:themeColor="text1"/>
     </w:rPr>
     <w:tblPr>
@@ -19442,7 +19442,7 @@
       <w:spacing w:after="0" w:line="240" w:lineRule="auto"/>
     </w:pPr>
     <w:rPr>
-      <w:rFonts w:asciiTheme="majorHAnsi" w:eastAsiaTheme="majorEastAsia" w:hAnsiTheme="majorHAnsi" w:cstheme="majorBidi"/>
+      <w:rFonts w:ascii="Arial" w:hAnsi="Arial" w:cs="Arial" w:eastAsia="Arial"/>
       <w:color w:val="000000" w:themeColor="text1"/>
     </w:rPr>
     <w:tblPr>
@@ -19570,7 +19570,7 @@
       <w:spacing w:after="0" w:line="240" w:lineRule="auto"/>
     </w:pPr>
     <w:rPr>
-      <w:rFonts w:asciiTheme="majorHAnsi" w:eastAsiaTheme="majorEastAsia" w:hAnsiTheme="majorHAnsi" w:cstheme="majorBidi"/>
+      <w:rFonts w:ascii="Arial" w:hAnsi="Arial" w:cs="Arial" w:eastAsia="Arial"/>
       <w:color w:val="000000" w:themeColor="text1"/>
     </w:rPr>
     <w:tblPr>
@@ -19698,7 +19698,7 @@
       <w:spacing w:after="0" w:line="240" w:lineRule="auto"/>
     </w:pPr>
     <w:rPr>
-      <w:rFonts w:asciiTheme="majorHAnsi" w:eastAsiaTheme="majorEastAsia" w:hAnsiTheme="majorHAnsi" w:cstheme="majorBidi"/>
+      <w:rFonts w:ascii="Arial" w:hAnsi="Arial" w:cs="Arial" w:eastAsia="Arial"/>
       <w:color w:val="000000" w:themeColor="text1"/>
     </w:rPr>
     <w:tblPr>
@@ -19826,7 +19826,7 @@
       <w:spacing w:after="0" w:line="240" w:lineRule="auto"/>
     </w:pPr>
     <w:rPr>
-      <w:rFonts w:asciiTheme="majorHAnsi" w:eastAsiaTheme="majorEastAsia" w:hAnsiTheme="majorHAnsi" w:cstheme="majorBidi"/>
+      <w:rFonts w:ascii="Arial" w:hAnsi="Arial" w:cs="Arial" w:eastAsia="Arial"/>
       <w:color w:val="000000" w:themeColor="text1"/>
     </w:rPr>
     <w:tblPr>
@@ -20465,7 +20465,7 @@
       <w:spacing w:after="0" w:line="240" w:lineRule="auto"/>
     </w:pPr>
     <w:rPr>
-      <w:rFonts w:asciiTheme="majorHAnsi" w:eastAsiaTheme="majorEastAsia" w:hAnsiTheme="majorHAnsi" w:cstheme="majorBidi"/>
+      <w:rFonts w:ascii="Arial" w:hAnsi="Arial" w:cs="Arial" w:eastAsia="Arial"/>
       <w:color w:val="000000" w:themeColor="text1"/>
     </w:rPr>
     <w:tblPr>
@@ -20590,7 +20590,7 @@
       <w:spacing w:after="0" w:line="240" w:lineRule="auto"/>
     </w:pPr>
     <w:rPr>
-      <w:rFonts w:asciiTheme="majorHAnsi" w:eastAsiaTheme="majorEastAsia" w:hAnsiTheme="majorHAnsi" w:cstheme="majorBidi"/>
+      <w:rFonts w:ascii="Arial" w:hAnsi="Arial" w:cs="Arial" w:eastAsia="Arial"/>
       <w:color w:val="000000" w:themeColor="text1"/>
     </w:rPr>
     <w:tblPr>
@@ -20715,7 +20715,7 @@
       <w:spacing w:after="0" w:line="240" w:lineRule="auto"/>
     </w:pPr>
     <w:rPr>
-      <w:rFonts w:asciiTheme="majorHAnsi" w:eastAsiaTheme="majorEastAsia" w:hAnsiTheme="majorHAnsi" w:cstheme="majorBidi"/>
+      <w:rFonts w:ascii="Arial" w:hAnsi="Arial" w:cs="Arial" w:eastAsia="Arial"/>
       <w:color w:val="000000" w:themeColor="text1"/>
     </w:rPr>
     <w:tblPr>
@@ -20840,7 +20840,7 @@
       <w:spacing w:after="0" w:line="240" w:lineRule="auto"/>
     </w:pPr>
     <w:rPr>
-      <w:rFonts w:asciiTheme="majorHAnsi" w:eastAsiaTheme="majorEastAsia" w:hAnsiTheme="majorHAnsi" w:cstheme="majorBidi"/>
+      <w:rFonts w:ascii="Arial" w:hAnsi="Arial" w:cs="Arial" w:eastAsia="Arial"/>
       <w:color w:val="000000" w:themeColor="text1"/>
     </w:rPr>
     <w:tblPr>
@@ -20965,7 +20965,7 @@
       <w:spacing w:after="0" w:line="240" w:lineRule="auto"/>
     </w:pPr>
     <w:rPr>
-      <w:rFonts w:asciiTheme="majorHAnsi" w:eastAsiaTheme="majorEastAsia" w:hAnsiTheme="majorHAnsi" w:cstheme="majorBidi"/>
+      <w:rFonts w:ascii="Arial" w:hAnsi="Arial" w:cs="Arial" w:eastAsia="Arial"/>
       <w:color w:val="000000" w:themeColor="text1"/>
     </w:rPr>
     <w:tblPr>
@@ -21090,7 +21090,7 @@
       <w:spacing w:after="0" w:line="240" w:lineRule="auto"/>
     </w:pPr>
     <w:rPr>
-      <w:rFonts w:asciiTheme="majorHAnsi" w:eastAsiaTheme="majorEastAsia" w:hAnsiTheme="majorHAnsi" w:cstheme="majorBidi"/>
+      <w:rFonts w:ascii="Arial" w:hAnsi="Arial" w:cs="Arial" w:eastAsia="Arial"/>
       <w:color w:val="000000" w:themeColor="text1"/>
     </w:rPr>
     <w:tblPr>
@@ -21215,7 +21215,7 @@
       <w:spacing w:after="0" w:line="240" w:lineRule="auto"/>
     </w:pPr>
     <w:rPr>
-      <w:rFonts w:asciiTheme="majorHAnsi" w:eastAsiaTheme="majorEastAsia" w:hAnsiTheme="majorHAnsi" w:cstheme="majorBidi"/>
+      <w:rFonts w:ascii="Arial" w:hAnsi="Arial" w:cs="Arial" w:eastAsia="Arial"/>
       <w:color w:val="000000" w:themeColor="text1"/>
     </w:rPr>
     <w:tblPr>
@@ -25168,7 +25168,7 @@
     </a:clrScheme>
     <a:fontScheme name="Office">
       <a:majorFont>
-        <a:latin typeface="Calibri"/>
+        <a:latin typeface="Arial"/>
         <a:ea typeface=""/>
         <a:cs typeface=""/>
         <a:font script="Jpan" typeface="ＭＳ ゴシック"/>
@@ -25203,7 +25203,7 @@
         <a:font script="Geor" typeface="Sylfaen"/>
       </a:majorFont>
       <a:minorFont>
-        <a:latin typeface="Cambria"/>
+        <a:latin typeface="Arial"/>
         <a:ea typeface=""/>
         <a:cs typeface=""/>
         <a:font script="Jpan" typeface="ＭＳ 明朝"/>

--- a/assets/lessons/horn-construction/horn-and-can-assembly-2021.docx
+++ b/assets/lessons/horn-construction/horn-and-can-assembly-2021.docx
@@ -1236,15 +1236,39 @@
     <w:pPr>
       <w:pStyle w:val="Header"/>
       <w:tabs>
-        <w:tab w:pos="10080" w:val="right"/>
+        <w:tab w:val="clear" w:pos="576"/>
+        <w:tab w:val="clear" w:pos="1152"/>
+        <w:tab w:val="clear" w:pos="1728"/>
+        <w:tab w:val="clear" w:pos="2304"/>
+        <w:tab w:val="clear" w:pos="2880"/>
+        <w:tab w:val="clear" w:pos="3456"/>
+        <w:tab w:val="clear" w:pos="4032"/>
+        <w:tab w:pos="9820" w:val="right"/>
       </w:tabs>
+      <w:spacing w:before="0" w:after="0" w:lineRule="exact" w:line="480"/>
+      <w:shd w:val="clear" w:fill="002855"/>
+      <w:pBdr>
+        <w:bottom w:val="single" w:sz="16" w:space="0" w:color="EEAA00"/>
+      </w:pBdr>
     </w:pPr>
     <w:r>
       <w:rPr>
-        <w:b/>
-        <w:color w:val="002855"/>
-      </w:rPr>
-      <w:t>WVU DSPIRA</w:t>
+        <w:rFonts w:ascii="Arial" w:hAnsi="Arial"/>
+        <w:b/>
+        <w:color w:val="FFFFFF"/>
+        <w:sz w:val="32"/>
+      </w:rPr>
+      <w:t xml:space="preserve">  WVU DSPIRA</w:t>
+    </w:r>
+    <w:r>
+      <w:rPr>
+        <w:rFonts w:ascii="Arial" w:hAnsi="Arial"/>
+        <w:b w:val="0"/>
+        <w:color w:val="FFFFFF"/>
+        <w:sz w:val="18"/>
+      </w:rPr>
+      <w:tab/>
+      <w:t>WEST VIRGINIA UNIVERSITY</w:t>
     </w:r>
   </w:p>
 </w:hdr>

--- a/assets/lessons/horn-construction/horn-and-can-assembly-2021.docx
+++ b/assets/lessons/horn-construction/horn-and-can-assembly-2021.docx
@@ -5,7 +5,6 @@
     <w:p>
       <w:pPr>
         <w:pStyle w:val="Title"/>
-        <w:keepNext/>
       </w:pPr>
       <w:r>
         <w:t>Horn and can assembly</w:t>
@@ -14,47 +13,14 @@
     <w:p>
       <w:pPr>
         <w:pStyle w:val="Subtitle"/>
-        <w:keepNext/>
       </w:pPr>
       <w:r>
-        <w:t>Teaching guide</w:t>
+        <w:t>Construction guide | 2021 design</w:t>
       </w:r>
     </w:p>
     <w:p>
       <w:r>
-        <w:t>Overview of Telescope Design</w:t>
-      </w:r>
-    </w:p>
-    <w:p>
-      <w:pPr>
-        <w:pStyle w:val="ListBullet"/>
-      </w:pPr>
-      <w:r>
-        <w:t xml:space="preserve"> The Horn is designed as an ‘optimal’ horn, constructed from 1 gallon  square paint thinner can and aluminized insulation board. </w:t>
-      </w:r>
-    </w:p>
-    <w:p>
-      <w:pPr>
-        <w:pStyle w:val="ListBullet"/>
-      </w:pPr>
-      <w:r>
-        <w:t xml:space="preserve"> The cradle provides a frame for the horn to be easily connected to any  support stand of your choice. The cradle design presented here provides  an ability for the horn to be rotated on an axis to set any elevation  desired. </w:t>
-      </w:r>
-    </w:p>
-    <w:p>
-      <w:pPr>
-        <w:pStyle w:val="ListBullet"/>
-      </w:pPr>
-      <w:r>
-        <w:t xml:space="preserve"> The cradle can be connected to any base desired. The wooden support  stand presented here provides sturdy support for the horn. It is a simple  design that is affordable and easy to construct. Its largest dimension is 75  cm so that it just fits through a standard doorway. </w:t>
-      </w:r>
-    </w:p>
-    <w:p>
-      <w:pPr>
-        <w:pStyle w:val="Heading2"/>
-      </w:pPr>
-      <w:r>
-        <w:t>1. Horn-Can Assembly</w:t>
+        <w:t>Build a horn from foil-faced insulation board and attach it to a metal can receiver. A separate cradle supports the assembly and lets you adjust its elevation.</w:t>
       </w:r>
     </w:p>
     <w:p>
@@ -62,93 +28,476 @@
         <w:pStyle w:val="Heading1"/>
       </w:pPr>
       <w:r>
-        <w:t>MATERIALS NEEDED</w:t>
+        <w:t>Materials</w:t>
+      </w:r>
+    </w:p>
+    <w:tbl>
+      <w:tblPr>
+        <w:tblStyle w:val="TableGrid"/>
+        <w:tblW w:w="0" w:type="auto"/>
+        <w:jc w:val="center"/>
+        <w:tblLayout w:type="fixed"/>
+        <w:tblLook w:val="04A0" w:firstRow="1" w:lastRow="0" w:firstColumn="1" w:lastColumn="0" w:noHBand="0" w:noVBand="1"/>
+      </w:tblPr>
+      <w:tblGrid>
+        <w:gridCol w:w="2160"/>
+        <w:gridCol w:w="7920"/>
+      </w:tblGrid>
+      <w:tr>
+        <w:trPr>
+          <w:cantSplit/>
+          <w:tblHeader/>
+          <w:jc w:val="center"/>
+        </w:trPr>
+        <w:tc>
+          <w:tcPr>
+            <w:tcW w:w="2160" w:type="dxa"/>
+            <w:tcBorders>
+              <w:top w:val="single" w:sz="4" w:space="0" w:color="D9D9D9"/>
+              <w:left w:val="single" w:sz="4" w:space="0" w:color="D9D9D9"/>
+              <w:bottom w:val="single" w:sz="4" w:space="0" w:color="D9D9D9"/>
+              <w:right w:val="single" w:sz="4" w:space="0" w:color="D9D9D9"/>
+            </w:tcBorders>
+            <w:shd w:val="clear" w:color="auto" w:fill="002855"/>
+            <w:tcMar>
+              <w:top w:w="70" w:type="dxa"/>
+              <w:left w:w="90" w:type="dxa"/>
+              <w:bottom w:w="70" w:type="dxa"/>
+              <w:right w:w="90" w:type="dxa"/>
+            </w:tcMar>
+            <w:vAlign w:val="center"/>
+          </w:tcPr>
+          <w:p>
+            <w:pPr>
+              <w:spacing w:after="0"/>
+            </w:pPr>
+            <w:r>
+              <w:rPr>
+                <w:b/>
+                <w:color w:val="FFFFFF"/>
+              </w:rPr>
+              <w:t>Part</w:t>
+            </w:r>
+          </w:p>
+        </w:tc>
+        <w:tc>
+          <w:tcPr>
+            <w:tcW w:w="7920" w:type="dxa"/>
+            <w:tcBorders>
+              <w:top w:val="single" w:sz="4" w:space="0" w:color="D9D9D9"/>
+              <w:left w:val="single" w:sz="4" w:space="0" w:color="D9D9D9"/>
+              <w:bottom w:val="single" w:sz="4" w:space="0" w:color="D9D9D9"/>
+              <w:right w:val="single" w:sz="4" w:space="0" w:color="D9D9D9"/>
+            </w:tcBorders>
+            <w:shd w:val="clear" w:color="auto" w:fill="002855"/>
+            <w:tcMar>
+              <w:top w:w="70" w:type="dxa"/>
+              <w:left w:w="90" w:type="dxa"/>
+              <w:bottom w:w="70" w:type="dxa"/>
+              <w:right w:w="90" w:type="dxa"/>
+            </w:tcMar>
+            <w:vAlign w:val="center"/>
+          </w:tcPr>
+          <w:p>
+            <w:pPr>
+              <w:spacing w:after="0"/>
+            </w:pPr>
+            <w:r>
+              <w:rPr>
+                <w:b/>
+                <w:color w:val="FFFFFF"/>
+              </w:rPr>
+              <w:t>Specification</w:t>
+            </w:r>
+          </w:p>
+        </w:tc>
+      </w:tr>
+      <w:tr>
+        <w:trPr>
+          <w:cantSplit/>
+          <w:jc w:val="center"/>
+        </w:trPr>
+        <w:tc>
+          <w:tcPr>
+            <w:tcW w:w="2160" w:type="dxa"/>
+            <w:tcBorders>
+              <w:top w:val="single" w:sz="4" w:space="0" w:color="D9D9D9"/>
+              <w:left w:val="single" w:sz="4" w:space="0" w:color="D9D9D9"/>
+              <w:bottom w:val="single" w:sz="4" w:space="0" w:color="D9D9D9"/>
+              <w:right w:val="single" w:sz="4" w:space="0" w:color="D9D9D9"/>
+            </w:tcBorders>
+            <w:shd w:val="clear" w:color="auto" w:fill="F3F5F7"/>
+            <w:tcMar>
+              <w:top w:w="70" w:type="dxa"/>
+              <w:left w:w="90" w:type="dxa"/>
+              <w:bottom w:w="70" w:type="dxa"/>
+              <w:right w:w="90" w:type="dxa"/>
+            </w:tcMar>
+            <w:vAlign w:val="center"/>
+          </w:tcPr>
+          <w:p>
+            <w:pPr>
+              <w:spacing w:after="0"/>
+            </w:pPr>
+            <w:r>
+              <w:t>Insulation board</w:t>
+            </w:r>
+          </w:p>
+        </w:tc>
+        <w:tc>
+          <w:tcPr>
+            <w:tcW w:w="7920" w:type="dxa"/>
+            <w:tcBorders>
+              <w:top w:val="single" w:sz="4" w:space="0" w:color="D9D9D9"/>
+              <w:left w:val="single" w:sz="4" w:space="0" w:color="D9D9D9"/>
+              <w:bottom w:val="single" w:sz="4" w:space="0" w:color="D9D9D9"/>
+              <w:right w:val="single" w:sz="4" w:space="0" w:color="D9D9D9"/>
+            </w:tcBorders>
+            <w:shd w:val="clear" w:color="auto" w:fill="F3F5F7"/>
+            <w:tcMar>
+              <w:top w:w="70" w:type="dxa"/>
+              <w:left w:w="90" w:type="dxa"/>
+              <w:bottom w:w="70" w:type="dxa"/>
+              <w:right w:w="90" w:type="dxa"/>
+            </w:tcMar>
+            <w:vAlign w:val="center"/>
+          </w:tcPr>
+          <w:p>
+            <w:pPr>
+              <w:spacing w:after="0"/>
+            </w:pPr>
+            <w:r>
+              <w:t>4 × 8-foot sheet of foil-faced insulation board</w:t>
+            </w:r>
+          </w:p>
+        </w:tc>
+      </w:tr>
+      <w:tr>
+        <w:trPr>
+          <w:cantSplit/>
+          <w:jc w:val="center"/>
+        </w:trPr>
+        <w:tc>
+          <w:tcPr>
+            <w:tcW w:w="2160" w:type="dxa"/>
+            <w:tcBorders>
+              <w:top w:val="single" w:sz="4" w:space="0" w:color="D9D9D9"/>
+              <w:left w:val="single" w:sz="4" w:space="0" w:color="D9D9D9"/>
+              <w:bottom w:val="single" w:sz="4" w:space="0" w:color="D9D9D9"/>
+              <w:right w:val="single" w:sz="4" w:space="0" w:color="D9D9D9"/>
+            </w:tcBorders>
+            <w:shd w:val="clear" w:color="auto" w:fill="FFFFFF"/>
+            <w:tcMar>
+              <w:top w:w="70" w:type="dxa"/>
+              <w:left w:w="90" w:type="dxa"/>
+              <w:bottom w:w="70" w:type="dxa"/>
+              <w:right w:w="90" w:type="dxa"/>
+            </w:tcMar>
+            <w:vAlign w:val="center"/>
+          </w:tcPr>
+          <w:p>
+            <w:pPr>
+              <w:spacing w:after="0"/>
+            </w:pPr>
+            <w:r>
+              <w:t>Metal can</w:t>
+            </w:r>
+          </w:p>
+        </w:tc>
+        <w:tc>
+          <w:tcPr>
+            <w:tcW w:w="7920" w:type="dxa"/>
+            <w:tcBorders>
+              <w:top w:val="single" w:sz="4" w:space="0" w:color="D9D9D9"/>
+              <w:left w:val="single" w:sz="4" w:space="0" w:color="D9D9D9"/>
+              <w:bottom w:val="single" w:sz="4" w:space="0" w:color="D9D9D9"/>
+              <w:right w:val="single" w:sz="4" w:space="0" w:color="D9D9D9"/>
+            </w:tcBorders>
+            <w:shd w:val="clear" w:color="auto" w:fill="FFFFFF"/>
+            <w:tcMar>
+              <w:top w:w="70" w:type="dxa"/>
+              <w:left w:w="90" w:type="dxa"/>
+              <w:bottom w:w="70" w:type="dxa"/>
+              <w:right w:w="90" w:type="dxa"/>
+            </w:tcMar>
+            <w:vAlign w:val="center"/>
+          </w:tcPr>
+          <w:p>
+            <w:pPr>
+              <w:spacing w:after="0"/>
+            </w:pPr>
+            <w:r>
+              <w:t>New, empty 1-gallon F-style metal container</w:t>
+            </w:r>
+          </w:p>
+        </w:tc>
+      </w:tr>
+      <w:tr>
+        <w:trPr>
+          <w:cantSplit/>
+          <w:jc w:val="center"/>
+        </w:trPr>
+        <w:tc>
+          <w:tcPr>
+            <w:tcW w:w="2160" w:type="dxa"/>
+            <w:tcBorders>
+              <w:top w:val="single" w:sz="4" w:space="0" w:color="D9D9D9"/>
+              <w:left w:val="single" w:sz="4" w:space="0" w:color="D9D9D9"/>
+              <w:bottom w:val="single" w:sz="4" w:space="0" w:color="D9D9D9"/>
+              <w:right w:val="single" w:sz="4" w:space="0" w:color="D9D9D9"/>
+            </w:tcBorders>
+            <w:shd w:val="clear" w:color="auto" w:fill="F3F5F7"/>
+            <w:tcMar>
+              <w:top w:w="70" w:type="dxa"/>
+              <w:left w:w="90" w:type="dxa"/>
+              <w:bottom w:w="70" w:type="dxa"/>
+              <w:right w:w="90" w:type="dxa"/>
+            </w:tcMar>
+            <w:vAlign w:val="center"/>
+          </w:tcPr>
+          <w:p>
+            <w:pPr>
+              <w:spacing w:after="0"/>
+            </w:pPr>
+            <w:r>
+              <w:t>Copper probe</w:t>
+            </w:r>
+          </w:p>
+        </w:tc>
+        <w:tc>
+          <w:tcPr>
+            <w:tcW w:w="7920" w:type="dxa"/>
+            <w:tcBorders>
+              <w:top w:val="single" w:sz="4" w:space="0" w:color="D9D9D9"/>
+              <w:left w:val="single" w:sz="4" w:space="0" w:color="D9D9D9"/>
+              <w:bottom w:val="single" w:sz="4" w:space="0" w:color="D9D9D9"/>
+              <w:right w:val="single" w:sz="4" w:space="0" w:color="D9D9D9"/>
+            </w:tcBorders>
+            <w:shd w:val="clear" w:color="auto" w:fill="F3F5F7"/>
+            <w:tcMar>
+              <w:top w:w="70" w:type="dxa"/>
+              <w:left w:w="90" w:type="dxa"/>
+              <w:bottom w:w="70" w:type="dxa"/>
+              <w:right w:w="90" w:type="dxa"/>
+            </w:tcMar>
+            <w:vAlign w:val="center"/>
+          </w:tcPr>
+          <w:p>
+            <w:pPr>
+              <w:spacing w:after="0"/>
+            </w:pPr>
+            <w:r>
+              <w:t>4- or 6-gauge copper wire, 5.25 cm long</w:t>
+            </w:r>
+          </w:p>
+        </w:tc>
+      </w:tr>
+      <w:tr>
+        <w:trPr>
+          <w:cantSplit/>
+          <w:jc w:val="center"/>
+        </w:trPr>
+        <w:tc>
+          <w:tcPr>
+            <w:tcW w:w="2160" w:type="dxa"/>
+            <w:tcBorders>
+              <w:top w:val="single" w:sz="4" w:space="0" w:color="D9D9D9"/>
+              <w:left w:val="single" w:sz="4" w:space="0" w:color="D9D9D9"/>
+              <w:bottom w:val="single" w:sz="4" w:space="0" w:color="D9D9D9"/>
+              <w:right w:val="single" w:sz="4" w:space="0" w:color="D9D9D9"/>
+            </w:tcBorders>
+            <w:shd w:val="clear" w:color="auto" w:fill="FFFFFF"/>
+            <w:tcMar>
+              <w:top w:w="70" w:type="dxa"/>
+              <w:left w:w="90" w:type="dxa"/>
+              <w:bottom w:w="70" w:type="dxa"/>
+              <w:right w:w="90" w:type="dxa"/>
+            </w:tcMar>
+            <w:vAlign w:val="center"/>
+          </w:tcPr>
+          <w:p>
+            <w:pPr>
+              <w:spacing w:after="0"/>
+            </w:pPr>
+            <w:r>
+              <w:t>Connector</w:t>
+            </w:r>
+          </w:p>
+        </w:tc>
+        <w:tc>
+          <w:tcPr>
+            <w:tcW w:w="7920" w:type="dxa"/>
+            <w:tcBorders>
+              <w:top w:val="single" w:sz="4" w:space="0" w:color="D9D9D9"/>
+              <w:left w:val="single" w:sz="4" w:space="0" w:color="D9D9D9"/>
+              <w:bottom w:val="single" w:sz="4" w:space="0" w:color="D9D9D9"/>
+              <w:right w:val="single" w:sz="4" w:space="0" w:color="D9D9D9"/>
+            </w:tcBorders>
+            <w:shd w:val="clear" w:color="auto" w:fill="FFFFFF"/>
+            <w:tcMar>
+              <w:top w:w="70" w:type="dxa"/>
+              <w:left w:w="90" w:type="dxa"/>
+              <w:bottom w:w="70" w:type="dxa"/>
+              <w:right w:w="90" w:type="dxa"/>
+            </w:tcMar>
+            <w:vAlign w:val="center"/>
+          </w:tcPr>
+          <w:p>
+            <w:pPr>
+              <w:spacing w:after="0"/>
+            </w:pPr>
+            <w:r>
+              <w:t>Four-hole, panel-mount male bulkhead SMA feedthrough</w:t>
+            </w:r>
+          </w:p>
+        </w:tc>
+      </w:tr>
+      <w:tr>
+        <w:trPr>
+          <w:cantSplit/>
+          <w:jc w:val="center"/>
+        </w:trPr>
+        <w:tc>
+          <w:tcPr>
+            <w:tcW w:w="2160" w:type="dxa"/>
+            <w:tcBorders>
+              <w:top w:val="single" w:sz="4" w:space="0" w:color="D9D9D9"/>
+              <w:left w:val="single" w:sz="4" w:space="0" w:color="D9D9D9"/>
+              <w:bottom w:val="single" w:sz="4" w:space="0" w:color="D9D9D9"/>
+              <w:right w:val="single" w:sz="4" w:space="0" w:color="D9D9D9"/>
+            </w:tcBorders>
+            <w:shd w:val="clear" w:color="auto" w:fill="F3F5F7"/>
+            <w:tcMar>
+              <w:top w:w="70" w:type="dxa"/>
+              <w:left w:w="90" w:type="dxa"/>
+              <w:bottom w:w="70" w:type="dxa"/>
+              <w:right w:w="90" w:type="dxa"/>
+            </w:tcMar>
+            <w:vAlign w:val="center"/>
+          </w:tcPr>
+          <w:p>
+            <w:pPr>
+              <w:spacing w:after="0"/>
+            </w:pPr>
+            <w:r>
+              <w:t>Aluminum flashing</w:t>
+            </w:r>
+          </w:p>
+        </w:tc>
+        <w:tc>
+          <w:tcPr>
+            <w:tcW w:w="7920" w:type="dxa"/>
+            <w:tcBorders>
+              <w:top w:val="single" w:sz="4" w:space="0" w:color="D9D9D9"/>
+              <w:left w:val="single" w:sz="4" w:space="0" w:color="D9D9D9"/>
+              <w:bottom w:val="single" w:sz="4" w:space="0" w:color="D9D9D9"/>
+              <w:right w:val="single" w:sz="4" w:space="0" w:color="D9D9D9"/>
+            </w:tcBorders>
+            <w:shd w:val="clear" w:color="auto" w:fill="F3F5F7"/>
+            <w:tcMar>
+              <w:top w:w="70" w:type="dxa"/>
+              <w:left w:w="90" w:type="dxa"/>
+              <w:bottom w:w="70" w:type="dxa"/>
+              <w:right w:w="90" w:type="dxa"/>
+            </w:tcMar>
+            <w:vAlign w:val="center"/>
+          </w:tcPr>
+          <w:p>
+            <w:pPr>
+              <w:spacing w:after="0"/>
+            </w:pPr>
+            <w:r>
+              <w:t>Two pieces, each 2 × 6 inches</w:t>
+            </w:r>
+          </w:p>
+        </w:tc>
+      </w:tr>
+      <w:tr>
+        <w:trPr>
+          <w:cantSplit/>
+          <w:jc w:val="center"/>
+        </w:trPr>
+        <w:tc>
+          <w:tcPr>
+            <w:tcW w:w="2160" w:type="dxa"/>
+            <w:tcBorders>
+              <w:top w:val="single" w:sz="4" w:space="0" w:color="D9D9D9"/>
+              <w:left w:val="single" w:sz="4" w:space="0" w:color="D9D9D9"/>
+              <w:bottom w:val="single" w:sz="4" w:space="0" w:color="D9D9D9"/>
+              <w:right w:val="single" w:sz="4" w:space="0" w:color="D9D9D9"/>
+            </w:tcBorders>
+            <w:shd w:val="clear" w:color="auto" w:fill="FFFFFF"/>
+            <w:tcMar>
+              <w:top w:w="70" w:type="dxa"/>
+              <w:left w:w="90" w:type="dxa"/>
+              <w:bottom w:w="70" w:type="dxa"/>
+              <w:right w:w="90" w:type="dxa"/>
+            </w:tcMar>
+            <w:vAlign w:val="center"/>
+          </w:tcPr>
+          <w:p>
+            <w:pPr>
+              <w:spacing w:after="0"/>
+            </w:pPr>
+            <w:r>
+              <w:t>Tape</w:t>
+            </w:r>
+          </w:p>
+        </w:tc>
+        <w:tc>
+          <w:tcPr>
+            <w:tcW w:w="7920" w:type="dxa"/>
+            <w:tcBorders>
+              <w:top w:val="single" w:sz="4" w:space="0" w:color="D9D9D9"/>
+              <w:left w:val="single" w:sz="4" w:space="0" w:color="D9D9D9"/>
+              <w:bottom w:val="single" w:sz="4" w:space="0" w:color="D9D9D9"/>
+              <w:right w:val="single" w:sz="4" w:space="0" w:color="D9D9D9"/>
+            </w:tcBorders>
+            <w:shd w:val="clear" w:color="auto" w:fill="FFFFFF"/>
+            <w:tcMar>
+              <w:top w:w="70" w:type="dxa"/>
+              <w:left w:w="90" w:type="dxa"/>
+              <w:bottom w:w="70" w:type="dxa"/>
+              <w:right w:w="90" w:type="dxa"/>
+            </w:tcMar>
+            <w:vAlign w:val="center"/>
+          </w:tcPr>
+          <w:p>
+            <w:pPr>
+              <w:spacing w:after="0"/>
+            </w:pPr>
+            <w:r>
+              <w:t>Aluminum foil tape and duct tape</w:t>
+            </w:r>
+          </w:p>
+        </w:tc>
+      </w:tr>
+    </w:tbl>
+    <w:p>
+      <w:r>
+        <w:t>One insulation sheet makes one horn; two sheets can make three horns. Foil tape covers the interior seams and protects the exposed edges.</w:t>
+      </w:r>
+    </w:p>
+    <w:p>
+      <w:r>
+        <w:t>Use a new, empty can. Do not cut, drill, or heat a container that held flammable liquid.</w:t>
       </w:r>
     </w:p>
     <w:p>
       <w:pPr>
-        <w:pStyle w:val="ListBullet"/>
-      </w:pPr>
-      <w:r>
-        <w:t>4’ × 8’ sheet of aluminized home insulation board – one sheet can make one horn; two sheets can make 3 horns</w:t>
-      </w:r>
-    </w:p>
-    <w:p>
-      <w:pPr>
-        <w:pStyle w:val="ListBullet"/>
-      </w:pPr>
-      <w:r>
-        <w:t>1 gallon square paint thinner can (F-style metal gallon container)</w:t>
-      </w:r>
-    </w:p>
-    <w:p>
-      <w:pPr>
-        <w:pStyle w:val="ListBullet"/>
-      </w:pPr>
-      <w:r>
-        <w:t>Copper wire for probe (gauge 4 or 6) – the probe is 5.25 cm long</w:t>
-      </w:r>
-    </w:p>
-    <w:p>
-      <w:pPr>
-        <w:pStyle w:val="ListBullet"/>
-      </w:pPr>
-      <w:r>
-        <w:t>Panel mount 4 hole male bulkhead SMA connector for the feedthrough</w:t>
-      </w:r>
-    </w:p>
-    <w:p>
-      <w:pPr>
-        <w:pStyle w:val="ListBullet"/>
-      </w:pPr>
-      <w:r>
-        <w:t>Aluminum flashing – for providing support between the horn and the can</w:t>
-      </w:r>
-    </w:p>
-    <w:p>
-      <w:pPr>
-        <w:pStyle w:val="ListBullet"/>
-      </w:pPr>
-      <w:r>
-        <w:t>Foil tape – e.g. 3M HVAC tape or Metal Repair tape – for taping the horn interior</w:t>
-      </w:r>
-    </w:p>
-    <w:p>
-      <w:pPr>
-        <w:pStyle w:val="ListBullet"/>
-      </w:pPr>
-      <w:r>
-        <w:t>Duct tape – because you can’t do a building project without it.</w:t>
-      </w:r>
-    </w:p>
-    <w:p>
-      <w:pPr>
-        <w:pStyle w:val="Heading1"/>
-      </w:pPr>
-      <w:r>
-        <w:t>ASSEMBLING THE HORN</w:t>
-      </w:r>
-    </w:p>
-    <w:p>
-      <w:r>
-        <w:t>1. Cut the horn sides out of the 4’ × 8’ sheet of aluminized home insulation  board, as illustrated below:</w:t>
-      </w:r>
-    </w:p>
-    <w:p>
-      <w:pPr>
-        <w:spacing w:before="100" w:after="160"/>
+        <w:keepNext/>
+        <w:spacing w:before="80" w:after="60"/>
         <w:jc w:val="center"/>
       </w:pPr>
       <w:r>
         <w:rPr>
           <w:noProof/>
         </w:rPr>
-        <w:lastRenderedPageBreak/>
         <w:drawing>
-          <wp:inline distT="0" distB="0" distL="0" distR="0" wp14:anchorId="06EB2A66" wp14:editId="06C637F1">
-            <wp:extent cx="4573777" cy="5029175"/>
+          <wp:inline distT="0" distB="0" distL="0" distR="0" wp14:anchorId="32502C47" wp14:editId="48BF6387">
+            <wp:extent cx="1707961" cy="1508760"/>
             <wp:effectExtent l="0" t="0" r="0" b="0"/>
-            <wp:docPr id="1" name="Picture 1" descr="Horn and can assembly illustration"/>
+            <wp:docPr id="1" name="Picture 1" descr="Figure 1. An assembled foil-faced horn."/>
             <wp:cNvGraphicFramePr>
               <a:graphicFrameLocks xmlns:a="http://schemas.openxmlformats.org/drawingml/2006/main" noChangeAspect="1"/>
             </wp:cNvGraphicFramePr>
@@ -156,7 +505,7 @@
               <a:graphicData uri="http://schemas.openxmlformats.org/drawingml/2006/picture">
                 <pic:pic xmlns:pic="http://schemas.openxmlformats.org/drawingml/2006/picture">
                   <pic:nvPicPr>
-                    <pic:cNvPr id="0" name="horn-and-can-assembly-2021-2-1.png"/>
+                    <pic:cNvPr id="0" name="image3.png"/>
                     <pic:cNvPicPr/>
                   </pic:nvPicPr>
                   <pic:blipFill>
@@ -168,59 +517,7 @@
                   <pic:spPr>
                     <a:xfrm>
                       <a:off x="0" y="0"/>
-                      <a:ext cx="4573777" cy="5029175"/>
-                    </a:xfrm>
-                    <a:prstGeom prst="rect">
-                      <a:avLst/>
-                    </a:prstGeom>
-                  </pic:spPr>
-                </pic:pic>
-              </a:graphicData>
-            </a:graphic>
-          </wp:inline>
-        </w:drawing>
-      </w:r>
-    </w:p>
-    <w:p>
-      <w:r>
-        <w:t>2. With the silver side of the panels facing upward, align the panels side by  side and use the foil tape to tape the panels together, as shown below:</w:t>
-      </w:r>
-    </w:p>
-    <w:p>
-      <w:pPr>
-        <w:spacing w:before="100" w:after="160"/>
-        <w:jc w:val="center"/>
-      </w:pPr>
-      <w:r>
-        <w:rPr>
-          <w:noProof/>
-        </w:rPr>
-        <w:lastRenderedPageBreak/>
-        <w:drawing>
-          <wp:inline distT="0" distB="0" distL="0" distR="0" wp14:anchorId="7D5CC475" wp14:editId="6AE9A746">
-            <wp:extent cx="4466166" cy="5029377"/>
-            <wp:effectExtent l="0" t="0" r="0" b="0"/>
-            <wp:docPr id="2" name="Picture 2" descr="Horn and can assembly illustration"/>
-            <wp:cNvGraphicFramePr>
-              <a:graphicFrameLocks xmlns:a="http://schemas.openxmlformats.org/drawingml/2006/main" noChangeAspect="1"/>
-            </wp:cNvGraphicFramePr>
-            <a:graphic xmlns:a="http://schemas.openxmlformats.org/drawingml/2006/main">
-              <a:graphicData uri="http://schemas.openxmlformats.org/drawingml/2006/picture">
-                <pic:pic xmlns:pic="http://schemas.openxmlformats.org/drawingml/2006/picture">
-                  <pic:nvPicPr>
-                    <pic:cNvPr id="0" name="horn-and-can-assembly-2021-3-1.png"/>
-                    <pic:cNvPicPr/>
-                  </pic:nvPicPr>
-                  <pic:blipFill>
-                    <a:blip r:embed="rId9"/>
-                    <a:stretch>
-                      <a:fillRect/>
-                    </a:stretch>
-                  </pic:blipFill>
-                  <pic:spPr>
-                    <a:xfrm>
-                      <a:off x="0" y="0"/>
-                      <a:ext cx="4466166" cy="5029377"/>
+                      <a:ext cx="1707961" cy="1508760"/>
                     </a:xfrm>
                     <a:prstGeom prst="rect">
                       <a:avLst/>
@@ -235,7 +532,32 @@
     </w:p>
     <w:p>
       <w:pPr>
-        <w:spacing w:before="100" w:after="160"/>
+        <w:pStyle w:val="Caption"/>
+        <w:jc w:val="center"/>
+      </w:pPr>
+      <w:r>
+        <w:t>Figure 1. An assembled foil-faced horn.</w:t>
+      </w:r>
+    </w:p>
+    <w:p>
+      <w:pPr>
+        <w:pStyle w:val="Heading1"/>
+        <w:pageBreakBefore/>
+      </w:pPr>
+      <w:r>
+        <w:lastRenderedPageBreak/>
+        <w:t>Cut the horn panels</w:t>
+      </w:r>
+    </w:p>
+    <w:p>
+      <w:r>
+        <w:t>Cut two large panels and two small panels using the layout in Figure 2. Keep the shorter edges accurate so they fit the can opening.</w:t>
+      </w:r>
+    </w:p>
+    <w:p>
+      <w:pPr>
+        <w:keepNext/>
+        <w:spacing w:before="80" w:after="60"/>
         <w:jc w:val="center"/>
       </w:pPr>
       <w:r>
@@ -243,10 +565,10 @@
           <w:noProof/>
         </w:rPr>
         <w:drawing>
-          <wp:inline distT="0" distB="0" distL="0" distR="0" wp14:anchorId="20C3227D" wp14:editId="790EEB33">
-            <wp:extent cx="3620770" cy="3198477"/>
+          <wp:inline distT="0" distB="0" distL="0" distR="0" wp14:anchorId="715A13AC" wp14:editId="27B1A153">
+            <wp:extent cx="4823280" cy="5303520"/>
             <wp:effectExtent l="0" t="0" r="0" b="0"/>
-            <wp:docPr id="3" name="Picture 3" descr="Horn and can assembly illustration"/>
+            <wp:docPr id="2" name="Picture 2" descr="Figure 2. Panel dimensions and cutting layout for a 4 × 8-foot sheet."/>
             <wp:cNvGraphicFramePr>
               <a:graphicFrameLocks xmlns:a="http://schemas.openxmlformats.org/drawingml/2006/main" noChangeAspect="1"/>
             </wp:cNvGraphicFramePr>
@@ -254,11 +576,11 @@
               <a:graphicData uri="http://schemas.openxmlformats.org/drawingml/2006/picture">
                 <pic:pic xmlns:pic="http://schemas.openxmlformats.org/drawingml/2006/picture">
                   <pic:nvPicPr>
-                    <pic:cNvPr id="0" name="horn-and-can-assembly-2021-4-3.png"/>
+                    <pic:cNvPr id="0" name="image1.png"/>
                     <pic:cNvPicPr/>
                   </pic:nvPicPr>
                   <pic:blipFill>
-                    <a:blip r:embed="rId10"/>
+                    <a:blip r:embed="rId9"/>
                     <a:stretch>
                       <a:fillRect/>
                     </a:stretch>
@@ -266,102 +588,7 @@
                   <pic:spPr>
                     <a:xfrm>
                       <a:off x="0" y="0"/>
-                      <a:ext cx="3620770" cy="3198477"/>
-                    </a:xfrm>
-                    <a:prstGeom prst="rect">
-                      <a:avLst/>
-                    </a:prstGeom>
-                  </pic:spPr>
-                </pic:pic>
-              </a:graphicData>
-            </a:graphic>
-          </wp:inline>
-        </w:drawing>
-      </w:r>
-    </w:p>
-    <w:p>
-      <w:r>
-        <w:lastRenderedPageBreak/>
-        <w:t>3. Complete the horn assembly by taping the remaining edges together to  form a square pyramid horn.</w:t>
-      </w:r>
-    </w:p>
-    <w:p>
-      <w:r>
-        <w:t xml:space="preserve">NOTE: The silvered faces of the panels are the inside surface of the horn. </w:t>
-      </w:r>
-    </w:p>
-    <w:p>
-      <w:r>
-        <w:t>4. Tape over the top and bottom edges of the horn using the foil tape so that  the edges are sealed. This provides protection to the horn edges from  damage. (It also looks nice.)</w:t>
-      </w:r>
-    </w:p>
-    <w:p>
-      <w:pPr>
-        <w:pStyle w:val="Heading1"/>
-      </w:pPr>
-      <w:r>
-        <w:t>ASSEMBLING THE CAN</w:t>
-      </w:r>
-    </w:p>
-    <w:p>
-      <w:r>
-        <w:t>1. Cut off the bottom of the can using a smooth edge can opener (e.g. an  Oxo Smooth-edge can opener).</w:t>
-      </w:r>
-    </w:p>
-    <w:p>
-      <w:r>
-        <w:t>2. Solder the 5.25 cm long copper probe to the pin of the SMA feedthrough.  See below.</w:t>
-      </w:r>
-    </w:p>
-    <w:p>
-      <w:r>
-        <w:t>3. Drill a ¼ “ hole through the side of the can along the midpoint at a  distance of 5.25 cm from the capped end of the can, as illustrated below.</w:t>
-      </w:r>
-    </w:p>
-    <w:p>
-      <w:r>
-        <w:t>Suggestion: Place a block of wood on the inside of the can as you drill. This helps prevent the can from collapsing during drilling.</w:t>
-      </w:r>
-    </w:p>
-    <w:p>
-      <w:r>
-        <w:t>4. Solder the SMA feedthrough to the can with the copper probe extending  into the can.</w:t>
-      </w:r>
-    </w:p>
-    <w:p>
-      <w:pPr>
-        <w:spacing w:before="100" w:after="160"/>
-        <w:jc w:val="center"/>
-      </w:pPr>
-      <w:r>
-        <w:rPr>
-          <w:noProof/>
-        </w:rPr>
-        <w:drawing>
-          <wp:inline distT="0" distB="0" distL="0" distR="0" wp14:anchorId="4C6202E8" wp14:editId="67165007">
-            <wp:extent cx="2103120" cy="3231622"/>
-            <wp:effectExtent l="0" t="0" r="0" b="0"/>
-            <wp:docPr id="4" name="Picture 4" descr="Horn and can assembly illustration"/>
-            <wp:cNvGraphicFramePr>
-              <a:graphicFrameLocks xmlns:a="http://schemas.openxmlformats.org/drawingml/2006/main" noChangeAspect="1"/>
-            </wp:cNvGraphicFramePr>
-            <a:graphic xmlns:a="http://schemas.openxmlformats.org/drawingml/2006/main">
-              <a:graphicData uri="http://schemas.openxmlformats.org/drawingml/2006/picture">
-                <pic:pic xmlns:pic="http://schemas.openxmlformats.org/drawingml/2006/picture">
-                  <pic:nvPicPr>
-                    <pic:cNvPr id="0" name="horn-and-can-assembly-2021-4-4.png"/>
-                    <pic:cNvPicPr/>
-                  </pic:nvPicPr>
-                  <pic:blipFill>
-                    <a:blip r:embed="rId11"/>
-                    <a:stretch>
-                      <a:fillRect/>
-                    </a:stretch>
-                  </pic:blipFill>
-                  <pic:spPr>
-                    <a:xfrm>
-                      <a:off x="0" y="0"/>
-                      <a:ext cx="2103120" cy="3231622"/>
+                      <a:ext cx="4823280" cy="5303520"/>
                     </a:xfrm>
                     <a:prstGeom prst="rect">
                       <a:avLst/>
@@ -376,19 +603,48 @@
     </w:p>
     <w:p>
       <w:pPr>
-        <w:spacing w:before="100" w:after="160"/>
+        <w:pStyle w:val="Caption"/>
+        <w:jc w:val="center"/>
+      </w:pPr>
+      <w:r>
+        <w:t>Figure 2. Panel dimensions and cutting layout for a 4 × 8-foot sheet.</w:t>
+      </w:r>
+    </w:p>
+    <w:p>
+      <w:pPr>
+        <w:pStyle w:val="Heading1"/>
+        <w:pageBreakBefore/>
+      </w:pPr>
+      <w:r>
+        <w:lastRenderedPageBreak/>
+        <w:t>Join the horn panels</w:t>
+      </w:r>
+    </w:p>
+    <w:p>
+      <w:r>
+        <w:t>Lay the panels flat with their foil faces upward. Alternate large and small panels, matching the short edges carefully.</w:t>
+      </w:r>
+    </w:p>
+    <w:p>
+      <w:r>
+        <w:t>Tape the adjoining edges with foil tape. Fold the panels into a horn, keeping the foil faces inside. Tape the remaining seam, then seal the top and bottom edges.</w:t>
+      </w:r>
+    </w:p>
+    <w:p>
+      <w:pPr>
+        <w:keepNext/>
+        <w:spacing w:before="80" w:after="60"/>
         <w:jc w:val="center"/>
       </w:pPr>
       <w:r>
         <w:rPr>
           <w:noProof/>
         </w:rPr>
-        <w:lastRenderedPageBreak/>
         <w:drawing>
-          <wp:inline distT="0" distB="0" distL="0" distR="0" wp14:anchorId="5E08FCE6" wp14:editId="19DAF406">
-            <wp:extent cx="2103120" cy="2604588"/>
+          <wp:inline distT="0" distB="0" distL="0" distR="0" wp14:anchorId="6486C019" wp14:editId="20845BD8">
+            <wp:extent cx="4425409" cy="4983480"/>
             <wp:effectExtent l="0" t="0" r="0" b="0"/>
-            <wp:docPr id="5" name="Picture 5" descr="Horn and can assembly illustration"/>
+            <wp:docPr id="3" name="Picture 3" descr="Figure 3. Panel order and seam taping before folding the horn."/>
             <wp:cNvGraphicFramePr>
               <a:graphicFrameLocks xmlns:a="http://schemas.openxmlformats.org/drawingml/2006/main" noChangeAspect="1"/>
             </wp:cNvGraphicFramePr>
@@ -396,11 +652,11 @@
               <a:graphicData uri="http://schemas.openxmlformats.org/drawingml/2006/picture">
                 <pic:pic xmlns:pic="http://schemas.openxmlformats.org/drawingml/2006/picture">
                   <pic:nvPicPr>
-                    <pic:cNvPr id="0" name="horn-and-can-assembly-2021-4-1.png"/>
+                    <pic:cNvPr id="0" name="image2.png"/>
                     <pic:cNvPicPr/>
                   </pic:nvPicPr>
                   <pic:blipFill>
-                    <a:blip r:embed="rId12"/>
+                    <a:blip r:embed="rId10"/>
                     <a:stretch>
                       <a:fillRect/>
                     </a:stretch>
@@ -408,7 +664,7 @@
                   <pic:spPr>
                     <a:xfrm>
                       <a:off x="0" y="0"/>
-                      <a:ext cx="2103120" cy="2604588"/>
+                      <a:ext cx="4425409" cy="4983480"/>
                     </a:xfrm>
                     <a:prstGeom prst="rect">
                       <a:avLst/>
@@ -423,7 +679,87 @@
     </w:p>
     <w:p>
       <w:pPr>
-        <w:spacing w:before="100" w:after="160"/>
+        <w:pStyle w:val="Caption"/>
+        <w:jc w:val="center"/>
+      </w:pPr>
+      <w:r>
+        <w:t>Figure 3. Panel order and seam taping before folding the horn.</w:t>
+      </w:r>
+    </w:p>
+    <w:p>
+      <w:pPr>
+        <w:pStyle w:val="Heading1"/>
+        <w:pageBreakBefore/>
+      </w:pPr>
+      <w:r>
+        <w:lastRenderedPageBreak/>
+        <w:t>Prepare the can receiver</w:t>
+      </w:r>
+    </w:p>
+    <w:p>
+      <w:pPr>
+        <w:pStyle w:val="ListNumber"/>
+        <w:numPr>
+          <w:ilvl w:val="0"/>
+          <w:numId w:val="10"/>
+        </w:numPr>
+      </w:pPr>
+      <w:r>
+        <w:t>Remove the bottom of the can with a smooth-edge can opener.</w:t>
+      </w:r>
+    </w:p>
+    <w:p>
+      <w:pPr>
+        <w:pStyle w:val="ListNumber"/>
+        <w:numPr>
+          <w:ilvl w:val="0"/>
+          <w:numId w:val="10"/>
+        </w:numPr>
+      </w:pPr>
+      <w:r>
+        <w:t>Solder the 5.25 cm copper probe to the SMA feedthrough pin.</w:t>
+      </w:r>
+    </w:p>
+    <w:p>
+      <w:pPr>
+        <w:pStyle w:val="ListNumber"/>
+        <w:numPr>
+          <w:ilvl w:val="0"/>
+          <w:numId w:val="10"/>
+        </w:numPr>
+      </w:pPr>
+      <w:r>
+        <w:t>Mark the midpoint of the can side, 5.25 cm from the capped end. Drill a 1/4-inch hole at this point.</w:t>
+      </w:r>
+    </w:p>
+    <w:p>
+      <w:pPr>
+        <w:pStyle w:val="ListNumber"/>
+        <w:numPr>
+          <w:ilvl w:val="0"/>
+          <w:numId w:val="10"/>
+        </w:numPr>
+      </w:pPr>
+      <w:r>
+        <w:t>Place a wood block inside the can while drilling to prevent the wall from bending. Remove the block afterward.</w:t>
+      </w:r>
+    </w:p>
+    <w:p>
+      <w:pPr>
+        <w:pStyle w:val="ListNumber"/>
+        <w:numPr>
+          <w:ilvl w:val="0"/>
+          <w:numId w:val="10"/>
+        </w:numPr>
+      </w:pPr>
+      <w:r>
+        <w:t>Solder the SMA feedthrough to the can with the copper probe extending inside. Keep the probe clear of the metal wall.</w:t>
+      </w:r>
+    </w:p>
+    <w:p>
+      <w:pPr>
+        <w:keepNext/>
+        <w:spacing w:after="60"/>
         <w:jc w:val="center"/>
       </w:pPr>
       <w:r>
@@ -431,10 +767,10 @@
           <w:noProof/>
         </w:rPr>
         <w:drawing>
-          <wp:inline distT="0" distB="0" distL="0" distR="0" wp14:anchorId="7FD0564E" wp14:editId="768BDD27">
-            <wp:extent cx="2103120" cy="2029732"/>
+          <wp:inline distT="0" distB="0" distL="0" distR="0" wp14:anchorId="10C4425E" wp14:editId="5432BBE8">
+            <wp:extent cx="1517469" cy="2331720"/>
             <wp:effectExtent l="0" t="0" r="0" b="0"/>
-            <wp:docPr id="6" name="Picture 6" descr="Horn and can assembly illustration"/>
+            <wp:docPr id="4" name="Picture 4" descr="The copper probe soldered to the SMA pin."/>
             <wp:cNvGraphicFramePr>
               <a:graphicFrameLocks xmlns:a="http://schemas.openxmlformats.org/drawingml/2006/main" noChangeAspect="1"/>
             </wp:cNvGraphicFramePr>
@@ -442,7 +778,93 @@
               <a:graphicData uri="http://schemas.openxmlformats.org/drawingml/2006/picture">
                 <pic:pic xmlns:pic="http://schemas.openxmlformats.org/drawingml/2006/picture">
                   <pic:nvPicPr>
-                    <pic:cNvPr id="0" name="horn-and-can-assembly-2021-4-2.png"/>
+                    <pic:cNvPr id="0" name="image4.png"/>
+                    <pic:cNvPicPr/>
+                  </pic:nvPicPr>
+                  <pic:blipFill>
+                    <a:blip r:embed="rId11"/>
+                    <a:stretch>
+                      <a:fillRect/>
+                    </a:stretch>
+                  </pic:blipFill>
+                  <pic:spPr>
+                    <a:xfrm>
+                      <a:off x="0" y="0"/>
+                      <a:ext cx="1517469" cy="2331720"/>
+                    </a:xfrm>
+                    <a:prstGeom prst="rect">
+                      <a:avLst/>
+                    </a:prstGeom>
+                  </pic:spPr>
+                </pic:pic>
+              </a:graphicData>
+            </a:graphic>
+          </wp:inline>
+        </w:drawing>
+      </w:r>
+      <w:r>
+        <w:t xml:space="preserve">   </w:t>
+      </w:r>
+      <w:r>
+        <w:rPr>
+          <w:noProof/>
+        </w:rPr>
+        <w:drawing>
+          <wp:inline distT="0" distB="0" distL="0" distR="0" wp14:anchorId="395F901E" wp14:editId="2228AAC3">
+            <wp:extent cx="1882788" cy="2331720"/>
+            <wp:effectExtent l="0" t="0" r="0" b="0"/>
+            <wp:docPr id="5" name="Picture 5" descr="The drilled can before the feedthrough is attached."/>
+            <wp:cNvGraphicFramePr>
+              <a:graphicFrameLocks xmlns:a="http://schemas.openxmlformats.org/drawingml/2006/main" noChangeAspect="1"/>
+            </wp:cNvGraphicFramePr>
+            <a:graphic xmlns:a="http://schemas.openxmlformats.org/drawingml/2006/main">
+              <a:graphicData uri="http://schemas.openxmlformats.org/drawingml/2006/picture">
+                <pic:pic xmlns:pic="http://schemas.openxmlformats.org/drawingml/2006/picture">
+                  <pic:nvPicPr>
+                    <pic:cNvPr id="0" name="image5.png"/>
+                    <pic:cNvPicPr/>
+                  </pic:nvPicPr>
+                  <pic:blipFill>
+                    <a:blip r:embed="rId12"/>
+                    <a:stretch>
+                      <a:fillRect/>
+                    </a:stretch>
+                  </pic:blipFill>
+                  <pic:spPr>
+                    <a:xfrm>
+                      <a:off x="0" y="0"/>
+                      <a:ext cx="1882788" cy="2331720"/>
+                    </a:xfrm>
+                    <a:prstGeom prst="rect">
+                      <a:avLst/>
+                    </a:prstGeom>
+                  </pic:spPr>
+                </pic:pic>
+              </a:graphicData>
+            </a:graphic>
+          </wp:inline>
+        </w:drawing>
+      </w:r>
+      <w:r>
+        <w:t xml:space="preserve">   </w:t>
+      </w:r>
+      <w:r>
+        <w:rPr>
+          <w:noProof/>
+        </w:rPr>
+        <w:drawing>
+          <wp:inline distT="0" distB="0" distL="0" distR="0" wp14:anchorId="0D2BC8D8" wp14:editId="63C4BD50">
+            <wp:extent cx="2416027" cy="2331720"/>
+            <wp:effectExtent l="0" t="0" r="0" b="0"/>
+            <wp:docPr id="6" name="Picture 6" descr="The SMA feedthrough soldered to the can."/>
+            <wp:cNvGraphicFramePr>
+              <a:graphicFrameLocks xmlns:a="http://schemas.openxmlformats.org/drawingml/2006/main" noChangeAspect="1"/>
+            </wp:cNvGraphicFramePr>
+            <a:graphic xmlns:a="http://schemas.openxmlformats.org/drawingml/2006/main">
+              <a:graphicData uri="http://schemas.openxmlformats.org/drawingml/2006/picture">
+                <pic:pic xmlns:pic="http://schemas.openxmlformats.org/drawingml/2006/picture">
+                  <pic:nvPicPr>
+                    <pic:cNvPr id="0" name="image6.png"/>
                     <pic:cNvPicPr/>
                   </pic:nvPicPr>
                   <pic:blipFill>
@@ -454,7 +876,7 @@
                   <pic:spPr>
                     <a:xfrm>
                       <a:off x="0" y="0"/>
-                      <a:ext cx="2103120" cy="2029732"/>
+                      <a:ext cx="2416027" cy="2331720"/>
                     </a:xfrm>
                     <a:prstGeom prst="rect">
                       <a:avLst/>
@@ -469,15 +891,92 @@
     </w:p>
     <w:p>
       <w:pPr>
-        <w:pStyle w:val="Heading1"/>
+        <w:pStyle w:val="Caption"/>
+        <w:jc w:val="center"/>
       </w:pPr>
       <w:r>
-        <w:t>ATTACHING THE HORN TO THE CAN</w:t>
+        <w:t>Figure 4. Probe, drilled can, and attached feedthrough, from left to right.</w:t>
+      </w:r>
+    </w:p>
+    <w:p>
+      <w:r>
+        <w:t>The photos show the connector outside the can and the probe extending into the receiver.</w:t>
       </w:r>
     </w:p>
     <w:p>
       <w:pPr>
-        <w:spacing w:before="100" w:after="160"/>
+        <w:pStyle w:val="Heading1"/>
+        <w:pageBreakBefore/>
+      </w:pPr>
+      <w:r>
+        <w:lastRenderedPageBreak/>
+        <w:t>Attach the can to the horn</w:t>
+      </w:r>
+    </w:p>
+    <w:p>
+      <w:pPr>
+        <w:pStyle w:val="ListNumber"/>
+        <w:numPr>
+          <w:ilvl w:val="0"/>
+          <w:numId w:val="11"/>
+        </w:numPr>
+      </w:pPr>
+      <w:r>
+        <w:t>Bend each 2 × 6-inch flashing piece into a squared S shape. The pieces support the joint between the can and horn.</w:t>
+      </w:r>
+    </w:p>
+    <w:p>
+      <w:pPr>
+        <w:pStyle w:val="ListNumber"/>
+        <w:numPr>
+          <w:ilvl w:val="0"/>
+          <w:numId w:val="11"/>
+        </w:numPr>
+      </w:pPr>
+      <w:r>
+        <w:t>Place the horn upside down. Tape the flashing pieces to the horn, as shown at left in Figure 5.</w:t>
+      </w:r>
+    </w:p>
+    <w:p>
+      <w:pPr>
+        <w:pStyle w:val="ListNumber"/>
+        <w:numPr>
+          <w:ilvl w:val="0"/>
+          <w:numId w:val="11"/>
+        </w:numPr>
+      </w:pPr>
+      <w:r>
+        <w:t>Align the open can with the horn opening. Keep the flashing outside the can.</w:t>
+      </w:r>
+    </w:p>
+    <w:p>
+      <w:pPr>
+        <w:pStyle w:val="ListNumber"/>
+        <w:numPr>
+          <w:ilvl w:val="0"/>
+          <w:numId w:val="11"/>
+        </w:numPr>
+      </w:pPr>
+      <w:r>
+        <w:t>Fit the flashing around the joint. Secure it to the can with duct tape or foil tape.</w:t>
+      </w:r>
+    </w:p>
+    <w:p>
+      <w:pPr>
+        <w:pStyle w:val="ListNumber"/>
+        <w:numPr>
+          <w:ilvl w:val="0"/>
+          <w:numId w:val="11"/>
+        </w:numPr>
+      </w:pPr>
+      <w:r>
+        <w:t>Cover the inside seams with foil tape. Close all gaps between the horn and can.</w:t>
+      </w:r>
+    </w:p>
+    <w:p>
+      <w:pPr>
+        <w:keepNext/>
+        <w:spacing w:after="60"/>
         <w:jc w:val="center"/>
       </w:pPr>
       <w:r>
@@ -485,10 +984,10 @@
           <w:noProof/>
         </w:rPr>
         <w:drawing>
-          <wp:inline distT="0" distB="0" distL="0" distR="0" wp14:anchorId="6EB013E1" wp14:editId="73F7A289">
-            <wp:extent cx="2125966" cy="2132944"/>
+          <wp:inline distT="0" distB="0" distL="0" distR="0" wp14:anchorId="0D9FA4C5" wp14:editId="4080D2F6">
+            <wp:extent cx="2141810" cy="2148840"/>
             <wp:effectExtent l="0" t="0" r="0" b="0"/>
-            <wp:docPr id="7" name="Picture 7" descr="Horn and can assembly illustration"/>
+            <wp:docPr id="7" name="Picture 7" descr="Flashing taped to the horn opening."/>
             <wp:cNvGraphicFramePr>
               <a:graphicFrameLocks xmlns:a="http://schemas.openxmlformats.org/drawingml/2006/main" noChangeAspect="1"/>
             </wp:cNvGraphicFramePr>
@@ -496,7 +995,7 @@
               <a:graphicData uri="http://schemas.openxmlformats.org/drawingml/2006/picture">
                 <pic:pic xmlns:pic="http://schemas.openxmlformats.org/drawingml/2006/picture">
                   <pic:nvPicPr>
-                    <pic:cNvPr id="0" name="horn-and-can-assembly-2021-5-2.png"/>
+                    <pic:cNvPr id="0" name="image7.png"/>
                     <pic:cNvPicPr/>
                   </pic:nvPicPr>
                   <pic:blipFill>
@@ -508,7 +1007,50 @@
                   <pic:spPr>
                     <a:xfrm>
                       <a:off x="0" y="0"/>
-                      <a:ext cx="2125966" cy="2132944"/>
+                      <a:ext cx="2141810" cy="2148840"/>
+                    </a:xfrm>
+                    <a:prstGeom prst="rect">
+                      <a:avLst/>
+                    </a:prstGeom>
+                  </pic:spPr>
+                </pic:pic>
+              </a:graphicData>
+            </a:graphic>
+          </wp:inline>
+        </w:drawing>
+      </w:r>
+      <w:r>
+        <w:t xml:space="preserve">   </w:t>
+      </w:r>
+      <w:r>
+        <w:rPr>
+          <w:noProof/>
+        </w:rPr>
+        <w:drawing>
+          <wp:inline distT="0" distB="0" distL="0" distR="0" wp14:anchorId="292A0674" wp14:editId="4C4656DF">
+            <wp:extent cx="1590966" cy="2148840"/>
+            <wp:effectExtent l="0" t="0" r="0" b="0"/>
+            <wp:docPr id="8" name="Picture 8" descr="The can aligned with the horn and flashing."/>
+            <wp:cNvGraphicFramePr>
+              <a:graphicFrameLocks xmlns:a="http://schemas.openxmlformats.org/drawingml/2006/main" noChangeAspect="1"/>
+            </wp:cNvGraphicFramePr>
+            <a:graphic xmlns:a="http://schemas.openxmlformats.org/drawingml/2006/main">
+              <a:graphicData uri="http://schemas.openxmlformats.org/drawingml/2006/picture">
+                <pic:pic xmlns:pic="http://schemas.openxmlformats.org/drawingml/2006/picture">
+                  <pic:nvPicPr>
+                    <pic:cNvPr id="0" name="image8.png"/>
+                    <pic:cNvPicPr/>
+                  </pic:nvPicPr>
+                  <pic:blipFill>
+                    <a:blip r:embed="rId15"/>
+                    <a:stretch>
+                      <a:fillRect/>
+                    </a:stretch>
+                  </pic:blipFill>
+                  <pic:spPr>
+                    <a:xfrm>
+                      <a:off x="0" y="0"/>
+                      <a:ext cx="1590966" cy="2148840"/>
                     </a:xfrm>
                     <a:prstGeom prst="rect">
                       <a:avLst/>
@@ -522,24 +1064,18 @@
       </w:r>
     </w:p>
     <w:p>
+      <w:pPr>
+        <w:pStyle w:val="Caption"/>
+        <w:jc w:val="center"/>
+      </w:pPr>
       <w:r>
-        <w:t>1. Cut two  2” × 6” pieces of the aluminum flashing.  Mold the flashing into a square “S” shape. These  will fit along the contour of the can-horn  connection to provide structural support.</w:t>
-      </w:r>
-    </w:p>
-    <w:p>
-      <w:r>
-        <w:t>2. Place the horn upside down on the floor. Tape the  flashing to the horn as illustrated in the photo  below.</w:t>
-      </w:r>
-    </w:p>
-    <w:p>
-      <w:r>
-        <w:lastRenderedPageBreak/>
-        <w:t>3. Place the open end of the can on top of the horn, and align the openings with the flashing pieces on the outside of the can, is illustrated in the photo.</w:t>
+        <w:t>Figure 5. Flashing before and after attaching the can.</w:t>
       </w:r>
     </w:p>
     <w:p>
       <w:pPr>
-        <w:spacing w:before="100" w:after="160"/>
+        <w:keepNext/>
+        <w:spacing w:before="80" w:after="60"/>
         <w:jc w:val="center"/>
       </w:pPr>
       <w:r>
@@ -547,10 +1083,10 @@
           <w:noProof/>
         </w:rPr>
         <w:drawing>
-          <wp:inline distT="0" distB="0" distL="0" distR="0" wp14:anchorId="7E234F16" wp14:editId="2B9DFFCC">
-            <wp:extent cx="2103120" cy="2840582"/>
+          <wp:inline distT="0" distB="0" distL="0" distR="0" wp14:anchorId="417F94D5" wp14:editId="567D97D4">
+            <wp:extent cx="1890984" cy="1417320"/>
             <wp:effectExtent l="0" t="0" r="0" b="0"/>
-            <wp:docPr id="8" name="Picture 8" descr="Horn and can assembly illustration"/>
+            <wp:docPr id="9" name="Picture 9" descr="Figure 6. Interior seams fully covered with foil tape."/>
             <wp:cNvGraphicFramePr>
               <a:graphicFrameLocks xmlns:a="http://schemas.openxmlformats.org/drawingml/2006/main" noChangeAspect="1"/>
             </wp:cNvGraphicFramePr>
@@ -558,11 +1094,11 @@
               <a:graphicData uri="http://schemas.openxmlformats.org/drawingml/2006/picture">
                 <pic:pic xmlns:pic="http://schemas.openxmlformats.org/drawingml/2006/picture">
                   <pic:nvPicPr>
-                    <pic:cNvPr id="0" name="horn-and-can-assembly-2021-5-3.png"/>
+                    <pic:cNvPr id="0" name="image9.png"/>
                     <pic:cNvPicPr/>
                   </pic:nvPicPr>
                   <pic:blipFill>
-                    <a:blip r:embed="rId15"/>
+                    <a:blip r:embed="rId16"/>
                     <a:stretch>
                       <a:fillRect/>
                     </a:stretch>
@@ -570,7 +1106,7 @@
                   <pic:spPr>
                     <a:xfrm>
                       <a:off x="0" y="0"/>
-                      <a:ext cx="2103120" cy="2840582"/>
+                      <a:ext cx="1890984" cy="1417320"/>
                     </a:xfrm>
                     <a:prstGeom prst="rect">
                       <a:avLst/>
@@ -584,64 +1120,12 @@
       </w:r>
     </w:p>
     <w:p>
-      <w:r>
-        <w:t>4. Fit each flashing piece into the contour of the junction between the horn  and the can on the outside, and tape the flashing pieces to the can., with  either duct tape or foil tape.</w:t>
-      </w:r>
-    </w:p>
-    <w:p>
-      <w:r>
-        <w:t>5. Use the foil tape to tape the horn and can pieces together on the inside.  Be sure to completely cover the adjoining seams so that there are no  openings or gaps.</w:t>
-      </w:r>
-    </w:p>
-    <w:p>
       <w:pPr>
-        <w:spacing w:before="100" w:after="160"/>
+        <w:pStyle w:val="Caption"/>
         <w:jc w:val="center"/>
       </w:pPr>
       <w:r>
-        <w:rPr>
-          <w:noProof/>
-        </w:rPr>
-        <w:drawing>
-          <wp:inline distT="0" distB="0" distL="0" distR="0" wp14:anchorId="676AF1E0" wp14:editId="0CCE0422">
-            <wp:extent cx="2139937" cy="1603914"/>
-            <wp:effectExtent l="0" t="0" r="0" b="0"/>
-            <wp:docPr id="9" name="Picture 9" descr="Horn and can assembly illustration"/>
-            <wp:cNvGraphicFramePr>
-              <a:graphicFrameLocks xmlns:a="http://schemas.openxmlformats.org/drawingml/2006/main" noChangeAspect="1"/>
-            </wp:cNvGraphicFramePr>
-            <a:graphic xmlns:a="http://schemas.openxmlformats.org/drawingml/2006/main">
-              <a:graphicData uri="http://schemas.openxmlformats.org/drawingml/2006/picture">
-                <pic:pic xmlns:pic="http://schemas.openxmlformats.org/drawingml/2006/picture">
-                  <pic:nvPicPr>
-                    <pic:cNvPr id="0" name="horn-and-can-assembly-2021-5-1.png"/>
-                    <pic:cNvPicPr/>
-                  </pic:nvPicPr>
-                  <pic:blipFill>
-                    <a:blip r:embed="rId16"/>
-                    <a:stretch>
-                      <a:fillRect/>
-                    </a:stretch>
-                  </pic:blipFill>
-                  <pic:spPr>
-                    <a:xfrm>
-                      <a:off x="0" y="0"/>
-                      <a:ext cx="2139937" cy="1603914"/>
-                    </a:xfrm>
-                    <a:prstGeom prst="rect">
-                      <a:avLst/>
-                    </a:prstGeom>
-                  </pic:spPr>
-                </pic:pic>
-              </a:graphicData>
-            </a:graphic>
-          </wp:inline>
-        </w:drawing>
-      </w:r>
-    </w:p>
-    <w:p>
-      <w:r>
-        <w:t>Looking down into the can from the  mouth of the horn. Notice the taping  along the corner edges and at the  can/horn seams.</w:t>
+        <w:t>Figure 6. Interior seams fully covered with foil tape.</w:t>
       </w:r>
     </w:p>
     <w:sectPr>
@@ -652,7 +1136,7 @@
       <w:headerReference w:type="first" r:id="rId21"/>
       <w:footerReference w:type="first" r:id="rId22"/>
       <w:pgSz w:w="12240" w:h="15840"/>
-      <w:pgMar w:top="1512" w:right="1080" w:bottom="1080" w:left="1080" w:header="432" w:footer="432" w:gutter="0"/>
+      <w:pgMar w:top="1512" w:right="1080" w:bottom="1008" w:left="1080" w:header="432" w:footer="432" w:gutter="0"/>
       <w:cols w:space="720"/>
       <w:docGrid w:linePitch="360"/>
     </w:sectPr>
@@ -1010,32 +1494,44 @@
       </w:rPr>
     </w:lvl>
   </w:abstractNum>
-  <w:num w:numId="1" w16cid:durableId="56242184">
+  <w:num w:numId="1" w16cid:durableId="2013213653">
     <w:abstractNumId w:val="8"/>
   </w:num>
-  <w:num w:numId="2" w16cid:durableId="968364073">
+  <w:num w:numId="2" w16cid:durableId="1314718113">
     <w:abstractNumId w:val="6"/>
   </w:num>
-  <w:num w:numId="3" w16cid:durableId="467362607">
+  <w:num w:numId="3" w16cid:durableId="561213874">
     <w:abstractNumId w:val="5"/>
   </w:num>
-  <w:num w:numId="4" w16cid:durableId="1824471803">
+  <w:num w:numId="4" w16cid:durableId="637957408">
     <w:abstractNumId w:val="4"/>
   </w:num>
-  <w:num w:numId="5" w16cid:durableId="1548254635">
+  <w:num w:numId="5" w16cid:durableId="904952620">
     <w:abstractNumId w:val="7"/>
   </w:num>
-  <w:num w:numId="6" w16cid:durableId="989359715">
+  <w:num w:numId="6" w16cid:durableId="1595548113">
     <w:abstractNumId w:val="3"/>
   </w:num>
-  <w:num w:numId="7" w16cid:durableId="2108697771">
+  <w:num w:numId="7" w16cid:durableId="1391727043">
     <w:abstractNumId w:val="2"/>
   </w:num>
-  <w:num w:numId="8" w16cid:durableId="492528582">
+  <w:num w:numId="8" w16cid:durableId="926695197">
     <w:abstractNumId w:val="1"/>
   </w:num>
-  <w:num w:numId="9" w16cid:durableId="1498954545">
+  <w:num w:numId="9" w16cid:durableId="533272150">
     <w:abstractNumId w:val="0"/>
+  </w:num>
+  <w:num w:numId="10" w16cid:durableId="1903440649">
+    <w:abstractNumId w:val="7"/>
+    <w:lvlOverride w:ilvl="0">
+      <w:startOverride w:val="1"/>
+    </w:lvlOverride>
+  </w:num>
+  <w:num w:numId="11" w16cid:durableId="1136489146">
+    <w:abstractNumId w:val="7"/>
+    <w:lvlOverride w:ilvl="0">
+      <w:startOverride w:val="1"/>
+    </w:lvlOverride>
   </w:num>
 </w:numbering>
 </file>
@@ -1045,7 +1541,7 @@
   <w:docDefaults>
     <w:rPrDefault>
       <w:rPr>
-        <w:rFonts w:ascii="Arial" w:eastAsia="Arial" w:hAnsi="Arial" w:cs="Arial"/>
+        <w:rFonts w:asciiTheme="minorHAnsi" w:eastAsiaTheme="minorEastAsia" w:hAnsiTheme="minorHAnsi" w:cstheme="minorBidi"/>
         <w:sz w:val="22"/>
         <w:szCs w:val="22"/>
         <w:lang w:val="en-US" w:eastAsia="en-US" w:bidi="ar-SA"/>
@@ -1434,6 +1930,7 @@
       <w:spacing w:after="140" w:line="264" w:lineRule="auto"/>
     </w:pPr>
     <w:rPr>
+      <w:rFonts w:ascii="Arial" w:hAnsi="Arial"/>
       <w:color w:val="000000"/>
     </w:rPr>
   </w:style>
@@ -1521,7 +2018,6 @@
       <w:bCs/>
       <w:i/>
       <w:iCs/>
-      <w:color w:val="4F81BD" w:themeColor="accent1"/>
     </w:rPr>
   </w:style>
   <w:style w:type="paragraph" w:styleId="Heading5">
@@ -1540,9 +2036,6 @@
       <w:spacing w:before="200" w:after="0"/>
       <w:outlineLvl w:val="4"/>
     </w:pPr>
-    <w:rPr>
-      <w:color w:val="243F60" w:themeColor="accent1" w:themeShade="7F"/>
-    </w:rPr>
   </w:style>
   <w:style w:type="paragraph" w:styleId="Heading6">
     <w:name w:val="heading 6"/>
@@ -1563,7 +2056,6 @@
     <w:rPr>
       <w:i/>
       <w:iCs/>
-      <w:color w:val="243F60" w:themeColor="accent1" w:themeShade="7F"/>
     </w:rPr>
   </w:style>
   <w:style w:type="paragraph" w:styleId="Heading7">
@@ -1585,7 +2077,6 @@
     <w:rPr>
       <w:i/>
       <w:iCs/>
-      <w:color w:val="404040" w:themeColor="text1" w:themeTint="BF"/>
     </w:rPr>
   </w:style>
   <w:style w:type="paragraph" w:styleId="Heading8">
@@ -1605,7 +2096,6 @@
       <w:outlineLvl w:val="7"/>
     </w:pPr>
     <w:rPr>
-      <w:color w:val="4F81BD" w:themeColor="accent1"/>
       <w:sz w:val="20"/>
       <w:szCs w:val="20"/>
     </w:rPr>
@@ -1629,7 +2119,6 @@
     <w:rPr>
       <w:i/>
       <w:iCs/>
-      <w:color w:val="404040" w:themeColor="text1" w:themeTint="BF"/>
       <w:sz w:val="20"/>
       <w:szCs w:val="20"/>
     </w:rPr>
@@ -1679,7 +2168,8 @@
     <w:uiPriority w:val="99"/>
     <w:rsid w:val="00E618BF"/>
     <w:rPr>
-      <w:rFonts w:ascii="Arial" w:eastAsia="Arial" w:hAnsi="Arial" w:cs="Arial"/>
+      <w:rFonts w:ascii="Arial" w:hAnsi="Arial"/>
+      <w:color w:val="000000"/>
     </w:rPr>
   </w:style>
   <w:style w:type="paragraph" w:styleId="Footer">
@@ -1703,7 +2193,8 @@
     <w:uiPriority w:val="99"/>
     <w:rsid w:val="00E618BF"/>
     <w:rPr>
-      <w:rFonts w:ascii="Arial" w:eastAsia="Arial" w:hAnsi="Arial" w:cs="Arial"/>
+      <w:rFonts w:ascii="Arial" w:hAnsi="Arial"/>
+      <w:color w:val="000000"/>
     </w:rPr>
   </w:style>
   <w:style w:type="paragraph" w:styleId="NoSpacing">
@@ -1714,6 +2205,10 @@
     <w:pPr>
       <w:spacing w:after="0" w:line="240" w:lineRule="auto"/>
     </w:pPr>
+    <w:rPr>
+      <w:rFonts w:ascii="Arial" w:hAnsi="Arial"/>
+      <w:color w:val="000000"/>
+    </w:rPr>
   </w:style>
   <w:style w:type="character" w:customStyle="1" w:styleId="Heading1Char">
     <w:name w:val="Heading 1 Char"/>
@@ -1722,10 +2217,11 @@
     <w:uiPriority w:val="9"/>
     <w:rsid w:val="00FC693F"/>
     <w:rPr>
+      <w:rFonts w:ascii="Arial" w:hAnsi="Arial"/>
       <w:b/>
       <w:bCs/>
       <w:color w:val="000000"/>
-      <w:sz w:val="30"/>
+      <w:sz w:val="28"/>
       <w:szCs w:val="28"/>
     </w:rPr>
   </w:style>
@@ -1736,10 +2232,11 @@
     <w:uiPriority w:val="9"/>
     <w:rsid w:val="00FC693F"/>
     <w:rPr>
+      <w:rFonts w:ascii="Arial" w:hAnsi="Arial"/>
       <w:b/>
       <w:bCs/>
       <w:color w:val="000000"/>
-      <w:sz w:val="24"/>
+      <w:sz w:val="26"/>
       <w:szCs w:val="26"/>
     </w:rPr>
   </w:style>
@@ -1750,6 +2247,7 @@
     <w:uiPriority w:val="9"/>
     <w:rsid w:val="00FC693F"/>
     <w:rPr>
+      <w:rFonts w:ascii="Arial" w:hAnsi="Arial"/>
       <w:b/>
       <w:bCs/>
       <w:color w:val="000000"/>
@@ -1764,7 +2262,7 @@
     <w:qFormat/>
     <w:rsid w:val="00FC693F"/>
     <w:pPr>
-      <w:spacing w:after="160" w:line="240" w:lineRule="auto"/>
+      <w:spacing w:line="240" w:lineRule="auto"/>
       <w:contextualSpacing/>
     </w:pPr>
     <w:rPr>
@@ -1780,9 +2278,10 @@
     <w:uiPriority w:val="10"/>
     <w:rsid w:val="00FC693F"/>
     <w:rPr>
+      <w:rFonts w:ascii="Arial" w:hAnsi="Arial"/>
       <w:color w:val="000000"/>
       <w:kern w:val="28"/>
-      <w:sz w:val="48"/>
+      <w:sz w:val="52"/>
       <w:szCs w:val="52"/>
     </w:rPr>
   </w:style>
@@ -1798,7 +2297,6 @@
       <w:numPr>
         <w:ilvl w:val="1"/>
       </w:numPr>
-      <w:spacing w:after="160"/>
     </w:pPr>
     <w:rPr>
       <w:iCs/>
@@ -1812,8 +2310,11 @@
     <w:uiPriority w:val="11"/>
     <w:rsid w:val="00FC693F"/>
     <w:rPr>
+      <w:rFonts w:ascii="Arial" w:hAnsi="Arial"/>
+      <w:i/>
       <w:iCs/>
       <w:color w:val="000000"/>
+      <w:sz w:val="24"/>
       <w:szCs w:val="24"/>
     </w:rPr>
   </w:style>
@@ -1846,7 +2347,8 @@
     <w:uiPriority w:val="99"/>
     <w:rsid w:val="00AA1D8D"/>
     <w:rPr>
-      <w:rFonts w:ascii="Arial" w:eastAsia="Arial" w:hAnsi="Arial" w:cs="Arial"/>
+      <w:rFonts w:ascii="Arial" w:hAnsi="Arial"/>
+      <w:color w:val="000000"/>
     </w:rPr>
   </w:style>
   <w:style w:type="paragraph" w:styleId="BodyText2">
@@ -1867,7 +2369,8 @@
     <w:uiPriority w:val="99"/>
     <w:rsid w:val="00AA1D8D"/>
     <w:rPr>
-      <w:rFonts w:ascii="Arial" w:eastAsia="Arial" w:hAnsi="Arial" w:cs="Arial"/>
+      <w:rFonts w:ascii="Arial" w:hAnsi="Arial"/>
+      <w:color w:val="000000"/>
     </w:rPr>
   </w:style>
   <w:style w:type="paragraph" w:styleId="BodyText3">
@@ -1892,7 +2395,8 @@
     <w:uiPriority w:val="99"/>
     <w:rsid w:val="00AA1D8D"/>
     <w:rPr>
-      <w:rFonts w:ascii="Arial" w:eastAsia="Arial" w:hAnsi="Arial" w:cs="Arial"/>
+      <w:rFonts w:ascii="Arial" w:hAnsi="Arial"/>
+      <w:color w:val="000000"/>
       <w:sz w:val="16"/>
       <w:szCs w:val="16"/>
     </w:rPr>
@@ -2062,6 +2566,8 @@
       </w:tabs>
     </w:pPr>
     <w:rPr>
+      <w:rFonts w:ascii="Arial" w:hAnsi="Arial"/>
+      <w:color w:val="000000"/>
       <w:sz w:val="20"/>
       <w:szCs w:val="20"/>
     </w:rPr>
@@ -2073,7 +2579,8 @@
     <w:uiPriority w:val="99"/>
     <w:rsid w:val="0029639D"/>
     <w:rPr>
-      <w:rFonts w:ascii="Arial" w:eastAsia="Arial" w:hAnsi="Arial" w:cs="Arial"/>
+      <w:rFonts w:ascii="Arial" w:hAnsi="Arial"/>
+      <w:color w:val="000000"/>
       <w:sz w:val="20"/>
       <w:szCs w:val="20"/>
     </w:rPr>
@@ -2089,7 +2596,6 @@
     <w:rPr>
       <w:i/>
       <w:iCs/>
-      <w:color w:val="000000" w:themeColor="text1"/>
     </w:rPr>
   </w:style>
   <w:style w:type="character" w:customStyle="1" w:styleId="QuoteChar">
@@ -2099,10 +2605,10 @@
     <w:uiPriority w:val="29"/>
     <w:rsid w:val="00FC693F"/>
     <w:rPr>
-      <w:rFonts w:ascii="Arial" w:eastAsia="Arial" w:hAnsi="Arial" w:cs="Arial"/>
+      <w:rFonts w:ascii="Arial" w:hAnsi="Arial"/>
       <w:i/>
       <w:iCs/>
-      <w:color w:val="000000" w:themeColor="text1"/>
+      <w:color w:val="000000"/>
     </w:rPr>
   </w:style>
   <w:style w:type="character" w:customStyle="1" w:styleId="Heading4Char">
@@ -2113,12 +2619,12 @@
     <w:semiHidden/>
     <w:rsid w:val="00FC693F"/>
     <w:rPr>
-      <w:rFonts w:ascii="Arial" w:eastAsia="Arial" w:hAnsi="Arial" w:cs="Arial"/>
+      <w:rFonts w:ascii="Arial" w:hAnsi="Arial"/>
       <w:b/>
       <w:bCs/>
       <w:i/>
       <w:iCs/>
-      <w:color w:val="4F81BD" w:themeColor="accent1"/>
+      <w:color w:val="000000"/>
     </w:rPr>
   </w:style>
   <w:style w:type="character" w:customStyle="1" w:styleId="Heading5Char">
@@ -2129,8 +2635,8 @@
     <w:semiHidden/>
     <w:rsid w:val="00FC693F"/>
     <w:rPr>
-      <w:rFonts w:ascii="Arial" w:eastAsia="Arial" w:hAnsi="Arial" w:cs="Arial"/>
-      <w:color w:val="243F60" w:themeColor="accent1" w:themeShade="7F"/>
+      <w:rFonts w:ascii="Arial" w:hAnsi="Arial"/>
+      <w:color w:val="000000"/>
     </w:rPr>
   </w:style>
   <w:style w:type="character" w:customStyle="1" w:styleId="Heading6Char">
@@ -2141,10 +2647,10 @@
     <w:semiHidden/>
     <w:rsid w:val="00FC693F"/>
     <w:rPr>
-      <w:rFonts w:ascii="Arial" w:eastAsia="Arial" w:hAnsi="Arial" w:cs="Arial"/>
+      <w:rFonts w:ascii="Arial" w:hAnsi="Arial"/>
       <w:i/>
       <w:iCs/>
-      <w:color w:val="243F60" w:themeColor="accent1" w:themeShade="7F"/>
+      <w:color w:val="000000"/>
     </w:rPr>
   </w:style>
   <w:style w:type="character" w:customStyle="1" w:styleId="Heading7Char">
@@ -2155,10 +2661,10 @@
     <w:semiHidden/>
     <w:rsid w:val="00FC693F"/>
     <w:rPr>
-      <w:rFonts w:ascii="Arial" w:eastAsia="Arial" w:hAnsi="Arial" w:cs="Arial"/>
+      <w:rFonts w:ascii="Arial" w:hAnsi="Arial"/>
       <w:i/>
       <w:iCs/>
-      <w:color w:val="404040" w:themeColor="text1" w:themeTint="BF"/>
+      <w:color w:val="000000"/>
     </w:rPr>
   </w:style>
   <w:style w:type="character" w:customStyle="1" w:styleId="Heading8Char">
@@ -2169,8 +2675,8 @@
     <w:semiHidden/>
     <w:rsid w:val="00FC693F"/>
     <w:rPr>
-      <w:rFonts w:ascii="Arial" w:eastAsia="Arial" w:hAnsi="Arial" w:cs="Arial"/>
-      <w:color w:val="4F81BD" w:themeColor="accent1"/>
+      <w:rFonts w:ascii="Arial" w:hAnsi="Arial"/>
+      <w:color w:val="000000"/>
       <w:sz w:val="20"/>
       <w:szCs w:val="20"/>
     </w:rPr>
@@ -2183,10 +2689,10 @@
     <w:semiHidden/>
     <w:rsid w:val="00FC693F"/>
     <w:rPr>
-      <w:rFonts w:ascii="Arial" w:eastAsia="Arial" w:hAnsi="Arial" w:cs="Arial"/>
+      <w:rFonts w:ascii="Arial" w:hAnsi="Arial"/>
       <w:i/>
       <w:iCs/>
-      <w:color w:val="404040" w:themeColor="text1" w:themeTint="BF"/>
+      <w:color w:val="000000"/>
       <w:sz w:val="20"/>
       <w:szCs w:val="20"/>
     </w:rPr>
@@ -2204,6 +2710,7 @@
       <w:spacing w:line="240" w:lineRule="auto"/>
     </w:pPr>
     <w:rPr>
+      <w:b/>
       <w:bCs/>
       <w:sz w:val="20"/>
       <w:szCs w:val="18"/>
@@ -2216,9 +2723,10 @@
     <w:qFormat/>
     <w:rsid w:val="00FC693F"/>
     <w:rPr>
-      <w:rFonts w:ascii="Arial" w:eastAsia="Arial" w:hAnsi="Arial" w:cs="Arial"/>
+      <w:rFonts w:ascii="Arial" w:hAnsi="Arial"/>
       <w:b/>
       <w:bCs/>
+      <w:color w:val="000000"/>
     </w:rPr>
   </w:style>
   <w:style w:type="character" w:styleId="Emphasis">
@@ -2228,9 +2736,10 @@
     <w:qFormat/>
     <w:rsid w:val="00FC693F"/>
     <w:rPr>
-      <w:rFonts w:ascii="Arial" w:eastAsia="Arial" w:hAnsi="Arial" w:cs="Arial"/>
+      <w:rFonts w:ascii="Arial" w:hAnsi="Arial"/>
       <w:i/>
       <w:iCs/>
+      <w:color w:val="000000"/>
     </w:rPr>
   </w:style>
   <w:style w:type="paragraph" w:styleId="IntenseQuote">
@@ -2242,6 +2751,9 @@
     <w:qFormat/>
     <w:rsid w:val="00FC693F"/>
     <w:pPr>
+      <w:pBdr>
+        <w:bottom w:val="single" w:sz="4" w:space="4" w:color="4F81BD" w:themeColor="accent1"/>
+      </w:pBdr>
       <w:spacing w:before="200" w:after="280"/>
       <w:ind w:left="936" w:right="936"/>
     </w:pPr>
@@ -2250,7 +2762,6 @@
       <w:bCs/>
       <w:i/>
       <w:iCs/>
-      <w:color w:val="4F81BD" w:themeColor="accent1"/>
     </w:rPr>
   </w:style>
   <w:style w:type="character" w:customStyle="1" w:styleId="IntenseQuoteChar">
@@ -2260,12 +2771,12 @@
     <w:uiPriority w:val="30"/>
     <w:rsid w:val="00FC693F"/>
     <w:rPr>
-      <w:rFonts w:ascii="Arial" w:eastAsia="Arial" w:hAnsi="Arial" w:cs="Arial"/>
+      <w:rFonts w:ascii="Arial" w:hAnsi="Arial"/>
       <w:b/>
       <w:bCs/>
       <w:i/>
       <w:iCs/>
-      <w:color w:val="4F81BD" w:themeColor="accent1"/>
+      <w:color w:val="000000"/>
     </w:rPr>
   </w:style>
   <w:style w:type="character" w:styleId="SubtleEmphasis">
@@ -2275,10 +2786,10 @@
     <w:qFormat/>
     <w:rsid w:val="00FC693F"/>
     <w:rPr>
-      <w:rFonts w:ascii="Arial" w:eastAsia="Arial" w:hAnsi="Arial" w:cs="Arial"/>
+      <w:rFonts w:ascii="Arial" w:hAnsi="Arial"/>
       <w:i/>
       <w:iCs/>
-      <w:color w:val="808080" w:themeColor="text1" w:themeTint="7F"/>
+      <w:color w:val="000000"/>
     </w:rPr>
   </w:style>
   <w:style w:type="character" w:styleId="IntenseEmphasis">
@@ -2288,12 +2799,12 @@
     <w:qFormat/>
     <w:rsid w:val="00FC693F"/>
     <w:rPr>
-      <w:rFonts w:ascii="Arial" w:eastAsia="Arial" w:hAnsi="Arial" w:cs="Arial"/>
+      <w:rFonts w:ascii="Arial" w:hAnsi="Arial"/>
       <w:b/>
       <w:bCs/>
       <w:i/>
       <w:iCs/>
-      <w:color w:val="4F81BD" w:themeColor="accent1"/>
+      <w:color w:val="000000"/>
     </w:rPr>
   </w:style>
   <w:style w:type="character" w:styleId="SubtleReference">
@@ -2303,9 +2814,9 @@
     <w:qFormat/>
     <w:rsid w:val="00FC693F"/>
     <w:rPr>
-      <w:rFonts w:ascii="Arial" w:eastAsia="Arial" w:hAnsi="Arial" w:cs="Arial"/>
+      <w:rFonts w:ascii="Arial" w:hAnsi="Arial"/>
       <w:smallCaps/>
-      <w:color w:val="C0504D" w:themeColor="accent2"/>
+      <w:color w:val="000000"/>
       <w:u w:val="single"/>
     </w:rPr>
   </w:style>
@@ -2316,11 +2827,11 @@
     <w:qFormat/>
     <w:rsid w:val="00FC693F"/>
     <w:rPr>
-      <w:rFonts w:ascii="Arial" w:eastAsia="Arial" w:hAnsi="Arial" w:cs="Arial"/>
+      <w:rFonts w:ascii="Arial" w:hAnsi="Arial"/>
       <w:b/>
       <w:bCs/>
       <w:smallCaps/>
-      <w:color w:val="C0504D" w:themeColor="accent2"/>
+      <w:color w:val="000000"/>
       <w:spacing w:val="5"/>
       <w:u w:val="single"/>
     </w:rPr>
@@ -2332,10 +2843,11 @@
     <w:qFormat/>
     <w:rsid w:val="00FC693F"/>
     <w:rPr>
-      <w:rFonts w:ascii="Arial" w:eastAsia="Arial" w:hAnsi="Arial" w:cs="Arial"/>
+      <w:rFonts w:ascii="Arial" w:hAnsi="Arial"/>
       <w:b/>
       <w:bCs/>
       <w:smallCaps/>
+      <w:color w:val="000000"/>
       <w:spacing w:val="5"/>
     </w:rPr>
   </w:style>
@@ -2395,7 +2907,6 @@
         <w:spacing w:before="0" w:after="0" w:line="240" w:lineRule="auto"/>
       </w:pPr>
       <w:rPr>
-        <w:rFonts w:ascii="Arial" w:eastAsia="Arial" w:hAnsi="Arial" w:cs="Arial"/>
         <w:b/>
         <w:bCs/>
       </w:rPr>
@@ -2416,7 +2927,6 @@
         <w:spacing w:before="0" w:after="0" w:line="240" w:lineRule="auto"/>
       </w:pPr>
       <w:rPr>
-        <w:rFonts w:ascii="Arial" w:eastAsia="Arial" w:hAnsi="Arial" w:cs="Arial"/>
         <w:b/>
         <w:bCs/>
       </w:rPr>
@@ -2434,14 +2944,12 @@
     </w:tblStylePr>
     <w:tblStylePr w:type="firstCol">
       <w:rPr>
-        <w:rFonts w:ascii="Arial" w:eastAsia="Arial" w:hAnsi="Arial" w:cs="Arial"/>
         <w:b/>
         <w:bCs/>
       </w:rPr>
     </w:tblStylePr>
     <w:tblStylePr w:type="lastCol">
       <w:rPr>
-        <w:rFonts w:ascii="Arial" w:eastAsia="Arial" w:hAnsi="Arial" w:cs="Arial"/>
         <w:b/>
         <w:bCs/>
       </w:rPr>
@@ -2495,7 +3003,6 @@
         <w:spacing w:before="0" w:after="0" w:line="240" w:lineRule="auto"/>
       </w:pPr>
       <w:rPr>
-        <w:rFonts w:ascii="Arial" w:eastAsia="Arial" w:hAnsi="Arial" w:cs="Arial"/>
         <w:b/>
         <w:bCs/>
       </w:rPr>
@@ -2516,7 +3023,6 @@
         <w:spacing w:before="0" w:after="0" w:line="240" w:lineRule="auto"/>
       </w:pPr>
       <w:rPr>
-        <w:rFonts w:ascii="Arial" w:eastAsia="Arial" w:hAnsi="Arial" w:cs="Arial"/>
         <w:b/>
         <w:bCs/>
       </w:rPr>
@@ -2534,14 +3040,12 @@
     </w:tblStylePr>
     <w:tblStylePr w:type="firstCol">
       <w:rPr>
-        <w:rFonts w:ascii="Arial" w:eastAsia="Arial" w:hAnsi="Arial" w:cs="Arial"/>
         <w:b/>
         <w:bCs/>
       </w:rPr>
     </w:tblStylePr>
     <w:tblStylePr w:type="lastCol">
       <w:rPr>
-        <w:rFonts w:ascii="Arial" w:eastAsia="Arial" w:hAnsi="Arial" w:cs="Arial"/>
         <w:b/>
         <w:bCs/>
       </w:rPr>
@@ -2595,7 +3099,6 @@
         <w:spacing w:before="0" w:after="0" w:line="240" w:lineRule="auto"/>
       </w:pPr>
       <w:rPr>
-        <w:rFonts w:ascii="Arial" w:eastAsia="Arial" w:hAnsi="Arial" w:cs="Arial"/>
         <w:b/>
         <w:bCs/>
       </w:rPr>
@@ -2616,7 +3119,6 @@
         <w:spacing w:before="0" w:after="0" w:line="240" w:lineRule="auto"/>
       </w:pPr>
       <w:rPr>
-        <w:rFonts w:ascii="Arial" w:eastAsia="Arial" w:hAnsi="Arial" w:cs="Arial"/>
         <w:b/>
         <w:bCs/>
       </w:rPr>
@@ -2634,14 +3136,12 @@
     </w:tblStylePr>
     <w:tblStylePr w:type="firstCol">
       <w:rPr>
-        <w:rFonts w:ascii="Arial" w:eastAsia="Arial" w:hAnsi="Arial" w:cs="Arial"/>
         <w:b/>
         <w:bCs/>
       </w:rPr>
     </w:tblStylePr>
     <w:tblStylePr w:type="lastCol">
       <w:rPr>
-        <w:rFonts w:ascii="Arial" w:eastAsia="Arial" w:hAnsi="Arial" w:cs="Arial"/>
         <w:b/>
         <w:bCs/>
       </w:rPr>
@@ -2695,7 +3195,6 @@
         <w:spacing w:before="0" w:after="0" w:line="240" w:lineRule="auto"/>
       </w:pPr>
       <w:rPr>
-        <w:rFonts w:ascii="Arial" w:eastAsia="Arial" w:hAnsi="Arial" w:cs="Arial"/>
         <w:b/>
         <w:bCs/>
       </w:rPr>
@@ -2716,7 +3215,6 @@
         <w:spacing w:before="0" w:after="0" w:line="240" w:lineRule="auto"/>
       </w:pPr>
       <w:rPr>
-        <w:rFonts w:ascii="Arial" w:eastAsia="Arial" w:hAnsi="Arial" w:cs="Arial"/>
         <w:b/>
         <w:bCs/>
       </w:rPr>
@@ -2734,14 +3232,12 @@
     </w:tblStylePr>
     <w:tblStylePr w:type="firstCol">
       <w:rPr>
-        <w:rFonts w:ascii="Arial" w:eastAsia="Arial" w:hAnsi="Arial" w:cs="Arial"/>
         <w:b/>
         <w:bCs/>
       </w:rPr>
     </w:tblStylePr>
     <w:tblStylePr w:type="lastCol">
       <w:rPr>
-        <w:rFonts w:ascii="Arial" w:eastAsia="Arial" w:hAnsi="Arial" w:cs="Arial"/>
         <w:b/>
         <w:bCs/>
       </w:rPr>
@@ -2795,7 +3291,6 @@
         <w:spacing w:before="0" w:after="0" w:line="240" w:lineRule="auto"/>
       </w:pPr>
       <w:rPr>
-        <w:rFonts w:ascii="Arial" w:eastAsia="Arial" w:hAnsi="Arial" w:cs="Arial"/>
         <w:b/>
         <w:bCs/>
       </w:rPr>
@@ -2816,7 +3311,6 @@
         <w:spacing w:before="0" w:after="0" w:line="240" w:lineRule="auto"/>
       </w:pPr>
       <w:rPr>
-        <w:rFonts w:ascii="Arial" w:eastAsia="Arial" w:hAnsi="Arial" w:cs="Arial"/>
         <w:b/>
         <w:bCs/>
       </w:rPr>
@@ -2834,14 +3328,12 @@
     </w:tblStylePr>
     <w:tblStylePr w:type="firstCol">
       <w:rPr>
-        <w:rFonts w:ascii="Arial" w:eastAsia="Arial" w:hAnsi="Arial" w:cs="Arial"/>
         <w:b/>
         <w:bCs/>
       </w:rPr>
     </w:tblStylePr>
     <w:tblStylePr w:type="lastCol">
       <w:rPr>
-        <w:rFonts w:ascii="Arial" w:eastAsia="Arial" w:hAnsi="Arial" w:cs="Arial"/>
         <w:b/>
         <w:bCs/>
       </w:rPr>
@@ -2895,7 +3387,6 @@
         <w:spacing w:before="0" w:after="0" w:line="240" w:lineRule="auto"/>
       </w:pPr>
       <w:rPr>
-        <w:rFonts w:ascii="Arial" w:eastAsia="Arial" w:hAnsi="Arial" w:cs="Arial"/>
         <w:b/>
         <w:bCs/>
       </w:rPr>
@@ -2916,7 +3407,6 @@
         <w:spacing w:before="0" w:after="0" w:line="240" w:lineRule="auto"/>
       </w:pPr>
       <w:rPr>
-        <w:rFonts w:ascii="Arial" w:eastAsia="Arial" w:hAnsi="Arial" w:cs="Arial"/>
         <w:b/>
         <w:bCs/>
       </w:rPr>
@@ -2934,14 +3424,12 @@
     </w:tblStylePr>
     <w:tblStylePr w:type="firstCol">
       <w:rPr>
-        <w:rFonts w:ascii="Arial" w:eastAsia="Arial" w:hAnsi="Arial" w:cs="Arial"/>
         <w:b/>
         <w:bCs/>
       </w:rPr>
     </w:tblStylePr>
     <w:tblStylePr w:type="lastCol">
       <w:rPr>
-        <w:rFonts w:ascii="Arial" w:eastAsia="Arial" w:hAnsi="Arial" w:cs="Arial"/>
         <w:b/>
         <w:bCs/>
       </w:rPr>
@@ -2995,7 +3483,6 @@
         <w:spacing w:before="0" w:after="0" w:line="240" w:lineRule="auto"/>
       </w:pPr>
       <w:rPr>
-        <w:rFonts w:ascii="Arial" w:eastAsia="Arial" w:hAnsi="Arial" w:cs="Arial"/>
         <w:b/>
         <w:bCs/>
       </w:rPr>
@@ -3016,7 +3503,6 @@
         <w:spacing w:before="0" w:after="0" w:line="240" w:lineRule="auto"/>
       </w:pPr>
       <w:rPr>
-        <w:rFonts w:ascii="Arial" w:eastAsia="Arial" w:hAnsi="Arial" w:cs="Arial"/>
         <w:b/>
         <w:bCs/>
       </w:rPr>
@@ -3034,14 +3520,12 @@
     </w:tblStylePr>
     <w:tblStylePr w:type="firstCol">
       <w:rPr>
-        <w:rFonts w:ascii="Arial" w:eastAsia="Arial" w:hAnsi="Arial" w:cs="Arial"/>
         <w:b/>
         <w:bCs/>
       </w:rPr>
     </w:tblStylePr>
     <w:tblStylePr w:type="lastCol">
       <w:rPr>
-        <w:rFonts w:ascii="Arial" w:eastAsia="Arial" w:hAnsi="Arial" w:cs="Arial"/>
         <w:b/>
         <w:bCs/>
       </w:rPr>
@@ -3094,7 +3578,6 @@
         <w:spacing w:before="0" w:after="0" w:line="240" w:lineRule="auto"/>
       </w:pPr>
       <w:rPr>
-        <w:rFonts w:ascii="Arial" w:eastAsia="Arial" w:hAnsi="Arial" w:cs="Arial"/>
         <w:b/>
         <w:bCs/>
         <w:color w:val="FFFFFF" w:themeColor="background1"/>
@@ -3109,7 +3592,6 @@
         <w:spacing w:before="0" w:after="0" w:line="240" w:lineRule="auto"/>
       </w:pPr>
       <w:rPr>
-        <w:rFonts w:ascii="Arial" w:eastAsia="Arial" w:hAnsi="Arial" w:cs="Arial"/>
         <w:b/>
         <w:bCs/>
       </w:rPr>
@@ -3125,14 +3607,12 @@
     </w:tblStylePr>
     <w:tblStylePr w:type="firstCol">
       <w:rPr>
-        <w:rFonts w:ascii="Arial" w:eastAsia="Arial" w:hAnsi="Arial" w:cs="Arial"/>
         <w:b/>
         <w:bCs/>
       </w:rPr>
     </w:tblStylePr>
     <w:tblStylePr w:type="lastCol">
       <w:rPr>
-        <w:rFonts w:ascii="Arial" w:eastAsia="Arial" w:hAnsi="Arial" w:cs="Arial"/>
         <w:b/>
         <w:bCs/>
       </w:rPr>
@@ -3183,7 +3663,6 @@
         <w:spacing w:before="0" w:after="0" w:line="240" w:lineRule="auto"/>
       </w:pPr>
       <w:rPr>
-        <w:rFonts w:ascii="Arial" w:eastAsia="Arial" w:hAnsi="Arial" w:cs="Arial"/>
         <w:b/>
         <w:bCs/>
         <w:color w:val="FFFFFF" w:themeColor="background1"/>
@@ -3198,7 +3677,6 @@
         <w:spacing w:before="0" w:after="0" w:line="240" w:lineRule="auto"/>
       </w:pPr>
       <w:rPr>
-        <w:rFonts w:ascii="Arial" w:eastAsia="Arial" w:hAnsi="Arial" w:cs="Arial"/>
         <w:b/>
         <w:bCs/>
       </w:rPr>
@@ -3214,14 +3692,12 @@
     </w:tblStylePr>
     <w:tblStylePr w:type="firstCol">
       <w:rPr>
-        <w:rFonts w:ascii="Arial" w:eastAsia="Arial" w:hAnsi="Arial" w:cs="Arial"/>
         <w:b/>
         <w:bCs/>
       </w:rPr>
     </w:tblStylePr>
     <w:tblStylePr w:type="lastCol">
       <w:rPr>
-        <w:rFonts w:ascii="Arial" w:eastAsia="Arial" w:hAnsi="Arial" w:cs="Arial"/>
         <w:b/>
         <w:bCs/>
       </w:rPr>
@@ -3272,7 +3748,6 @@
         <w:spacing w:before="0" w:after="0" w:line="240" w:lineRule="auto"/>
       </w:pPr>
       <w:rPr>
-        <w:rFonts w:ascii="Arial" w:eastAsia="Arial" w:hAnsi="Arial" w:cs="Arial"/>
         <w:b/>
         <w:bCs/>
         <w:color w:val="FFFFFF" w:themeColor="background1"/>
@@ -3287,7 +3762,6 @@
         <w:spacing w:before="0" w:after="0" w:line="240" w:lineRule="auto"/>
       </w:pPr>
       <w:rPr>
-        <w:rFonts w:ascii="Arial" w:eastAsia="Arial" w:hAnsi="Arial" w:cs="Arial"/>
         <w:b/>
         <w:bCs/>
       </w:rPr>
@@ -3303,14 +3777,12 @@
     </w:tblStylePr>
     <w:tblStylePr w:type="firstCol">
       <w:rPr>
-        <w:rFonts w:ascii="Arial" w:eastAsia="Arial" w:hAnsi="Arial" w:cs="Arial"/>
         <w:b/>
         <w:bCs/>
       </w:rPr>
     </w:tblStylePr>
     <w:tblStylePr w:type="lastCol">
       <w:rPr>
-        <w:rFonts w:ascii="Arial" w:eastAsia="Arial" w:hAnsi="Arial" w:cs="Arial"/>
         <w:b/>
         <w:bCs/>
       </w:rPr>
@@ -3361,7 +3833,6 @@
         <w:spacing w:before="0" w:after="0" w:line="240" w:lineRule="auto"/>
       </w:pPr>
       <w:rPr>
-        <w:rFonts w:ascii="Arial" w:eastAsia="Arial" w:hAnsi="Arial" w:cs="Arial"/>
         <w:b/>
         <w:bCs/>
         <w:color w:val="FFFFFF" w:themeColor="background1"/>
@@ -3376,7 +3847,6 @@
         <w:spacing w:before="0" w:after="0" w:line="240" w:lineRule="auto"/>
       </w:pPr>
       <w:rPr>
-        <w:rFonts w:ascii="Arial" w:eastAsia="Arial" w:hAnsi="Arial" w:cs="Arial"/>
         <w:b/>
         <w:bCs/>
       </w:rPr>
@@ -3392,14 +3862,12 @@
     </w:tblStylePr>
     <w:tblStylePr w:type="firstCol">
       <w:rPr>
-        <w:rFonts w:ascii="Arial" w:eastAsia="Arial" w:hAnsi="Arial" w:cs="Arial"/>
         <w:b/>
         <w:bCs/>
       </w:rPr>
     </w:tblStylePr>
     <w:tblStylePr w:type="lastCol">
       <w:rPr>
-        <w:rFonts w:ascii="Arial" w:eastAsia="Arial" w:hAnsi="Arial" w:cs="Arial"/>
         <w:b/>
         <w:bCs/>
       </w:rPr>
@@ -3450,7 +3918,6 @@
         <w:spacing w:before="0" w:after="0" w:line="240" w:lineRule="auto"/>
       </w:pPr>
       <w:rPr>
-        <w:rFonts w:ascii="Arial" w:eastAsia="Arial" w:hAnsi="Arial" w:cs="Arial"/>
         <w:b/>
         <w:bCs/>
         <w:color w:val="FFFFFF" w:themeColor="background1"/>
@@ -3465,7 +3932,6 @@
         <w:spacing w:before="0" w:after="0" w:line="240" w:lineRule="auto"/>
       </w:pPr>
       <w:rPr>
-        <w:rFonts w:ascii="Arial" w:eastAsia="Arial" w:hAnsi="Arial" w:cs="Arial"/>
         <w:b/>
         <w:bCs/>
       </w:rPr>
@@ -3481,14 +3947,12 @@
     </w:tblStylePr>
     <w:tblStylePr w:type="firstCol">
       <w:rPr>
-        <w:rFonts w:ascii="Arial" w:eastAsia="Arial" w:hAnsi="Arial" w:cs="Arial"/>
         <w:b/>
         <w:bCs/>
       </w:rPr>
     </w:tblStylePr>
     <w:tblStylePr w:type="lastCol">
       <w:rPr>
-        <w:rFonts w:ascii="Arial" w:eastAsia="Arial" w:hAnsi="Arial" w:cs="Arial"/>
         <w:b/>
         <w:bCs/>
       </w:rPr>
@@ -3539,7 +4003,6 @@
         <w:spacing w:before="0" w:after="0" w:line="240" w:lineRule="auto"/>
       </w:pPr>
       <w:rPr>
-        <w:rFonts w:ascii="Arial" w:eastAsia="Arial" w:hAnsi="Arial" w:cs="Arial"/>
         <w:b/>
         <w:bCs/>
         <w:color w:val="FFFFFF" w:themeColor="background1"/>
@@ -3554,7 +4017,6 @@
         <w:spacing w:before="0" w:after="0" w:line="240" w:lineRule="auto"/>
       </w:pPr>
       <w:rPr>
-        <w:rFonts w:ascii="Arial" w:eastAsia="Arial" w:hAnsi="Arial" w:cs="Arial"/>
         <w:b/>
         <w:bCs/>
       </w:rPr>
@@ -3570,14 +4032,12 @@
     </w:tblStylePr>
     <w:tblStylePr w:type="firstCol">
       <w:rPr>
-        <w:rFonts w:ascii="Arial" w:eastAsia="Arial" w:hAnsi="Arial" w:cs="Arial"/>
         <w:b/>
         <w:bCs/>
       </w:rPr>
     </w:tblStylePr>
     <w:tblStylePr w:type="lastCol">
       <w:rPr>
-        <w:rFonts w:ascii="Arial" w:eastAsia="Arial" w:hAnsi="Arial" w:cs="Arial"/>
         <w:b/>
         <w:bCs/>
       </w:rPr>
@@ -3628,7 +4088,6 @@
         <w:spacing w:before="0" w:after="0" w:line="240" w:lineRule="auto"/>
       </w:pPr>
       <w:rPr>
-        <w:rFonts w:ascii="Arial" w:eastAsia="Arial" w:hAnsi="Arial" w:cs="Arial"/>
         <w:b/>
         <w:bCs/>
         <w:color w:val="FFFFFF" w:themeColor="background1"/>
@@ -3643,7 +4102,6 @@
         <w:spacing w:before="0" w:after="0" w:line="240" w:lineRule="auto"/>
       </w:pPr>
       <w:rPr>
-        <w:rFonts w:ascii="Arial" w:eastAsia="Arial" w:hAnsi="Arial" w:cs="Arial"/>
         <w:b/>
         <w:bCs/>
       </w:rPr>
@@ -3659,14 +4117,12 @@
     </w:tblStylePr>
     <w:tblStylePr w:type="firstCol">
       <w:rPr>
-        <w:rFonts w:ascii="Arial" w:eastAsia="Arial" w:hAnsi="Arial" w:cs="Arial"/>
         <w:b/>
         <w:bCs/>
       </w:rPr>
     </w:tblStylePr>
     <w:tblStylePr w:type="lastCol">
       <w:rPr>
-        <w:rFonts w:ascii="Arial" w:eastAsia="Arial" w:hAnsi="Arial" w:cs="Arial"/>
         <w:b/>
         <w:bCs/>
       </w:rPr>
@@ -3719,7 +4175,7 @@
         <w:spacing w:before="0" w:after="0" w:line="240" w:lineRule="auto"/>
       </w:pPr>
       <w:rPr>
-        <w:rFonts w:ascii="Arial" w:eastAsia="Arial" w:hAnsi="Arial" w:cs="Arial"/>
+        <w:rFonts w:asciiTheme="majorHAnsi" w:eastAsiaTheme="majorEastAsia" w:hAnsiTheme="majorHAnsi" w:cstheme="majorBidi"/>
         <w:b/>
         <w:bCs/>
       </w:rPr>
@@ -3740,7 +4196,7 @@
         <w:spacing w:before="0" w:after="0" w:line="240" w:lineRule="auto"/>
       </w:pPr>
       <w:rPr>
-        <w:rFonts w:ascii="Arial" w:eastAsia="Arial" w:hAnsi="Arial" w:cs="Arial"/>
+        <w:rFonts w:asciiTheme="majorHAnsi" w:eastAsiaTheme="majorEastAsia" w:hAnsiTheme="majorHAnsi" w:cstheme="majorBidi"/>
         <w:b/>
         <w:bCs/>
       </w:rPr>
@@ -3758,14 +4214,14 @@
     </w:tblStylePr>
     <w:tblStylePr w:type="firstCol">
       <w:rPr>
-        <w:rFonts w:ascii="Arial" w:eastAsia="Arial" w:hAnsi="Arial" w:cs="Arial"/>
+        <w:rFonts w:asciiTheme="majorHAnsi" w:eastAsiaTheme="majorEastAsia" w:hAnsiTheme="majorHAnsi" w:cstheme="majorBidi"/>
         <w:b/>
         <w:bCs/>
       </w:rPr>
     </w:tblStylePr>
     <w:tblStylePr w:type="lastCol">
       <w:rPr>
-        <w:rFonts w:ascii="Arial" w:eastAsia="Arial" w:hAnsi="Arial" w:cs="Arial"/>
+        <w:rFonts w:asciiTheme="majorHAnsi" w:eastAsiaTheme="majorEastAsia" w:hAnsiTheme="majorHAnsi" w:cstheme="majorBidi"/>
         <w:b/>
         <w:bCs/>
       </w:rPr>
@@ -3842,7 +4298,7 @@
         <w:spacing w:before="0" w:after="0" w:line="240" w:lineRule="auto"/>
       </w:pPr>
       <w:rPr>
-        <w:rFonts w:ascii="Arial" w:eastAsia="Arial" w:hAnsi="Arial" w:cs="Arial"/>
+        <w:rFonts w:asciiTheme="majorHAnsi" w:eastAsiaTheme="majorEastAsia" w:hAnsiTheme="majorHAnsi" w:cstheme="majorBidi"/>
         <w:b/>
         <w:bCs/>
       </w:rPr>
@@ -3863,7 +4319,7 @@
         <w:spacing w:before="0" w:after="0" w:line="240" w:lineRule="auto"/>
       </w:pPr>
       <w:rPr>
-        <w:rFonts w:ascii="Arial" w:eastAsia="Arial" w:hAnsi="Arial" w:cs="Arial"/>
+        <w:rFonts w:asciiTheme="majorHAnsi" w:eastAsiaTheme="majorEastAsia" w:hAnsiTheme="majorHAnsi" w:cstheme="majorBidi"/>
         <w:b/>
         <w:bCs/>
       </w:rPr>
@@ -3881,14 +4337,14 @@
     </w:tblStylePr>
     <w:tblStylePr w:type="firstCol">
       <w:rPr>
-        <w:rFonts w:ascii="Arial" w:eastAsia="Arial" w:hAnsi="Arial" w:cs="Arial"/>
+        <w:rFonts w:asciiTheme="majorHAnsi" w:eastAsiaTheme="majorEastAsia" w:hAnsiTheme="majorHAnsi" w:cstheme="majorBidi"/>
         <w:b/>
         <w:bCs/>
       </w:rPr>
     </w:tblStylePr>
     <w:tblStylePr w:type="lastCol">
       <w:rPr>
-        <w:rFonts w:ascii="Arial" w:eastAsia="Arial" w:hAnsi="Arial" w:cs="Arial"/>
+        <w:rFonts w:asciiTheme="majorHAnsi" w:eastAsiaTheme="majorEastAsia" w:hAnsiTheme="majorHAnsi" w:cstheme="majorBidi"/>
         <w:b/>
         <w:bCs/>
       </w:rPr>
@@ -3965,7 +4421,7 @@
         <w:spacing w:before="0" w:after="0" w:line="240" w:lineRule="auto"/>
       </w:pPr>
       <w:rPr>
-        <w:rFonts w:ascii="Arial" w:eastAsia="Arial" w:hAnsi="Arial" w:cs="Arial"/>
+        <w:rFonts w:asciiTheme="majorHAnsi" w:eastAsiaTheme="majorEastAsia" w:hAnsiTheme="majorHAnsi" w:cstheme="majorBidi"/>
         <w:b/>
         <w:bCs/>
       </w:rPr>
@@ -3986,7 +4442,7 @@
         <w:spacing w:before="0" w:after="0" w:line="240" w:lineRule="auto"/>
       </w:pPr>
       <w:rPr>
-        <w:rFonts w:ascii="Arial" w:eastAsia="Arial" w:hAnsi="Arial" w:cs="Arial"/>
+        <w:rFonts w:asciiTheme="majorHAnsi" w:eastAsiaTheme="majorEastAsia" w:hAnsiTheme="majorHAnsi" w:cstheme="majorBidi"/>
         <w:b/>
         <w:bCs/>
       </w:rPr>
@@ -4004,14 +4460,14 @@
     </w:tblStylePr>
     <w:tblStylePr w:type="firstCol">
       <w:rPr>
-        <w:rFonts w:ascii="Arial" w:eastAsia="Arial" w:hAnsi="Arial" w:cs="Arial"/>
+        <w:rFonts w:asciiTheme="majorHAnsi" w:eastAsiaTheme="majorEastAsia" w:hAnsiTheme="majorHAnsi" w:cstheme="majorBidi"/>
         <w:b/>
         <w:bCs/>
       </w:rPr>
     </w:tblStylePr>
     <w:tblStylePr w:type="lastCol">
       <w:rPr>
-        <w:rFonts w:ascii="Arial" w:eastAsia="Arial" w:hAnsi="Arial" w:cs="Arial"/>
+        <w:rFonts w:asciiTheme="majorHAnsi" w:eastAsiaTheme="majorEastAsia" w:hAnsiTheme="majorHAnsi" w:cstheme="majorBidi"/>
         <w:b/>
         <w:bCs/>
       </w:rPr>
@@ -4088,7 +4544,7 @@
         <w:spacing w:before="0" w:after="0" w:line="240" w:lineRule="auto"/>
       </w:pPr>
       <w:rPr>
-        <w:rFonts w:ascii="Arial" w:eastAsia="Arial" w:hAnsi="Arial" w:cs="Arial"/>
+        <w:rFonts w:asciiTheme="majorHAnsi" w:eastAsiaTheme="majorEastAsia" w:hAnsiTheme="majorHAnsi" w:cstheme="majorBidi"/>
         <w:b/>
         <w:bCs/>
       </w:rPr>
@@ -4109,7 +4565,7 @@
         <w:spacing w:before="0" w:after="0" w:line="240" w:lineRule="auto"/>
       </w:pPr>
       <w:rPr>
-        <w:rFonts w:ascii="Arial" w:eastAsia="Arial" w:hAnsi="Arial" w:cs="Arial"/>
+        <w:rFonts w:asciiTheme="majorHAnsi" w:eastAsiaTheme="majorEastAsia" w:hAnsiTheme="majorHAnsi" w:cstheme="majorBidi"/>
         <w:b/>
         <w:bCs/>
       </w:rPr>
@@ -4127,14 +4583,14 @@
     </w:tblStylePr>
     <w:tblStylePr w:type="firstCol">
       <w:rPr>
-        <w:rFonts w:ascii="Arial" w:eastAsia="Arial" w:hAnsi="Arial" w:cs="Arial"/>
+        <w:rFonts w:asciiTheme="majorHAnsi" w:eastAsiaTheme="majorEastAsia" w:hAnsiTheme="majorHAnsi" w:cstheme="majorBidi"/>
         <w:b/>
         <w:bCs/>
       </w:rPr>
     </w:tblStylePr>
     <w:tblStylePr w:type="lastCol">
       <w:rPr>
-        <w:rFonts w:ascii="Arial" w:eastAsia="Arial" w:hAnsi="Arial" w:cs="Arial"/>
+        <w:rFonts w:asciiTheme="majorHAnsi" w:eastAsiaTheme="majorEastAsia" w:hAnsiTheme="majorHAnsi" w:cstheme="majorBidi"/>
         <w:b/>
         <w:bCs/>
       </w:rPr>
@@ -4211,7 +4667,7 @@
         <w:spacing w:before="0" w:after="0" w:line="240" w:lineRule="auto"/>
       </w:pPr>
       <w:rPr>
-        <w:rFonts w:ascii="Arial" w:eastAsia="Arial" w:hAnsi="Arial" w:cs="Arial"/>
+        <w:rFonts w:asciiTheme="majorHAnsi" w:eastAsiaTheme="majorEastAsia" w:hAnsiTheme="majorHAnsi" w:cstheme="majorBidi"/>
         <w:b/>
         <w:bCs/>
       </w:rPr>
@@ -4232,7 +4688,7 @@
         <w:spacing w:before="0" w:after="0" w:line="240" w:lineRule="auto"/>
       </w:pPr>
       <w:rPr>
-        <w:rFonts w:ascii="Arial" w:eastAsia="Arial" w:hAnsi="Arial" w:cs="Arial"/>
+        <w:rFonts w:asciiTheme="majorHAnsi" w:eastAsiaTheme="majorEastAsia" w:hAnsiTheme="majorHAnsi" w:cstheme="majorBidi"/>
         <w:b/>
         <w:bCs/>
       </w:rPr>
@@ -4250,14 +4706,14 @@
     </w:tblStylePr>
     <w:tblStylePr w:type="firstCol">
       <w:rPr>
-        <w:rFonts w:ascii="Arial" w:eastAsia="Arial" w:hAnsi="Arial" w:cs="Arial"/>
+        <w:rFonts w:asciiTheme="majorHAnsi" w:eastAsiaTheme="majorEastAsia" w:hAnsiTheme="majorHAnsi" w:cstheme="majorBidi"/>
         <w:b/>
         <w:bCs/>
       </w:rPr>
     </w:tblStylePr>
     <w:tblStylePr w:type="lastCol">
       <w:rPr>
-        <w:rFonts w:ascii="Arial" w:eastAsia="Arial" w:hAnsi="Arial" w:cs="Arial"/>
+        <w:rFonts w:asciiTheme="majorHAnsi" w:eastAsiaTheme="majorEastAsia" w:hAnsiTheme="majorHAnsi" w:cstheme="majorBidi"/>
         <w:b/>
         <w:bCs/>
       </w:rPr>
@@ -4334,7 +4790,7 @@
         <w:spacing w:before="0" w:after="0" w:line="240" w:lineRule="auto"/>
       </w:pPr>
       <w:rPr>
-        <w:rFonts w:ascii="Arial" w:eastAsia="Arial" w:hAnsi="Arial" w:cs="Arial"/>
+        <w:rFonts w:asciiTheme="majorHAnsi" w:eastAsiaTheme="majorEastAsia" w:hAnsiTheme="majorHAnsi" w:cstheme="majorBidi"/>
         <w:b/>
         <w:bCs/>
       </w:rPr>
@@ -4355,7 +4811,7 @@
         <w:spacing w:before="0" w:after="0" w:line="240" w:lineRule="auto"/>
       </w:pPr>
       <w:rPr>
-        <w:rFonts w:ascii="Arial" w:eastAsia="Arial" w:hAnsi="Arial" w:cs="Arial"/>
+        <w:rFonts w:asciiTheme="majorHAnsi" w:eastAsiaTheme="majorEastAsia" w:hAnsiTheme="majorHAnsi" w:cstheme="majorBidi"/>
         <w:b/>
         <w:bCs/>
       </w:rPr>
@@ -4373,14 +4829,14 @@
     </w:tblStylePr>
     <w:tblStylePr w:type="firstCol">
       <w:rPr>
-        <w:rFonts w:ascii="Arial" w:eastAsia="Arial" w:hAnsi="Arial" w:cs="Arial"/>
+        <w:rFonts w:asciiTheme="majorHAnsi" w:eastAsiaTheme="majorEastAsia" w:hAnsiTheme="majorHAnsi" w:cstheme="majorBidi"/>
         <w:b/>
         <w:bCs/>
       </w:rPr>
     </w:tblStylePr>
     <w:tblStylePr w:type="lastCol">
       <w:rPr>
-        <w:rFonts w:ascii="Arial" w:eastAsia="Arial" w:hAnsi="Arial" w:cs="Arial"/>
+        <w:rFonts w:asciiTheme="majorHAnsi" w:eastAsiaTheme="majorEastAsia" w:hAnsiTheme="majorHAnsi" w:cstheme="majorBidi"/>
         <w:b/>
         <w:bCs/>
       </w:rPr>
@@ -4457,7 +4913,7 @@
         <w:spacing w:before="0" w:after="0" w:line="240" w:lineRule="auto"/>
       </w:pPr>
       <w:rPr>
-        <w:rFonts w:ascii="Arial" w:eastAsia="Arial" w:hAnsi="Arial" w:cs="Arial"/>
+        <w:rFonts w:asciiTheme="majorHAnsi" w:eastAsiaTheme="majorEastAsia" w:hAnsiTheme="majorHAnsi" w:cstheme="majorBidi"/>
         <w:b/>
         <w:bCs/>
       </w:rPr>
@@ -4478,7 +4934,7 @@
         <w:spacing w:before="0" w:after="0" w:line="240" w:lineRule="auto"/>
       </w:pPr>
       <w:rPr>
-        <w:rFonts w:ascii="Arial" w:eastAsia="Arial" w:hAnsi="Arial" w:cs="Arial"/>
+        <w:rFonts w:asciiTheme="majorHAnsi" w:eastAsiaTheme="majorEastAsia" w:hAnsiTheme="majorHAnsi" w:cstheme="majorBidi"/>
         <w:b/>
         <w:bCs/>
       </w:rPr>
@@ -4496,14 +4952,14 @@
     </w:tblStylePr>
     <w:tblStylePr w:type="firstCol">
       <w:rPr>
-        <w:rFonts w:ascii="Arial" w:eastAsia="Arial" w:hAnsi="Arial" w:cs="Arial"/>
+        <w:rFonts w:asciiTheme="majorHAnsi" w:eastAsiaTheme="majorEastAsia" w:hAnsiTheme="majorHAnsi" w:cstheme="majorBidi"/>
         <w:b/>
         <w:bCs/>
       </w:rPr>
     </w:tblStylePr>
     <w:tblStylePr w:type="lastCol">
       <w:rPr>
-        <w:rFonts w:ascii="Arial" w:eastAsia="Arial" w:hAnsi="Arial" w:cs="Arial"/>
+        <w:rFonts w:asciiTheme="majorHAnsi" w:eastAsiaTheme="majorEastAsia" w:hAnsiTheme="majorHAnsi" w:cstheme="majorBidi"/>
         <w:b/>
         <w:bCs/>
       </w:rPr>
@@ -4579,7 +5035,6 @@
         <w:spacing w:before="0" w:after="0" w:line="240" w:lineRule="auto"/>
       </w:pPr>
       <w:rPr>
-        <w:rFonts w:ascii="Arial" w:eastAsia="Arial" w:hAnsi="Arial" w:cs="Arial"/>
         <w:b/>
         <w:bCs/>
         <w:color w:val="FFFFFF" w:themeColor="background1"/>
@@ -4602,7 +5057,6 @@
         <w:spacing w:before="0" w:after="0" w:line="240" w:lineRule="auto"/>
       </w:pPr>
       <w:rPr>
-        <w:rFonts w:ascii="Arial" w:eastAsia="Arial" w:hAnsi="Arial" w:cs="Arial"/>
         <w:b/>
         <w:bCs/>
       </w:rPr>
@@ -4620,14 +5074,12 @@
     </w:tblStylePr>
     <w:tblStylePr w:type="firstCol">
       <w:rPr>
-        <w:rFonts w:ascii="Arial" w:eastAsia="Arial" w:hAnsi="Arial" w:cs="Arial"/>
         <w:b/>
         <w:bCs/>
       </w:rPr>
     </w:tblStylePr>
     <w:tblStylePr w:type="lastCol">
       <w:rPr>
-        <w:rFonts w:ascii="Arial" w:eastAsia="Arial" w:hAnsi="Arial" w:cs="Arial"/>
         <w:b/>
         <w:bCs/>
       </w:rPr>
@@ -4682,7 +5134,6 @@
         <w:spacing w:before="0" w:after="0" w:line="240" w:lineRule="auto"/>
       </w:pPr>
       <w:rPr>
-        <w:rFonts w:ascii="Arial" w:eastAsia="Arial" w:hAnsi="Arial" w:cs="Arial"/>
         <w:b/>
         <w:bCs/>
         <w:color w:val="FFFFFF" w:themeColor="background1"/>
@@ -4705,7 +5156,6 @@
         <w:spacing w:before="0" w:after="0" w:line="240" w:lineRule="auto"/>
       </w:pPr>
       <w:rPr>
-        <w:rFonts w:ascii="Arial" w:eastAsia="Arial" w:hAnsi="Arial" w:cs="Arial"/>
         <w:b/>
         <w:bCs/>
       </w:rPr>
@@ -4723,14 +5173,12 @@
     </w:tblStylePr>
     <w:tblStylePr w:type="firstCol">
       <w:rPr>
-        <w:rFonts w:ascii="Arial" w:eastAsia="Arial" w:hAnsi="Arial" w:cs="Arial"/>
         <w:b/>
         <w:bCs/>
       </w:rPr>
     </w:tblStylePr>
     <w:tblStylePr w:type="lastCol">
       <w:rPr>
-        <w:rFonts w:ascii="Arial" w:eastAsia="Arial" w:hAnsi="Arial" w:cs="Arial"/>
         <w:b/>
         <w:bCs/>
       </w:rPr>
@@ -4785,7 +5233,6 @@
         <w:spacing w:before="0" w:after="0" w:line="240" w:lineRule="auto"/>
       </w:pPr>
       <w:rPr>
-        <w:rFonts w:ascii="Arial" w:eastAsia="Arial" w:hAnsi="Arial" w:cs="Arial"/>
         <w:b/>
         <w:bCs/>
         <w:color w:val="FFFFFF" w:themeColor="background1"/>
@@ -4808,7 +5255,6 @@
         <w:spacing w:before="0" w:after="0" w:line="240" w:lineRule="auto"/>
       </w:pPr>
       <w:rPr>
-        <w:rFonts w:ascii="Arial" w:eastAsia="Arial" w:hAnsi="Arial" w:cs="Arial"/>
         <w:b/>
         <w:bCs/>
       </w:rPr>
@@ -4826,14 +5272,12 @@
     </w:tblStylePr>
     <w:tblStylePr w:type="firstCol">
       <w:rPr>
-        <w:rFonts w:ascii="Arial" w:eastAsia="Arial" w:hAnsi="Arial" w:cs="Arial"/>
         <w:b/>
         <w:bCs/>
       </w:rPr>
     </w:tblStylePr>
     <w:tblStylePr w:type="lastCol">
       <w:rPr>
-        <w:rFonts w:ascii="Arial" w:eastAsia="Arial" w:hAnsi="Arial" w:cs="Arial"/>
         <w:b/>
         <w:bCs/>
       </w:rPr>
@@ -4888,7 +5332,6 @@
         <w:spacing w:before="0" w:after="0" w:line="240" w:lineRule="auto"/>
       </w:pPr>
       <w:rPr>
-        <w:rFonts w:ascii="Arial" w:eastAsia="Arial" w:hAnsi="Arial" w:cs="Arial"/>
         <w:b/>
         <w:bCs/>
         <w:color w:val="FFFFFF" w:themeColor="background1"/>
@@ -4911,7 +5354,6 @@
         <w:spacing w:before="0" w:after="0" w:line="240" w:lineRule="auto"/>
       </w:pPr>
       <w:rPr>
-        <w:rFonts w:ascii="Arial" w:eastAsia="Arial" w:hAnsi="Arial" w:cs="Arial"/>
         <w:b/>
         <w:bCs/>
       </w:rPr>
@@ -4929,14 +5371,12 @@
     </w:tblStylePr>
     <w:tblStylePr w:type="firstCol">
       <w:rPr>
-        <w:rFonts w:ascii="Arial" w:eastAsia="Arial" w:hAnsi="Arial" w:cs="Arial"/>
         <w:b/>
         <w:bCs/>
       </w:rPr>
     </w:tblStylePr>
     <w:tblStylePr w:type="lastCol">
       <w:rPr>
-        <w:rFonts w:ascii="Arial" w:eastAsia="Arial" w:hAnsi="Arial" w:cs="Arial"/>
         <w:b/>
         <w:bCs/>
       </w:rPr>
@@ -4991,7 +5431,6 @@
         <w:spacing w:before="0" w:after="0" w:line="240" w:lineRule="auto"/>
       </w:pPr>
       <w:rPr>
-        <w:rFonts w:ascii="Arial" w:eastAsia="Arial" w:hAnsi="Arial" w:cs="Arial"/>
         <w:b/>
         <w:bCs/>
         <w:color w:val="FFFFFF" w:themeColor="background1"/>
@@ -5014,7 +5453,6 @@
         <w:spacing w:before="0" w:after="0" w:line="240" w:lineRule="auto"/>
       </w:pPr>
       <w:rPr>
-        <w:rFonts w:ascii="Arial" w:eastAsia="Arial" w:hAnsi="Arial" w:cs="Arial"/>
         <w:b/>
         <w:bCs/>
       </w:rPr>
@@ -5032,14 +5470,12 @@
     </w:tblStylePr>
     <w:tblStylePr w:type="firstCol">
       <w:rPr>
-        <w:rFonts w:ascii="Arial" w:eastAsia="Arial" w:hAnsi="Arial" w:cs="Arial"/>
         <w:b/>
         <w:bCs/>
       </w:rPr>
     </w:tblStylePr>
     <w:tblStylePr w:type="lastCol">
       <w:rPr>
-        <w:rFonts w:ascii="Arial" w:eastAsia="Arial" w:hAnsi="Arial" w:cs="Arial"/>
         <w:b/>
         <w:bCs/>
       </w:rPr>
@@ -5094,7 +5530,6 @@
         <w:spacing w:before="0" w:after="0" w:line="240" w:lineRule="auto"/>
       </w:pPr>
       <w:rPr>
-        <w:rFonts w:ascii="Arial" w:eastAsia="Arial" w:hAnsi="Arial" w:cs="Arial"/>
         <w:b/>
         <w:bCs/>
         <w:color w:val="FFFFFF" w:themeColor="background1"/>
@@ -5117,7 +5552,6 @@
         <w:spacing w:before="0" w:after="0" w:line="240" w:lineRule="auto"/>
       </w:pPr>
       <w:rPr>
-        <w:rFonts w:ascii="Arial" w:eastAsia="Arial" w:hAnsi="Arial" w:cs="Arial"/>
         <w:b/>
         <w:bCs/>
       </w:rPr>
@@ -5135,14 +5569,12 @@
     </w:tblStylePr>
     <w:tblStylePr w:type="firstCol">
       <w:rPr>
-        <w:rFonts w:ascii="Arial" w:eastAsia="Arial" w:hAnsi="Arial" w:cs="Arial"/>
         <w:b/>
         <w:bCs/>
       </w:rPr>
     </w:tblStylePr>
     <w:tblStylePr w:type="lastCol">
       <w:rPr>
-        <w:rFonts w:ascii="Arial" w:eastAsia="Arial" w:hAnsi="Arial" w:cs="Arial"/>
         <w:b/>
         <w:bCs/>
       </w:rPr>
@@ -5197,7 +5629,6 @@
         <w:spacing w:before="0" w:after="0" w:line="240" w:lineRule="auto"/>
       </w:pPr>
       <w:rPr>
-        <w:rFonts w:ascii="Arial" w:eastAsia="Arial" w:hAnsi="Arial" w:cs="Arial"/>
         <w:b/>
         <w:bCs/>
         <w:color w:val="FFFFFF" w:themeColor="background1"/>
@@ -5220,7 +5651,6 @@
         <w:spacing w:before="0" w:after="0" w:line="240" w:lineRule="auto"/>
       </w:pPr>
       <w:rPr>
-        <w:rFonts w:ascii="Arial" w:eastAsia="Arial" w:hAnsi="Arial" w:cs="Arial"/>
         <w:b/>
         <w:bCs/>
       </w:rPr>
@@ -5238,14 +5668,12 @@
     </w:tblStylePr>
     <w:tblStylePr w:type="firstCol">
       <w:rPr>
-        <w:rFonts w:ascii="Arial" w:eastAsia="Arial" w:hAnsi="Arial" w:cs="Arial"/>
         <w:b/>
         <w:bCs/>
       </w:rPr>
     </w:tblStylePr>
     <w:tblStylePr w:type="lastCol">
       <w:rPr>
-        <w:rFonts w:ascii="Arial" w:eastAsia="Arial" w:hAnsi="Arial" w:cs="Arial"/>
         <w:b/>
         <w:bCs/>
       </w:rPr>
@@ -5297,7 +5725,6 @@
         <w:spacing w:before="0" w:after="0" w:line="240" w:lineRule="auto"/>
       </w:pPr>
       <w:rPr>
-        <w:rFonts w:ascii="Arial" w:eastAsia="Arial" w:hAnsi="Arial" w:cs="Arial"/>
         <w:b/>
         <w:bCs/>
         <w:color w:val="FFFFFF" w:themeColor="background1"/>
@@ -5320,7 +5747,6 @@
         <w:spacing w:before="0" w:after="0" w:line="240" w:lineRule="auto"/>
       </w:pPr>
       <w:rPr>
-        <w:rFonts w:ascii="Arial" w:eastAsia="Arial" w:hAnsi="Arial" w:cs="Arial"/>
         <w:color w:val="auto"/>
       </w:rPr>
       <w:tblPr/>
@@ -5338,7 +5764,6 @@
     </w:tblStylePr>
     <w:tblStylePr w:type="firstCol">
       <w:rPr>
-        <w:rFonts w:ascii="Arial" w:eastAsia="Arial" w:hAnsi="Arial" w:cs="Arial"/>
         <w:b/>
         <w:bCs/>
         <w:color w:val="FFFFFF" w:themeColor="background1"/>
@@ -5358,7 +5783,6 @@
     </w:tblStylePr>
     <w:tblStylePr w:type="lastCol">
       <w:rPr>
-        <w:rFonts w:ascii="Arial" w:eastAsia="Arial" w:hAnsi="Arial" w:cs="Arial"/>
         <w:b/>
         <w:bCs/>
         <w:color w:val="FFFFFF" w:themeColor="background1"/>
@@ -5407,7 +5831,6 @@
     </w:tblStylePr>
     <w:tblStylePr w:type="nwCell">
       <w:rPr>
-        <w:rFonts w:ascii="Arial" w:eastAsia="Arial" w:hAnsi="Arial" w:cs="Arial"/>
         <w:color w:val="FFFFFF" w:themeColor="background1"/>
       </w:rPr>
       <w:tblPr/>
@@ -5444,7 +5867,6 @@
         <w:spacing w:before="0" w:after="0" w:line="240" w:lineRule="auto"/>
       </w:pPr>
       <w:rPr>
-        <w:rFonts w:ascii="Arial" w:eastAsia="Arial" w:hAnsi="Arial" w:cs="Arial"/>
         <w:b/>
         <w:bCs/>
         <w:color w:val="FFFFFF" w:themeColor="background1"/>
@@ -5467,7 +5889,6 @@
         <w:spacing w:before="0" w:after="0" w:line="240" w:lineRule="auto"/>
       </w:pPr>
       <w:rPr>
-        <w:rFonts w:ascii="Arial" w:eastAsia="Arial" w:hAnsi="Arial" w:cs="Arial"/>
         <w:color w:val="auto"/>
       </w:rPr>
       <w:tblPr/>
@@ -5485,7 +5906,6 @@
     </w:tblStylePr>
     <w:tblStylePr w:type="firstCol">
       <w:rPr>
-        <w:rFonts w:ascii="Arial" w:eastAsia="Arial" w:hAnsi="Arial" w:cs="Arial"/>
         <w:b/>
         <w:bCs/>
         <w:color w:val="FFFFFF" w:themeColor="background1"/>
@@ -5505,7 +5925,6 @@
     </w:tblStylePr>
     <w:tblStylePr w:type="lastCol">
       <w:rPr>
-        <w:rFonts w:ascii="Arial" w:eastAsia="Arial" w:hAnsi="Arial" w:cs="Arial"/>
         <w:b/>
         <w:bCs/>
         <w:color w:val="FFFFFF" w:themeColor="background1"/>
@@ -5554,7 +5973,6 @@
     </w:tblStylePr>
     <w:tblStylePr w:type="nwCell">
       <w:rPr>
-        <w:rFonts w:ascii="Arial" w:eastAsia="Arial" w:hAnsi="Arial" w:cs="Arial"/>
         <w:color w:val="FFFFFF" w:themeColor="background1"/>
       </w:rPr>
       <w:tblPr/>
@@ -5591,7 +6009,6 @@
         <w:spacing w:before="0" w:after="0" w:line="240" w:lineRule="auto"/>
       </w:pPr>
       <w:rPr>
-        <w:rFonts w:ascii="Arial" w:eastAsia="Arial" w:hAnsi="Arial" w:cs="Arial"/>
         <w:b/>
         <w:bCs/>
         <w:color w:val="FFFFFF" w:themeColor="background1"/>
@@ -5614,7 +6031,6 @@
         <w:spacing w:before="0" w:after="0" w:line="240" w:lineRule="auto"/>
       </w:pPr>
       <w:rPr>
-        <w:rFonts w:ascii="Arial" w:eastAsia="Arial" w:hAnsi="Arial" w:cs="Arial"/>
         <w:color w:val="auto"/>
       </w:rPr>
       <w:tblPr/>
@@ -5632,7 +6048,6 @@
     </w:tblStylePr>
     <w:tblStylePr w:type="firstCol">
       <w:rPr>
-        <w:rFonts w:ascii="Arial" w:eastAsia="Arial" w:hAnsi="Arial" w:cs="Arial"/>
         <w:b/>
         <w:bCs/>
         <w:color w:val="FFFFFF" w:themeColor="background1"/>
@@ -5652,7 +6067,6 @@
     </w:tblStylePr>
     <w:tblStylePr w:type="lastCol">
       <w:rPr>
-        <w:rFonts w:ascii="Arial" w:eastAsia="Arial" w:hAnsi="Arial" w:cs="Arial"/>
         <w:b/>
         <w:bCs/>
         <w:color w:val="FFFFFF" w:themeColor="background1"/>
@@ -5701,7 +6115,6 @@
     </w:tblStylePr>
     <w:tblStylePr w:type="nwCell">
       <w:rPr>
-        <w:rFonts w:ascii="Arial" w:eastAsia="Arial" w:hAnsi="Arial" w:cs="Arial"/>
         <w:color w:val="FFFFFF" w:themeColor="background1"/>
       </w:rPr>
       <w:tblPr/>
@@ -5738,7 +6151,6 @@
         <w:spacing w:before="0" w:after="0" w:line="240" w:lineRule="auto"/>
       </w:pPr>
       <w:rPr>
-        <w:rFonts w:ascii="Arial" w:eastAsia="Arial" w:hAnsi="Arial" w:cs="Arial"/>
         <w:b/>
         <w:bCs/>
         <w:color w:val="FFFFFF" w:themeColor="background1"/>
@@ -5761,7 +6173,6 @@
         <w:spacing w:before="0" w:after="0" w:line="240" w:lineRule="auto"/>
       </w:pPr>
       <w:rPr>
-        <w:rFonts w:ascii="Arial" w:eastAsia="Arial" w:hAnsi="Arial" w:cs="Arial"/>
         <w:color w:val="auto"/>
       </w:rPr>
       <w:tblPr/>
@@ -5779,7 +6190,6 @@
     </w:tblStylePr>
     <w:tblStylePr w:type="firstCol">
       <w:rPr>
-        <w:rFonts w:ascii="Arial" w:eastAsia="Arial" w:hAnsi="Arial" w:cs="Arial"/>
         <w:b/>
         <w:bCs/>
         <w:color w:val="FFFFFF" w:themeColor="background1"/>
@@ -5799,7 +6209,6 @@
     </w:tblStylePr>
     <w:tblStylePr w:type="lastCol">
       <w:rPr>
-        <w:rFonts w:ascii="Arial" w:eastAsia="Arial" w:hAnsi="Arial" w:cs="Arial"/>
         <w:b/>
         <w:bCs/>
         <w:color w:val="FFFFFF" w:themeColor="background1"/>
@@ -5848,7 +6257,6 @@
     </w:tblStylePr>
     <w:tblStylePr w:type="nwCell">
       <w:rPr>
-        <w:rFonts w:ascii="Arial" w:eastAsia="Arial" w:hAnsi="Arial" w:cs="Arial"/>
         <w:color w:val="FFFFFF" w:themeColor="background1"/>
       </w:rPr>
       <w:tblPr/>
@@ -5885,7 +6293,6 @@
         <w:spacing w:before="0" w:after="0" w:line="240" w:lineRule="auto"/>
       </w:pPr>
       <w:rPr>
-        <w:rFonts w:ascii="Arial" w:eastAsia="Arial" w:hAnsi="Arial" w:cs="Arial"/>
         <w:b/>
         <w:bCs/>
         <w:color w:val="FFFFFF" w:themeColor="background1"/>
@@ -5908,7 +6315,6 @@
         <w:spacing w:before="0" w:after="0" w:line="240" w:lineRule="auto"/>
       </w:pPr>
       <w:rPr>
-        <w:rFonts w:ascii="Arial" w:eastAsia="Arial" w:hAnsi="Arial" w:cs="Arial"/>
         <w:color w:val="auto"/>
       </w:rPr>
       <w:tblPr/>
@@ -5926,7 +6332,6 @@
     </w:tblStylePr>
     <w:tblStylePr w:type="firstCol">
       <w:rPr>
-        <w:rFonts w:ascii="Arial" w:eastAsia="Arial" w:hAnsi="Arial" w:cs="Arial"/>
         <w:b/>
         <w:bCs/>
         <w:color w:val="FFFFFF" w:themeColor="background1"/>
@@ -5946,7 +6351,6 @@
     </w:tblStylePr>
     <w:tblStylePr w:type="lastCol">
       <w:rPr>
-        <w:rFonts w:ascii="Arial" w:eastAsia="Arial" w:hAnsi="Arial" w:cs="Arial"/>
         <w:b/>
         <w:bCs/>
         <w:color w:val="FFFFFF" w:themeColor="background1"/>
@@ -5995,7 +6399,6 @@
     </w:tblStylePr>
     <w:tblStylePr w:type="nwCell">
       <w:rPr>
-        <w:rFonts w:ascii="Arial" w:eastAsia="Arial" w:hAnsi="Arial" w:cs="Arial"/>
         <w:color w:val="FFFFFF" w:themeColor="background1"/>
       </w:rPr>
       <w:tblPr/>
@@ -6032,7 +6435,6 @@
         <w:spacing w:before="0" w:after="0" w:line="240" w:lineRule="auto"/>
       </w:pPr>
       <w:rPr>
-        <w:rFonts w:ascii="Arial" w:eastAsia="Arial" w:hAnsi="Arial" w:cs="Arial"/>
         <w:b/>
         <w:bCs/>
         <w:color w:val="FFFFFF" w:themeColor="background1"/>
@@ -6055,7 +6457,6 @@
         <w:spacing w:before="0" w:after="0" w:line="240" w:lineRule="auto"/>
       </w:pPr>
       <w:rPr>
-        <w:rFonts w:ascii="Arial" w:eastAsia="Arial" w:hAnsi="Arial" w:cs="Arial"/>
         <w:color w:val="auto"/>
       </w:rPr>
       <w:tblPr/>
@@ -6073,7 +6474,6 @@
     </w:tblStylePr>
     <w:tblStylePr w:type="firstCol">
       <w:rPr>
-        <w:rFonts w:ascii="Arial" w:eastAsia="Arial" w:hAnsi="Arial" w:cs="Arial"/>
         <w:b/>
         <w:bCs/>
         <w:color w:val="FFFFFF" w:themeColor="background1"/>
@@ -6093,7 +6493,6 @@
     </w:tblStylePr>
     <w:tblStylePr w:type="lastCol">
       <w:rPr>
-        <w:rFonts w:ascii="Arial" w:eastAsia="Arial" w:hAnsi="Arial" w:cs="Arial"/>
         <w:b/>
         <w:bCs/>
         <w:color w:val="FFFFFF" w:themeColor="background1"/>
@@ -6142,7 +6541,6 @@
     </w:tblStylePr>
     <w:tblStylePr w:type="nwCell">
       <w:rPr>
-        <w:rFonts w:ascii="Arial" w:eastAsia="Arial" w:hAnsi="Arial" w:cs="Arial"/>
         <w:color w:val="FFFFFF" w:themeColor="background1"/>
       </w:rPr>
       <w:tblPr/>
@@ -6179,7 +6577,6 @@
         <w:spacing w:before="0" w:after="0" w:line="240" w:lineRule="auto"/>
       </w:pPr>
       <w:rPr>
-        <w:rFonts w:ascii="Arial" w:eastAsia="Arial" w:hAnsi="Arial" w:cs="Arial"/>
         <w:b/>
         <w:bCs/>
         <w:color w:val="FFFFFF" w:themeColor="background1"/>
@@ -6202,7 +6599,6 @@
         <w:spacing w:before="0" w:after="0" w:line="240" w:lineRule="auto"/>
       </w:pPr>
       <w:rPr>
-        <w:rFonts w:ascii="Arial" w:eastAsia="Arial" w:hAnsi="Arial" w:cs="Arial"/>
         <w:color w:val="auto"/>
       </w:rPr>
       <w:tblPr/>
@@ -6220,7 +6616,6 @@
     </w:tblStylePr>
     <w:tblStylePr w:type="firstCol">
       <w:rPr>
-        <w:rFonts w:ascii="Arial" w:eastAsia="Arial" w:hAnsi="Arial" w:cs="Arial"/>
         <w:b/>
         <w:bCs/>
         <w:color w:val="FFFFFF" w:themeColor="background1"/>
@@ -6240,7 +6635,6 @@
     </w:tblStylePr>
     <w:tblStylePr w:type="lastCol">
       <w:rPr>
-        <w:rFonts w:ascii="Arial" w:eastAsia="Arial" w:hAnsi="Arial" w:cs="Arial"/>
         <w:b/>
         <w:bCs/>
         <w:color w:val="FFFFFF" w:themeColor="background1"/>
@@ -6289,7 +6683,6 @@
     </w:tblStylePr>
     <w:tblStylePr w:type="nwCell">
       <w:rPr>
-        <w:rFonts w:ascii="Arial" w:eastAsia="Arial" w:hAnsi="Arial" w:cs="Arial"/>
         <w:color w:val="FFFFFF" w:themeColor="background1"/>
       </w:rPr>
       <w:tblPr/>
@@ -6326,7 +6719,7 @@
     </w:tblPr>
     <w:tblStylePr w:type="firstRow">
       <w:rPr>
-        <w:rFonts w:ascii="Arial" w:eastAsia="Arial" w:hAnsi="Arial" w:cs="Arial"/>
+        <w:rFonts w:asciiTheme="majorHAnsi" w:eastAsiaTheme="majorEastAsia" w:hAnsiTheme="majorHAnsi" w:cstheme="majorBidi"/>
       </w:rPr>
       <w:tblPr/>
       <w:tcPr>
@@ -6338,7 +6731,6 @@
     </w:tblStylePr>
     <w:tblStylePr w:type="lastRow">
       <w:rPr>
-        <w:rFonts w:ascii="Arial" w:eastAsia="Arial" w:hAnsi="Arial" w:cs="Arial"/>
         <w:b/>
         <w:bCs/>
         <w:color w:val="1F497D" w:themeColor="text2"/>
@@ -6353,14 +6745,12 @@
     </w:tblStylePr>
     <w:tblStylePr w:type="firstCol">
       <w:rPr>
-        <w:rFonts w:ascii="Arial" w:eastAsia="Arial" w:hAnsi="Arial" w:cs="Arial"/>
         <w:b/>
         <w:bCs/>
       </w:rPr>
     </w:tblStylePr>
     <w:tblStylePr w:type="lastCol">
       <w:rPr>
-        <w:rFonts w:ascii="Arial" w:eastAsia="Arial" w:hAnsi="Arial" w:cs="Arial"/>
         <w:b/>
         <w:bCs/>
       </w:rPr>
@@ -6406,7 +6796,7 @@
     </w:tblPr>
     <w:tblStylePr w:type="firstRow">
       <w:rPr>
-        <w:rFonts w:ascii="Arial" w:eastAsia="Arial" w:hAnsi="Arial" w:cs="Arial"/>
+        <w:rFonts w:asciiTheme="majorHAnsi" w:eastAsiaTheme="majorEastAsia" w:hAnsiTheme="majorHAnsi" w:cstheme="majorBidi"/>
       </w:rPr>
       <w:tblPr/>
       <w:tcPr>
@@ -6418,7 +6808,6 @@
     </w:tblStylePr>
     <w:tblStylePr w:type="lastRow">
       <w:rPr>
-        <w:rFonts w:ascii="Arial" w:eastAsia="Arial" w:hAnsi="Arial" w:cs="Arial"/>
         <w:b/>
         <w:bCs/>
         <w:color w:val="1F497D" w:themeColor="text2"/>
@@ -6433,14 +6822,12 @@
     </w:tblStylePr>
     <w:tblStylePr w:type="firstCol">
       <w:rPr>
-        <w:rFonts w:ascii="Arial" w:eastAsia="Arial" w:hAnsi="Arial" w:cs="Arial"/>
         <w:b/>
         <w:bCs/>
       </w:rPr>
     </w:tblStylePr>
     <w:tblStylePr w:type="lastCol">
       <w:rPr>
-        <w:rFonts w:ascii="Arial" w:eastAsia="Arial" w:hAnsi="Arial" w:cs="Arial"/>
         <w:b/>
         <w:bCs/>
       </w:rPr>
@@ -6486,7 +6873,7 @@
     </w:tblPr>
     <w:tblStylePr w:type="firstRow">
       <w:rPr>
-        <w:rFonts w:ascii="Arial" w:eastAsia="Arial" w:hAnsi="Arial" w:cs="Arial"/>
+        <w:rFonts w:asciiTheme="majorHAnsi" w:eastAsiaTheme="majorEastAsia" w:hAnsiTheme="majorHAnsi" w:cstheme="majorBidi"/>
       </w:rPr>
       <w:tblPr/>
       <w:tcPr>
@@ -6498,7 +6885,6 @@
     </w:tblStylePr>
     <w:tblStylePr w:type="lastRow">
       <w:rPr>
-        <w:rFonts w:ascii="Arial" w:eastAsia="Arial" w:hAnsi="Arial" w:cs="Arial"/>
         <w:b/>
         <w:bCs/>
         <w:color w:val="1F497D" w:themeColor="text2"/>
@@ -6513,14 +6899,12 @@
     </w:tblStylePr>
     <w:tblStylePr w:type="firstCol">
       <w:rPr>
-        <w:rFonts w:ascii="Arial" w:eastAsia="Arial" w:hAnsi="Arial" w:cs="Arial"/>
         <w:b/>
         <w:bCs/>
       </w:rPr>
     </w:tblStylePr>
     <w:tblStylePr w:type="lastCol">
       <w:rPr>
-        <w:rFonts w:ascii="Arial" w:eastAsia="Arial" w:hAnsi="Arial" w:cs="Arial"/>
         <w:b/>
         <w:bCs/>
       </w:rPr>
@@ -6566,7 +6950,7 @@
     </w:tblPr>
     <w:tblStylePr w:type="firstRow">
       <w:rPr>
-        <w:rFonts w:ascii="Arial" w:eastAsia="Arial" w:hAnsi="Arial" w:cs="Arial"/>
+        <w:rFonts w:asciiTheme="majorHAnsi" w:eastAsiaTheme="majorEastAsia" w:hAnsiTheme="majorHAnsi" w:cstheme="majorBidi"/>
       </w:rPr>
       <w:tblPr/>
       <w:tcPr>
@@ -6578,7 +6962,6 @@
     </w:tblStylePr>
     <w:tblStylePr w:type="lastRow">
       <w:rPr>
-        <w:rFonts w:ascii="Arial" w:eastAsia="Arial" w:hAnsi="Arial" w:cs="Arial"/>
         <w:b/>
         <w:bCs/>
         <w:color w:val="1F497D" w:themeColor="text2"/>
@@ -6593,14 +6976,12 @@
     </w:tblStylePr>
     <w:tblStylePr w:type="firstCol">
       <w:rPr>
-        <w:rFonts w:ascii="Arial" w:eastAsia="Arial" w:hAnsi="Arial" w:cs="Arial"/>
         <w:b/>
         <w:bCs/>
       </w:rPr>
     </w:tblStylePr>
     <w:tblStylePr w:type="lastCol">
       <w:rPr>
-        <w:rFonts w:ascii="Arial" w:eastAsia="Arial" w:hAnsi="Arial" w:cs="Arial"/>
         <w:b/>
         <w:bCs/>
       </w:rPr>
@@ -6646,7 +7027,7 @@
     </w:tblPr>
     <w:tblStylePr w:type="firstRow">
       <w:rPr>
-        <w:rFonts w:ascii="Arial" w:eastAsia="Arial" w:hAnsi="Arial" w:cs="Arial"/>
+        <w:rFonts w:asciiTheme="majorHAnsi" w:eastAsiaTheme="majorEastAsia" w:hAnsiTheme="majorHAnsi" w:cstheme="majorBidi"/>
       </w:rPr>
       <w:tblPr/>
       <w:tcPr>
@@ -6658,7 +7039,6 @@
     </w:tblStylePr>
     <w:tblStylePr w:type="lastRow">
       <w:rPr>
-        <w:rFonts w:ascii="Arial" w:eastAsia="Arial" w:hAnsi="Arial" w:cs="Arial"/>
         <w:b/>
         <w:bCs/>
         <w:color w:val="1F497D" w:themeColor="text2"/>
@@ -6673,14 +7053,12 @@
     </w:tblStylePr>
     <w:tblStylePr w:type="firstCol">
       <w:rPr>
-        <w:rFonts w:ascii="Arial" w:eastAsia="Arial" w:hAnsi="Arial" w:cs="Arial"/>
         <w:b/>
         <w:bCs/>
       </w:rPr>
     </w:tblStylePr>
     <w:tblStylePr w:type="lastCol">
       <w:rPr>
-        <w:rFonts w:ascii="Arial" w:eastAsia="Arial" w:hAnsi="Arial" w:cs="Arial"/>
         <w:b/>
         <w:bCs/>
       </w:rPr>
@@ -6726,7 +7104,7 @@
     </w:tblPr>
     <w:tblStylePr w:type="firstRow">
       <w:rPr>
-        <w:rFonts w:ascii="Arial" w:eastAsia="Arial" w:hAnsi="Arial" w:cs="Arial"/>
+        <w:rFonts w:asciiTheme="majorHAnsi" w:eastAsiaTheme="majorEastAsia" w:hAnsiTheme="majorHAnsi" w:cstheme="majorBidi"/>
       </w:rPr>
       <w:tblPr/>
       <w:tcPr>
@@ -6738,7 +7116,6 @@
     </w:tblStylePr>
     <w:tblStylePr w:type="lastRow">
       <w:rPr>
-        <w:rFonts w:ascii="Arial" w:eastAsia="Arial" w:hAnsi="Arial" w:cs="Arial"/>
         <w:b/>
         <w:bCs/>
         <w:color w:val="1F497D" w:themeColor="text2"/>
@@ -6753,14 +7130,12 @@
     </w:tblStylePr>
     <w:tblStylePr w:type="firstCol">
       <w:rPr>
-        <w:rFonts w:ascii="Arial" w:eastAsia="Arial" w:hAnsi="Arial" w:cs="Arial"/>
         <w:b/>
         <w:bCs/>
       </w:rPr>
     </w:tblStylePr>
     <w:tblStylePr w:type="lastCol">
       <w:rPr>
-        <w:rFonts w:ascii="Arial" w:eastAsia="Arial" w:hAnsi="Arial" w:cs="Arial"/>
         <w:b/>
         <w:bCs/>
       </w:rPr>
@@ -6806,7 +7181,7 @@
     </w:tblPr>
     <w:tblStylePr w:type="firstRow">
       <w:rPr>
-        <w:rFonts w:ascii="Arial" w:eastAsia="Arial" w:hAnsi="Arial" w:cs="Arial"/>
+        <w:rFonts w:asciiTheme="majorHAnsi" w:eastAsiaTheme="majorEastAsia" w:hAnsiTheme="majorHAnsi" w:cstheme="majorBidi"/>
       </w:rPr>
       <w:tblPr/>
       <w:tcPr>
@@ -6818,7 +7193,6 @@
     </w:tblStylePr>
     <w:tblStylePr w:type="lastRow">
       <w:rPr>
-        <w:rFonts w:ascii="Arial" w:eastAsia="Arial" w:hAnsi="Arial" w:cs="Arial"/>
         <w:b/>
         <w:bCs/>
         <w:color w:val="1F497D" w:themeColor="text2"/>
@@ -6833,14 +7207,12 @@
     </w:tblStylePr>
     <w:tblStylePr w:type="firstCol">
       <w:rPr>
-        <w:rFonts w:ascii="Arial" w:eastAsia="Arial" w:hAnsi="Arial" w:cs="Arial"/>
         <w:b/>
         <w:bCs/>
       </w:rPr>
     </w:tblStylePr>
     <w:tblStylePr w:type="lastCol">
       <w:rPr>
-        <w:rFonts w:ascii="Arial" w:eastAsia="Arial" w:hAnsi="Arial" w:cs="Arial"/>
         <w:b/>
         <w:bCs/>
       </w:rPr>
@@ -6874,6 +7246,7 @@
       <w:spacing w:after="0" w:line="240" w:lineRule="auto"/>
     </w:pPr>
     <w:rPr>
+      <w:rFonts w:asciiTheme="majorHAnsi" w:eastAsiaTheme="majorEastAsia" w:hAnsiTheme="majorHAnsi" w:cstheme="majorBidi"/>
       <w:color w:val="000000" w:themeColor="text1"/>
     </w:rPr>
     <w:tblPr>
@@ -6888,7 +7261,6 @@
     </w:tblPr>
     <w:tblStylePr w:type="firstRow">
       <w:rPr>
-        <w:rFonts w:ascii="Arial" w:eastAsia="Arial" w:hAnsi="Arial" w:cs="Arial"/>
         <w:sz w:val="24"/>
         <w:szCs w:val="24"/>
       </w:rPr>
@@ -6995,6 +7367,7 @@
       <w:spacing w:after="0" w:line="240" w:lineRule="auto"/>
     </w:pPr>
     <w:rPr>
+      <w:rFonts w:asciiTheme="majorHAnsi" w:eastAsiaTheme="majorEastAsia" w:hAnsiTheme="majorHAnsi" w:cstheme="majorBidi"/>
       <w:color w:val="000000" w:themeColor="text1"/>
     </w:rPr>
     <w:tblPr>
@@ -7009,7 +7382,6 @@
     </w:tblPr>
     <w:tblStylePr w:type="firstRow">
       <w:rPr>
-        <w:rFonts w:ascii="Arial" w:eastAsia="Arial" w:hAnsi="Arial" w:cs="Arial"/>
         <w:sz w:val="24"/>
         <w:szCs w:val="24"/>
       </w:rPr>
@@ -7116,6 +7488,7 @@
       <w:spacing w:after="0" w:line="240" w:lineRule="auto"/>
     </w:pPr>
     <w:rPr>
+      <w:rFonts w:asciiTheme="majorHAnsi" w:eastAsiaTheme="majorEastAsia" w:hAnsiTheme="majorHAnsi" w:cstheme="majorBidi"/>
       <w:color w:val="000000" w:themeColor="text1"/>
     </w:rPr>
     <w:tblPr>
@@ -7130,7 +7503,6 @@
     </w:tblPr>
     <w:tblStylePr w:type="firstRow">
       <w:rPr>
-        <w:rFonts w:ascii="Arial" w:eastAsia="Arial" w:hAnsi="Arial" w:cs="Arial"/>
         <w:sz w:val="24"/>
         <w:szCs w:val="24"/>
       </w:rPr>
@@ -7237,6 +7609,7 @@
       <w:spacing w:after="0" w:line="240" w:lineRule="auto"/>
     </w:pPr>
     <w:rPr>
+      <w:rFonts w:asciiTheme="majorHAnsi" w:eastAsiaTheme="majorEastAsia" w:hAnsiTheme="majorHAnsi" w:cstheme="majorBidi"/>
       <w:color w:val="000000" w:themeColor="text1"/>
     </w:rPr>
     <w:tblPr>
@@ -7251,7 +7624,6 @@
     </w:tblPr>
     <w:tblStylePr w:type="firstRow">
       <w:rPr>
-        <w:rFonts w:ascii="Arial" w:eastAsia="Arial" w:hAnsi="Arial" w:cs="Arial"/>
         <w:sz w:val="24"/>
         <w:szCs w:val="24"/>
       </w:rPr>
@@ -7358,6 +7730,7 @@
       <w:spacing w:after="0" w:line="240" w:lineRule="auto"/>
     </w:pPr>
     <w:rPr>
+      <w:rFonts w:asciiTheme="majorHAnsi" w:eastAsiaTheme="majorEastAsia" w:hAnsiTheme="majorHAnsi" w:cstheme="majorBidi"/>
       <w:color w:val="000000" w:themeColor="text1"/>
     </w:rPr>
     <w:tblPr>
@@ -7372,7 +7745,6 @@
     </w:tblPr>
     <w:tblStylePr w:type="firstRow">
       <w:rPr>
-        <w:rFonts w:ascii="Arial" w:eastAsia="Arial" w:hAnsi="Arial" w:cs="Arial"/>
         <w:sz w:val="24"/>
         <w:szCs w:val="24"/>
       </w:rPr>
@@ -7479,6 +7851,7 @@
       <w:spacing w:after="0" w:line="240" w:lineRule="auto"/>
     </w:pPr>
     <w:rPr>
+      <w:rFonts w:asciiTheme="majorHAnsi" w:eastAsiaTheme="majorEastAsia" w:hAnsiTheme="majorHAnsi" w:cstheme="majorBidi"/>
       <w:color w:val="000000" w:themeColor="text1"/>
     </w:rPr>
     <w:tblPr>
@@ -7493,7 +7866,6 @@
     </w:tblPr>
     <w:tblStylePr w:type="firstRow">
       <w:rPr>
-        <w:rFonts w:ascii="Arial" w:eastAsia="Arial" w:hAnsi="Arial" w:cs="Arial"/>
         <w:sz w:val="24"/>
         <w:szCs w:val="24"/>
       </w:rPr>
@@ -7600,6 +7972,7 @@
       <w:spacing w:after="0" w:line="240" w:lineRule="auto"/>
     </w:pPr>
     <w:rPr>
+      <w:rFonts w:asciiTheme="majorHAnsi" w:eastAsiaTheme="majorEastAsia" w:hAnsiTheme="majorHAnsi" w:cstheme="majorBidi"/>
       <w:color w:val="000000" w:themeColor="text1"/>
     </w:rPr>
     <w:tblPr>
@@ -7614,7 +7987,6 @@
     </w:tblPr>
     <w:tblStylePr w:type="firstRow">
       <w:rPr>
-        <w:rFonts w:ascii="Arial" w:eastAsia="Arial" w:hAnsi="Arial" w:cs="Arial"/>
         <w:sz w:val="24"/>
         <w:szCs w:val="24"/>
       </w:rPr>
@@ -7737,14 +8109,12 @@
     </w:tcPr>
     <w:tblStylePr w:type="firstRow">
       <w:rPr>
-        <w:rFonts w:ascii="Arial" w:eastAsia="Arial" w:hAnsi="Arial" w:cs="Arial"/>
         <w:b/>
         <w:bCs/>
       </w:rPr>
     </w:tblStylePr>
     <w:tblStylePr w:type="lastRow">
       <w:rPr>
-        <w:rFonts w:ascii="Arial" w:eastAsia="Arial" w:hAnsi="Arial" w:cs="Arial"/>
         <w:b/>
         <w:bCs/>
       </w:rPr>
@@ -7757,14 +8127,12 @@
     </w:tblStylePr>
     <w:tblStylePr w:type="firstCol">
       <w:rPr>
-        <w:rFonts w:ascii="Arial" w:eastAsia="Arial" w:hAnsi="Arial" w:cs="Arial"/>
         <w:b/>
         <w:bCs/>
       </w:rPr>
     </w:tblStylePr>
     <w:tblStylePr w:type="lastCol">
       <w:rPr>
-        <w:rFonts w:ascii="Arial" w:eastAsia="Arial" w:hAnsi="Arial" w:cs="Arial"/>
         <w:b/>
         <w:bCs/>
       </w:rPr>
@@ -7807,14 +8175,12 @@
     </w:tcPr>
     <w:tblStylePr w:type="firstRow">
       <w:rPr>
-        <w:rFonts w:ascii="Arial" w:eastAsia="Arial" w:hAnsi="Arial" w:cs="Arial"/>
         <w:b/>
         <w:bCs/>
       </w:rPr>
     </w:tblStylePr>
     <w:tblStylePr w:type="lastRow">
       <w:rPr>
-        <w:rFonts w:ascii="Arial" w:eastAsia="Arial" w:hAnsi="Arial" w:cs="Arial"/>
         <w:b/>
         <w:bCs/>
       </w:rPr>
@@ -7827,14 +8193,12 @@
     </w:tblStylePr>
     <w:tblStylePr w:type="firstCol">
       <w:rPr>
-        <w:rFonts w:ascii="Arial" w:eastAsia="Arial" w:hAnsi="Arial" w:cs="Arial"/>
         <w:b/>
         <w:bCs/>
       </w:rPr>
     </w:tblStylePr>
     <w:tblStylePr w:type="lastCol">
       <w:rPr>
-        <w:rFonts w:ascii="Arial" w:eastAsia="Arial" w:hAnsi="Arial" w:cs="Arial"/>
         <w:b/>
         <w:bCs/>
       </w:rPr>
@@ -7877,14 +8241,12 @@
     </w:tcPr>
     <w:tblStylePr w:type="firstRow">
       <w:rPr>
-        <w:rFonts w:ascii="Arial" w:eastAsia="Arial" w:hAnsi="Arial" w:cs="Arial"/>
         <w:b/>
         <w:bCs/>
       </w:rPr>
     </w:tblStylePr>
     <w:tblStylePr w:type="lastRow">
       <w:rPr>
-        <w:rFonts w:ascii="Arial" w:eastAsia="Arial" w:hAnsi="Arial" w:cs="Arial"/>
         <w:b/>
         <w:bCs/>
       </w:rPr>
@@ -7897,14 +8259,12 @@
     </w:tblStylePr>
     <w:tblStylePr w:type="firstCol">
       <w:rPr>
-        <w:rFonts w:ascii="Arial" w:eastAsia="Arial" w:hAnsi="Arial" w:cs="Arial"/>
         <w:b/>
         <w:bCs/>
       </w:rPr>
     </w:tblStylePr>
     <w:tblStylePr w:type="lastCol">
       <w:rPr>
-        <w:rFonts w:ascii="Arial" w:eastAsia="Arial" w:hAnsi="Arial" w:cs="Arial"/>
         <w:b/>
         <w:bCs/>
       </w:rPr>
@@ -7947,14 +8307,12 @@
     </w:tcPr>
     <w:tblStylePr w:type="firstRow">
       <w:rPr>
-        <w:rFonts w:ascii="Arial" w:eastAsia="Arial" w:hAnsi="Arial" w:cs="Arial"/>
         <w:b/>
         <w:bCs/>
       </w:rPr>
     </w:tblStylePr>
     <w:tblStylePr w:type="lastRow">
       <w:rPr>
-        <w:rFonts w:ascii="Arial" w:eastAsia="Arial" w:hAnsi="Arial" w:cs="Arial"/>
         <w:b/>
         <w:bCs/>
       </w:rPr>
@@ -7967,14 +8325,12 @@
     </w:tblStylePr>
     <w:tblStylePr w:type="firstCol">
       <w:rPr>
-        <w:rFonts w:ascii="Arial" w:eastAsia="Arial" w:hAnsi="Arial" w:cs="Arial"/>
         <w:b/>
         <w:bCs/>
       </w:rPr>
     </w:tblStylePr>
     <w:tblStylePr w:type="lastCol">
       <w:rPr>
-        <w:rFonts w:ascii="Arial" w:eastAsia="Arial" w:hAnsi="Arial" w:cs="Arial"/>
         <w:b/>
         <w:bCs/>
       </w:rPr>
@@ -8017,14 +8373,12 @@
     </w:tcPr>
     <w:tblStylePr w:type="firstRow">
       <w:rPr>
-        <w:rFonts w:ascii="Arial" w:eastAsia="Arial" w:hAnsi="Arial" w:cs="Arial"/>
         <w:b/>
         <w:bCs/>
       </w:rPr>
     </w:tblStylePr>
     <w:tblStylePr w:type="lastRow">
       <w:rPr>
-        <w:rFonts w:ascii="Arial" w:eastAsia="Arial" w:hAnsi="Arial" w:cs="Arial"/>
         <w:b/>
         <w:bCs/>
       </w:rPr>
@@ -8037,14 +8391,12 @@
     </w:tblStylePr>
     <w:tblStylePr w:type="firstCol">
       <w:rPr>
-        <w:rFonts w:ascii="Arial" w:eastAsia="Arial" w:hAnsi="Arial" w:cs="Arial"/>
         <w:b/>
         <w:bCs/>
       </w:rPr>
     </w:tblStylePr>
     <w:tblStylePr w:type="lastCol">
       <w:rPr>
-        <w:rFonts w:ascii="Arial" w:eastAsia="Arial" w:hAnsi="Arial" w:cs="Arial"/>
         <w:b/>
         <w:bCs/>
       </w:rPr>
@@ -8087,14 +8439,12 @@
     </w:tcPr>
     <w:tblStylePr w:type="firstRow">
       <w:rPr>
-        <w:rFonts w:ascii="Arial" w:eastAsia="Arial" w:hAnsi="Arial" w:cs="Arial"/>
         <w:b/>
         <w:bCs/>
       </w:rPr>
     </w:tblStylePr>
     <w:tblStylePr w:type="lastRow">
       <w:rPr>
-        <w:rFonts w:ascii="Arial" w:eastAsia="Arial" w:hAnsi="Arial" w:cs="Arial"/>
         <w:b/>
         <w:bCs/>
       </w:rPr>
@@ -8107,14 +8457,12 @@
     </w:tblStylePr>
     <w:tblStylePr w:type="firstCol">
       <w:rPr>
-        <w:rFonts w:ascii="Arial" w:eastAsia="Arial" w:hAnsi="Arial" w:cs="Arial"/>
         <w:b/>
         <w:bCs/>
       </w:rPr>
     </w:tblStylePr>
     <w:tblStylePr w:type="lastCol">
       <w:rPr>
-        <w:rFonts w:ascii="Arial" w:eastAsia="Arial" w:hAnsi="Arial" w:cs="Arial"/>
         <w:b/>
         <w:bCs/>
       </w:rPr>
@@ -8157,14 +8505,12 @@
     </w:tcPr>
     <w:tblStylePr w:type="firstRow">
       <w:rPr>
-        <w:rFonts w:ascii="Arial" w:eastAsia="Arial" w:hAnsi="Arial" w:cs="Arial"/>
         <w:b/>
         <w:bCs/>
       </w:rPr>
     </w:tblStylePr>
     <w:tblStylePr w:type="lastRow">
       <w:rPr>
-        <w:rFonts w:ascii="Arial" w:eastAsia="Arial" w:hAnsi="Arial" w:cs="Arial"/>
         <w:b/>
         <w:bCs/>
       </w:rPr>
@@ -8177,14 +8523,12 @@
     </w:tblStylePr>
     <w:tblStylePr w:type="firstCol">
       <w:rPr>
-        <w:rFonts w:ascii="Arial" w:eastAsia="Arial" w:hAnsi="Arial" w:cs="Arial"/>
         <w:b/>
         <w:bCs/>
       </w:rPr>
     </w:tblStylePr>
     <w:tblStylePr w:type="lastCol">
       <w:rPr>
-        <w:rFonts w:ascii="Arial" w:eastAsia="Arial" w:hAnsi="Arial" w:cs="Arial"/>
         <w:b/>
         <w:bCs/>
       </w:rPr>
@@ -8211,6 +8555,7 @@
       <w:spacing w:after="0" w:line="240" w:lineRule="auto"/>
     </w:pPr>
     <w:rPr>
+      <w:rFonts w:asciiTheme="majorHAnsi" w:eastAsiaTheme="majorEastAsia" w:hAnsiTheme="majorHAnsi" w:cstheme="majorBidi"/>
       <w:color w:val="000000" w:themeColor="text1"/>
     </w:rPr>
     <w:tblPr>
@@ -8230,7 +8575,6 @@
     </w:tcPr>
     <w:tblStylePr w:type="firstRow">
       <w:rPr>
-        <w:rFonts w:ascii="Arial" w:eastAsia="Arial" w:hAnsi="Arial" w:cs="Arial"/>
         <w:b/>
         <w:bCs/>
         <w:color w:val="000000" w:themeColor="text1"/>
@@ -8242,7 +8586,6 @@
     </w:tblStylePr>
     <w:tblStylePr w:type="lastRow">
       <w:rPr>
-        <w:rFonts w:ascii="Arial" w:eastAsia="Arial" w:hAnsi="Arial" w:cs="Arial"/>
         <w:b/>
         <w:bCs/>
         <w:color w:val="000000" w:themeColor="text1"/>
@@ -8262,7 +8605,6 @@
     </w:tblStylePr>
     <w:tblStylePr w:type="firstCol">
       <w:rPr>
-        <w:rFonts w:ascii="Arial" w:eastAsia="Arial" w:hAnsi="Arial" w:cs="Arial"/>
         <w:b/>
         <w:bCs/>
         <w:color w:val="000000" w:themeColor="text1"/>
@@ -8282,7 +8624,6 @@
     </w:tblStylePr>
     <w:tblStylePr w:type="lastCol">
       <w:rPr>
-        <w:rFonts w:ascii="Arial" w:eastAsia="Arial" w:hAnsi="Arial" w:cs="Arial"/>
         <w:b w:val="0"/>
         <w:bCs w:val="0"/>
         <w:color w:val="000000" w:themeColor="text1"/>
@@ -8332,6 +8673,7 @@
       <w:spacing w:after="0" w:line="240" w:lineRule="auto"/>
     </w:pPr>
     <w:rPr>
+      <w:rFonts w:asciiTheme="majorHAnsi" w:eastAsiaTheme="majorEastAsia" w:hAnsiTheme="majorHAnsi" w:cstheme="majorBidi"/>
       <w:color w:val="000000" w:themeColor="text1"/>
     </w:rPr>
     <w:tblPr>
@@ -8351,7 +8693,6 @@
     </w:tcPr>
     <w:tblStylePr w:type="firstRow">
       <w:rPr>
-        <w:rFonts w:ascii="Arial" w:eastAsia="Arial" w:hAnsi="Arial" w:cs="Arial"/>
         <w:b/>
         <w:bCs/>
         <w:color w:val="000000" w:themeColor="text1"/>
@@ -8363,7 +8704,6 @@
     </w:tblStylePr>
     <w:tblStylePr w:type="lastRow">
       <w:rPr>
-        <w:rFonts w:ascii="Arial" w:eastAsia="Arial" w:hAnsi="Arial" w:cs="Arial"/>
         <w:b/>
         <w:bCs/>
         <w:color w:val="000000" w:themeColor="text1"/>
@@ -8383,7 +8723,6 @@
     </w:tblStylePr>
     <w:tblStylePr w:type="firstCol">
       <w:rPr>
-        <w:rFonts w:ascii="Arial" w:eastAsia="Arial" w:hAnsi="Arial" w:cs="Arial"/>
         <w:b/>
         <w:bCs/>
         <w:color w:val="000000" w:themeColor="text1"/>
@@ -8403,7 +8742,6 @@
     </w:tblStylePr>
     <w:tblStylePr w:type="lastCol">
       <w:rPr>
-        <w:rFonts w:ascii="Arial" w:eastAsia="Arial" w:hAnsi="Arial" w:cs="Arial"/>
         <w:b w:val="0"/>
         <w:bCs w:val="0"/>
         <w:color w:val="000000" w:themeColor="text1"/>
@@ -8453,6 +8791,7 @@
       <w:spacing w:after="0" w:line="240" w:lineRule="auto"/>
     </w:pPr>
     <w:rPr>
+      <w:rFonts w:asciiTheme="majorHAnsi" w:eastAsiaTheme="majorEastAsia" w:hAnsiTheme="majorHAnsi" w:cstheme="majorBidi"/>
       <w:color w:val="000000" w:themeColor="text1"/>
     </w:rPr>
     <w:tblPr>
@@ -8472,7 +8811,6 @@
     </w:tcPr>
     <w:tblStylePr w:type="firstRow">
       <w:rPr>
-        <w:rFonts w:ascii="Arial" w:eastAsia="Arial" w:hAnsi="Arial" w:cs="Arial"/>
         <w:b/>
         <w:bCs/>
         <w:color w:val="000000" w:themeColor="text1"/>
@@ -8484,7 +8822,6 @@
     </w:tblStylePr>
     <w:tblStylePr w:type="lastRow">
       <w:rPr>
-        <w:rFonts w:ascii="Arial" w:eastAsia="Arial" w:hAnsi="Arial" w:cs="Arial"/>
         <w:b/>
         <w:bCs/>
         <w:color w:val="000000" w:themeColor="text1"/>
@@ -8504,7 +8841,6 @@
     </w:tblStylePr>
     <w:tblStylePr w:type="firstCol">
       <w:rPr>
-        <w:rFonts w:ascii="Arial" w:eastAsia="Arial" w:hAnsi="Arial" w:cs="Arial"/>
         <w:b/>
         <w:bCs/>
         <w:color w:val="000000" w:themeColor="text1"/>
@@ -8524,7 +8860,6 @@
     </w:tblStylePr>
     <w:tblStylePr w:type="lastCol">
       <w:rPr>
-        <w:rFonts w:ascii="Arial" w:eastAsia="Arial" w:hAnsi="Arial" w:cs="Arial"/>
         <w:b w:val="0"/>
         <w:bCs w:val="0"/>
         <w:color w:val="000000" w:themeColor="text1"/>
@@ -8574,6 +8909,7 @@
       <w:spacing w:after="0" w:line="240" w:lineRule="auto"/>
     </w:pPr>
     <w:rPr>
+      <w:rFonts w:asciiTheme="majorHAnsi" w:eastAsiaTheme="majorEastAsia" w:hAnsiTheme="majorHAnsi" w:cstheme="majorBidi"/>
       <w:color w:val="000000" w:themeColor="text1"/>
     </w:rPr>
     <w:tblPr>
@@ -8593,7 +8929,6 @@
     </w:tcPr>
     <w:tblStylePr w:type="firstRow">
       <w:rPr>
-        <w:rFonts w:ascii="Arial" w:eastAsia="Arial" w:hAnsi="Arial" w:cs="Arial"/>
         <w:b/>
         <w:bCs/>
         <w:color w:val="000000" w:themeColor="text1"/>
@@ -8605,7 +8940,6 @@
     </w:tblStylePr>
     <w:tblStylePr w:type="lastRow">
       <w:rPr>
-        <w:rFonts w:ascii="Arial" w:eastAsia="Arial" w:hAnsi="Arial" w:cs="Arial"/>
         <w:b/>
         <w:bCs/>
         <w:color w:val="000000" w:themeColor="text1"/>
@@ -8625,7 +8959,6 @@
     </w:tblStylePr>
     <w:tblStylePr w:type="firstCol">
       <w:rPr>
-        <w:rFonts w:ascii="Arial" w:eastAsia="Arial" w:hAnsi="Arial" w:cs="Arial"/>
         <w:b/>
         <w:bCs/>
         <w:color w:val="000000" w:themeColor="text1"/>
@@ -8645,7 +8978,6 @@
     </w:tblStylePr>
     <w:tblStylePr w:type="lastCol">
       <w:rPr>
-        <w:rFonts w:ascii="Arial" w:eastAsia="Arial" w:hAnsi="Arial" w:cs="Arial"/>
         <w:b w:val="0"/>
         <w:bCs w:val="0"/>
         <w:color w:val="000000" w:themeColor="text1"/>
@@ -8695,6 +9027,7 @@
       <w:spacing w:after="0" w:line="240" w:lineRule="auto"/>
     </w:pPr>
     <w:rPr>
+      <w:rFonts w:asciiTheme="majorHAnsi" w:eastAsiaTheme="majorEastAsia" w:hAnsiTheme="majorHAnsi" w:cstheme="majorBidi"/>
       <w:color w:val="000000" w:themeColor="text1"/>
     </w:rPr>
     <w:tblPr>
@@ -8714,7 +9047,6 @@
     </w:tcPr>
     <w:tblStylePr w:type="firstRow">
       <w:rPr>
-        <w:rFonts w:ascii="Arial" w:eastAsia="Arial" w:hAnsi="Arial" w:cs="Arial"/>
         <w:b/>
         <w:bCs/>
         <w:color w:val="000000" w:themeColor="text1"/>
@@ -8726,7 +9058,6 @@
     </w:tblStylePr>
     <w:tblStylePr w:type="lastRow">
       <w:rPr>
-        <w:rFonts w:ascii="Arial" w:eastAsia="Arial" w:hAnsi="Arial" w:cs="Arial"/>
         <w:b/>
         <w:bCs/>
         <w:color w:val="000000" w:themeColor="text1"/>
@@ -8746,7 +9077,6 @@
     </w:tblStylePr>
     <w:tblStylePr w:type="firstCol">
       <w:rPr>
-        <w:rFonts w:ascii="Arial" w:eastAsia="Arial" w:hAnsi="Arial" w:cs="Arial"/>
         <w:b/>
         <w:bCs/>
         <w:color w:val="000000" w:themeColor="text1"/>
@@ -8766,7 +9096,6 @@
     </w:tblStylePr>
     <w:tblStylePr w:type="lastCol">
       <w:rPr>
-        <w:rFonts w:ascii="Arial" w:eastAsia="Arial" w:hAnsi="Arial" w:cs="Arial"/>
         <w:b w:val="0"/>
         <w:bCs w:val="0"/>
         <w:color w:val="000000" w:themeColor="text1"/>
@@ -8816,6 +9145,7 @@
       <w:spacing w:after="0" w:line="240" w:lineRule="auto"/>
     </w:pPr>
     <w:rPr>
+      <w:rFonts w:asciiTheme="majorHAnsi" w:eastAsiaTheme="majorEastAsia" w:hAnsiTheme="majorHAnsi" w:cstheme="majorBidi"/>
       <w:color w:val="000000" w:themeColor="text1"/>
     </w:rPr>
     <w:tblPr>
@@ -8835,7 +9165,6 @@
     </w:tcPr>
     <w:tblStylePr w:type="firstRow">
       <w:rPr>
-        <w:rFonts w:ascii="Arial" w:eastAsia="Arial" w:hAnsi="Arial" w:cs="Arial"/>
         <w:b/>
         <w:bCs/>
         <w:color w:val="000000" w:themeColor="text1"/>
@@ -8847,7 +9176,6 @@
     </w:tblStylePr>
     <w:tblStylePr w:type="lastRow">
       <w:rPr>
-        <w:rFonts w:ascii="Arial" w:eastAsia="Arial" w:hAnsi="Arial" w:cs="Arial"/>
         <w:b/>
         <w:bCs/>
         <w:color w:val="000000" w:themeColor="text1"/>
@@ -8867,7 +9195,6 @@
     </w:tblStylePr>
     <w:tblStylePr w:type="firstCol">
       <w:rPr>
-        <w:rFonts w:ascii="Arial" w:eastAsia="Arial" w:hAnsi="Arial" w:cs="Arial"/>
         <w:b/>
         <w:bCs/>
         <w:color w:val="000000" w:themeColor="text1"/>
@@ -8887,7 +9214,6 @@
     </w:tblStylePr>
     <w:tblStylePr w:type="lastCol">
       <w:rPr>
-        <w:rFonts w:ascii="Arial" w:eastAsia="Arial" w:hAnsi="Arial" w:cs="Arial"/>
         <w:b w:val="0"/>
         <w:bCs w:val="0"/>
         <w:color w:val="000000" w:themeColor="text1"/>
@@ -8937,6 +9263,7 @@
       <w:spacing w:after="0" w:line="240" w:lineRule="auto"/>
     </w:pPr>
     <w:rPr>
+      <w:rFonts w:asciiTheme="majorHAnsi" w:eastAsiaTheme="majorEastAsia" w:hAnsiTheme="majorHAnsi" w:cstheme="majorBidi"/>
       <w:color w:val="000000" w:themeColor="text1"/>
     </w:rPr>
     <w:tblPr>
@@ -8956,7 +9283,6 @@
     </w:tcPr>
     <w:tblStylePr w:type="firstRow">
       <w:rPr>
-        <w:rFonts w:ascii="Arial" w:eastAsia="Arial" w:hAnsi="Arial" w:cs="Arial"/>
         <w:b/>
         <w:bCs/>
         <w:color w:val="000000" w:themeColor="text1"/>
@@ -8968,7 +9294,6 @@
     </w:tblStylePr>
     <w:tblStylePr w:type="lastRow">
       <w:rPr>
-        <w:rFonts w:ascii="Arial" w:eastAsia="Arial" w:hAnsi="Arial" w:cs="Arial"/>
         <w:b/>
         <w:bCs/>
         <w:color w:val="000000" w:themeColor="text1"/>
@@ -8988,7 +9313,6 @@
     </w:tblStylePr>
     <w:tblStylePr w:type="firstCol">
       <w:rPr>
-        <w:rFonts w:ascii="Arial" w:eastAsia="Arial" w:hAnsi="Arial" w:cs="Arial"/>
         <w:b/>
         <w:bCs/>
         <w:color w:val="000000" w:themeColor="text1"/>
@@ -9008,7 +9332,6 @@
     </w:tblStylePr>
     <w:tblStylePr w:type="lastCol">
       <w:rPr>
-        <w:rFonts w:ascii="Arial" w:eastAsia="Arial" w:hAnsi="Arial" w:cs="Arial"/>
         <w:b w:val="0"/>
         <w:bCs w:val="0"/>
         <w:color w:val="000000" w:themeColor="text1"/>
@@ -9074,7 +9397,6 @@
     </w:tcPr>
     <w:tblStylePr w:type="firstRow">
       <w:rPr>
-        <w:rFonts w:ascii="Arial" w:eastAsia="Arial" w:hAnsi="Arial" w:cs="Arial"/>
         <w:b/>
         <w:bCs/>
         <w:i w:val="0"/>
@@ -9096,7 +9418,6 @@
     </w:tblStylePr>
     <w:tblStylePr w:type="lastRow">
       <w:rPr>
-        <w:rFonts w:ascii="Arial" w:eastAsia="Arial" w:hAnsi="Arial" w:cs="Arial"/>
         <w:b/>
         <w:bCs/>
         <w:i w:val="0"/>
@@ -9118,7 +9439,6 @@
     </w:tblStylePr>
     <w:tblStylePr w:type="firstCol">
       <w:rPr>
-        <w:rFonts w:ascii="Arial" w:eastAsia="Arial" w:hAnsi="Arial" w:cs="Arial"/>
         <w:b/>
         <w:bCs/>
         <w:i w:val="0"/>
@@ -9138,7 +9458,6 @@
     </w:tblStylePr>
     <w:tblStylePr w:type="lastCol">
       <w:rPr>
-        <w:rFonts w:ascii="Arial" w:eastAsia="Arial" w:hAnsi="Arial" w:cs="Arial"/>
         <w:b/>
         <w:bCs/>
         <w:i w:val="0"/>
@@ -9212,7 +9531,6 @@
     </w:tcPr>
     <w:tblStylePr w:type="firstRow">
       <w:rPr>
-        <w:rFonts w:ascii="Arial" w:eastAsia="Arial" w:hAnsi="Arial" w:cs="Arial"/>
         <w:b/>
         <w:bCs/>
         <w:i w:val="0"/>
@@ -9234,7 +9552,6 @@
     </w:tblStylePr>
     <w:tblStylePr w:type="lastRow">
       <w:rPr>
-        <w:rFonts w:ascii="Arial" w:eastAsia="Arial" w:hAnsi="Arial" w:cs="Arial"/>
         <w:b/>
         <w:bCs/>
         <w:i w:val="0"/>
@@ -9256,7 +9573,6 @@
     </w:tblStylePr>
     <w:tblStylePr w:type="firstCol">
       <w:rPr>
-        <w:rFonts w:ascii="Arial" w:eastAsia="Arial" w:hAnsi="Arial" w:cs="Arial"/>
         <w:b/>
         <w:bCs/>
         <w:i w:val="0"/>
@@ -9276,7 +9592,6 @@
     </w:tblStylePr>
     <w:tblStylePr w:type="lastCol">
       <w:rPr>
-        <w:rFonts w:ascii="Arial" w:eastAsia="Arial" w:hAnsi="Arial" w:cs="Arial"/>
         <w:b/>
         <w:bCs/>
         <w:i w:val="0"/>
@@ -9350,7 +9665,6 @@
     </w:tcPr>
     <w:tblStylePr w:type="firstRow">
       <w:rPr>
-        <w:rFonts w:ascii="Arial" w:eastAsia="Arial" w:hAnsi="Arial" w:cs="Arial"/>
         <w:b/>
         <w:bCs/>
         <w:i w:val="0"/>
@@ -9372,7 +9686,6 @@
     </w:tblStylePr>
     <w:tblStylePr w:type="lastRow">
       <w:rPr>
-        <w:rFonts w:ascii="Arial" w:eastAsia="Arial" w:hAnsi="Arial" w:cs="Arial"/>
         <w:b/>
         <w:bCs/>
         <w:i w:val="0"/>
@@ -9394,7 +9707,6 @@
     </w:tblStylePr>
     <w:tblStylePr w:type="firstCol">
       <w:rPr>
-        <w:rFonts w:ascii="Arial" w:eastAsia="Arial" w:hAnsi="Arial" w:cs="Arial"/>
         <w:b/>
         <w:bCs/>
         <w:i w:val="0"/>
@@ -9414,7 +9726,6 @@
     </w:tblStylePr>
     <w:tblStylePr w:type="lastCol">
       <w:rPr>
-        <w:rFonts w:ascii="Arial" w:eastAsia="Arial" w:hAnsi="Arial" w:cs="Arial"/>
         <w:b/>
         <w:bCs/>
         <w:i w:val="0"/>
@@ -9488,7 +9799,6 @@
     </w:tcPr>
     <w:tblStylePr w:type="firstRow">
       <w:rPr>
-        <w:rFonts w:ascii="Arial" w:eastAsia="Arial" w:hAnsi="Arial" w:cs="Arial"/>
         <w:b/>
         <w:bCs/>
         <w:i w:val="0"/>
@@ -9510,7 +9820,6 @@
     </w:tblStylePr>
     <w:tblStylePr w:type="lastRow">
       <w:rPr>
-        <w:rFonts w:ascii="Arial" w:eastAsia="Arial" w:hAnsi="Arial" w:cs="Arial"/>
         <w:b/>
         <w:bCs/>
         <w:i w:val="0"/>
@@ -9532,7 +9841,6 @@
     </w:tblStylePr>
     <w:tblStylePr w:type="firstCol">
       <w:rPr>
-        <w:rFonts w:ascii="Arial" w:eastAsia="Arial" w:hAnsi="Arial" w:cs="Arial"/>
         <w:b/>
         <w:bCs/>
         <w:i w:val="0"/>
@@ -9552,7 +9860,6 @@
     </w:tblStylePr>
     <w:tblStylePr w:type="lastCol">
       <w:rPr>
-        <w:rFonts w:ascii="Arial" w:eastAsia="Arial" w:hAnsi="Arial" w:cs="Arial"/>
         <w:b/>
         <w:bCs/>
         <w:i w:val="0"/>
@@ -9626,7 +9933,6 @@
     </w:tcPr>
     <w:tblStylePr w:type="firstRow">
       <w:rPr>
-        <w:rFonts w:ascii="Arial" w:eastAsia="Arial" w:hAnsi="Arial" w:cs="Arial"/>
         <w:b/>
         <w:bCs/>
         <w:i w:val="0"/>
@@ -9648,7 +9954,6 @@
     </w:tblStylePr>
     <w:tblStylePr w:type="lastRow">
       <w:rPr>
-        <w:rFonts w:ascii="Arial" w:eastAsia="Arial" w:hAnsi="Arial" w:cs="Arial"/>
         <w:b/>
         <w:bCs/>
         <w:i w:val="0"/>
@@ -9670,7 +9975,6 @@
     </w:tblStylePr>
     <w:tblStylePr w:type="firstCol">
       <w:rPr>
-        <w:rFonts w:ascii="Arial" w:eastAsia="Arial" w:hAnsi="Arial" w:cs="Arial"/>
         <w:b/>
         <w:bCs/>
         <w:i w:val="0"/>
@@ -9690,7 +9994,6 @@
     </w:tblStylePr>
     <w:tblStylePr w:type="lastCol">
       <w:rPr>
-        <w:rFonts w:ascii="Arial" w:eastAsia="Arial" w:hAnsi="Arial" w:cs="Arial"/>
         <w:b/>
         <w:bCs/>
         <w:i w:val="0"/>
@@ -9764,7 +10067,6 @@
     </w:tcPr>
     <w:tblStylePr w:type="firstRow">
       <w:rPr>
-        <w:rFonts w:ascii="Arial" w:eastAsia="Arial" w:hAnsi="Arial" w:cs="Arial"/>
         <w:b/>
         <w:bCs/>
         <w:i w:val="0"/>
@@ -9786,7 +10088,6 @@
     </w:tblStylePr>
     <w:tblStylePr w:type="lastRow">
       <w:rPr>
-        <w:rFonts w:ascii="Arial" w:eastAsia="Arial" w:hAnsi="Arial" w:cs="Arial"/>
         <w:b/>
         <w:bCs/>
         <w:i w:val="0"/>
@@ -9808,7 +10109,6 @@
     </w:tblStylePr>
     <w:tblStylePr w:type="firstCol">
       <w:rPr>
-        <w:rFonts w:ascii="Arial" w:eastAsia="Arial" w:hAnsi="Arial" w:cs="Arial"/>
         <w:b/>
         <w:bCs/>
         <w:i w:val="0"/>
@@ -9828,7 +10128,6 @@
     </w:tblStylePr>
     <w:tblStylePr w:type="lastCol">
       <w:rPr>
-        <w:rFonts w:ascii="Arial" w:eastAsia="Arial" w:hAnsi="Arial" w:cs="Arial"/>
         <w:b/>
         <w:bCs/>
         <w:i w:val="0"/>
@@ -9902,7 +10201,6 @@
     </w:tcPr>
     <w:tblStylePr w:type="firstRow">
       <w:rPr>
-        <w:rFonts w:ascii="Arial" w:eastAsia="Arial" w:hAnsi="Arial" w:cs="Arial"/>
         <w:b/>
         <w:bCs/>
         <w:i w:val="0"/>
@@ -9924,7 +10222,6 @@
     </w:tblStylePr>
     <w:tblStylePr w:type="lastRow">
       <w:rPr>
-        <w:rFonts w:ascii="Arial" w:eastAsia="Arial" w:hAnsi="Arial" w:cs="Arial"/>
         <w:b/>
         <w:bCs/>
         <w:i w:val="0"/>
@@ -9946,7 +10243,6 @@
     </w:tblStylePr>
     <w:tblStylePr w:type="firstCol">
       <w:rPr>
-        <w:rFonts w:ascii="Arial" w:eastAsia="Arial" w:hAnsi="Arial" w:cs="Arial"/>
         <w:b/>
         <w:bCs/>
         <w:i w:val="0"/>
@@ -9966,7 +10262,6 @@
     </w:tblStylePr>
     <w:tblStylePr w:type="lastCol">
       <w:rPr>
-        <w:rFonts w:ascii="Arial" w:eastAsia="Arial" w:hAnsi="Arial" w:cs="Arial"/>
         <w:b/>
         <w:bCs/>
         <w:i w:val="0"/>
@@ -10035,7 +10330,6 @@
     </w:tcPr>
     <w:tblStylePr w:type="firstRow">
       <w:rPr>
-        <w:rFonts w:ascii="Arial" w:eastAsia="Arial" w:hAnsi="Arial" w:cs="Arial"/>
         <w:b/>
         <w:bCs/>
       </w:rPr>
@@ -10143,7 +10437,6 @@
     </w:tcPr>
     <w:tblStylePr w:type="firstRow">
       <w:rPr>
-        <w:rFonts w:ascii="Arial" w:eastAsia="Arial" w:hAnsi="Arial" w:cs="Arial"/>
         <w:b/>
         <w:bCs/>
       </w:rPr>
@@ -10251,7 +10544,6 @@
     </w:tcPr>
     <w:tblStylePr w:type="firstRow">
       <w:rPr>
-        <w:rFonts w:ascii="Arial" w:eastAsia="Arial" w:hAnsi="Arial" w:cs="Arial"/>
         <w:b/>
         <w:bCs/>
       </w:rPr>
@@ -10359,7 +10651,6 @@
     </w:tcPr>
     <w:tblStylePr w:type="firstRow">
       <w:rPr>
-        <w:rFonts w:ascii="Arial" w:eastAsia="Arial" w:hAnsi="Arial" w:cs="Arial"/>
         <w:b/>
         <w:bCs/>
       </w:rPr>
@@ -10467,7 +10758,6 @@
     </w:tcPr>
     <w:tblStylePr w:type="firstRow">
       <w:rPr>
-        <w:rFonts w:ascii="Arial" w:eastAsia="Arial" w:hAnsi="Arial" w:cs="Arial"/>
         <w:b/>
         <w:bCs/>
       </w:rPr>
@@ -10575,7 +10865,6 @@
     </w:tcPr>
     <w:tblStylePr w:type="firstRow">
       <w:rPr>
-        <w:rFonts w:ascii="Arial" w:eastAsia="Arial" w:hAnsi="Arial" w:cs="Arial"/>
         <w:b/>
         <w:bCs/>
       </w:rPr>
@@ -10683,7 +10972,6 @@
     </w:tcPr>
     <w:tblStylePr w:type="firstRow">
       <w:rPr>
-        <w:rFonts w:ascii="Arial" w:eastAsia="Arial" w:hAnsi="Arial" w:cs="Arial"/>
         <w:b/>
         <w:bCs/>
       </w:rPr>
@@ -10799,7 +11087,6 @@
     </w:tcPr>
     <w:tblStylePr w:type="firstRow">
       <w:rPr>
-        <w:rFonts w:ascii="Arial" w:eastAsia="Arial" w:hAnsi="Arial" w:cs="Arial"/>
         <w:b/>
         <w:bCs/>
       </w:rPr>
@@ -10818,7 +11105,6 @@
     </w:tblStylePr>
     <w:tblStylePr w:type="lastRow">
       <w:rPr>
-        <w:rFonts w:ascii="Arial" w:eastAsia="Arial" w:hAnsi="Arial" w:cs="Arial"/>
         <w:b/>
         <w:bCs/>
         <w:color w:val="FFFFFF" w:themeColor="background1"/>
@@ -10833,7 +11119,6 @@
     </w:tblStylePr>
     <w:tblStylePr w:type="firstCol">
       <w:rPr>
-        <w:rFonts w:ascii="Arial" w:eastAsia="Arial" w:hAnsi="Arial" w:cs="Arial"/>
         <w:color w:val="FFFFFF" w:themeColor="background1"/>
       </w:rPr>
       <w:tblPr/>
@@ -10851,7 +11136,6 @@
     </w:tblStylePr>
     <w:tblStylePr w:type="lastCol">
       <w:rPr>
-        <w:rFonts w:ascii="Arial" w:eastAsia="Arial" w:hAnsi="Arial" w:cs="Arial"/>
         <w:color w:val="FFFFFF" w:themeColor="background1"/>
       </w:rPr>
       <w:tblPr/>
@@ -10881,13 +11165,11 @@
     </w:tblStylePr>
     <w:tblStylePr w:type="neCell">
       <w:rPr>
-        <w:rFonts w:ascii="Arial" w:eastAsia="Arial" w:hAnsi="Arial" w:cs="Arial"/>
         <w:color w:val="000000" w:themeColor="text1"/>
       </w:rPr>
     </w:tblStylePr>
     <w:tblStylePr w:type="nwCell">
       <w:rPr>
-        <w:rFonts w:ascii="Arial" w:eastAsia="Arial" w:hAnsi="Arial" w:cs="Arial"/>
         <w:color w:val="000000" w:themeColor="text1"/>
       </w:rPr>
     </w:tblStylePr>
@@ -10920,7 +11202,6 @@
     </w:tcPr>
     <w:tblStylePr w:type="firstRow">
       <w:rPr>
-        <w:rFonts w:ascii="Arial" w:eastAsia="Arial" w:hAnsi="Arial" w:cs="Arial"/>
         <w:b/>
         <w:bCs/>
       </w:rPr>
@@ -10939,7 +11220,6 @@
     </w:tblStylePr>
     <w:tblStylePr w:type="lastRow">
       <w:rPr>
-        <w:rFonts w:ascii="Arial" w:eastAsia="Arial" w:hAnsi="Arial" w:cs="Arial"/>
         <w:b/>
         <w:bCs/>
         <w:color w:val="FFFFFF" w:themeColor="background1"/>
@@ -10954,7 +11234,6 @@
     </w:tblStylePr>
     <w:tblStylePr w:type="firstCol">
       <w:rPr>
-        <w:rFonts w:ascii="Arial" w:eastAsia="Arial" w:hAnsi="Arial" w:cs="Arial"/>
         <w:color w:val="FFFFFF" w:themeColor="background1"/>
       </w:rPr>
       <w:tblPr/>
@@ -10972,7 +11251,6 @@
     </w:tblStylePr>
     <w:tblStylePr w:type="lastCol">
       <w:rPr>
-        <w:rFonts w:ascii="Arial" w:eastAsia="Arial" w:hAnsi="Arial" w:cs="Arial"/>
         <w:color w:val="FFFFFF" w:themeColor="background1"/>
       </w:rPr>
       <w:tblPr/>
@@ -11002,13 +11280,11 @@
     </w:tblStylePr>
     <w:tblStylePr w:type="neCell">
       <w:rPr>
-        <w:rFonts w:ascii="Arial" w:eastAsia="Arial" w:hAnsi="Arial" w:cs="Arial"/>
         <w:color w:val="000000" w:themeColor="text1"/>
       </w:rPr>
     </w:tblStylePr>
     <w:tblStylePr w:type="nwCell">
       <w:rPr>
-        <w:rFonts w:ascii="Arial" w:eastAsia="Arial" w:hAnsi="Arial" w:cs="Arial"/>
         <w:color w:val="000000" w:themeColor="text1"/>
       </w:rPr>
     </w:tblStylePr>
@@ -11041,7 +11317,6 @@
     </w:tcPr>
     <w:tblStylePr w:type="firstRow">
       <w:rPr>
-        <w:rFonts w:ascii="Arial" w:eastAsia="Arial" w:hAnsi="Arial" w:cs="Arial"/>
         <w:b/>
         <w:bCs/>
       </w:rPr>
@@ -11060,7 +11335,6 @@
     </w:tblStylePr>
     <w:tblStylePr w:type="lastRow">
       <w:rPr>
-        <w:rFonts w:ascii="Arial" w:eastAsia="Arial" w:hAnsi="Arial" w:cs="Arial"/>
         <w:b/>
         <w:bCs/>
         <w:color w:val="FFFFFF" w:themeColor="background1"/>
@@ -11075,7 +11349,6 @@
     </w:tblStylePr>
     <w:tblStylePr w:type="firstCol">
       <w:rPr>
-        <w:rFonts w:ascii="Arial" w:eastAsia="Arial" w:hAnsi="Arial" w:cs="Arial"/>
         <w:color w:val="FFFFFF" w:themeColor="background1"/>
       </w:rPr>
       <w:tblPr/>
@@ -11093,7 +11366,6 @@
     </w:tblStylePr>
     <w:tblStylePr w:type="lastCol">
       <w:rPr>
-        <w:rFonts w:ascii="Arial" w:eastAsia="Arial" w:hAnsi="Arial" w:cs="Arial"/>
         <w:color w:val="FFFFFF" w:themeColor="background1"/>
       </w:rPr>
       <w:tblPr/>
@@ -11123,13 +11395,11 @@
     </w:tblStylePr>
     <w:tblStylePr w:type="neCell">
       <w:rPr>
-        <w:rFonts w:ascii="Arial" w:eastAsia="Arial" w:hAnsi="Arial" w:cs="Arial"/>
         <w:color w:val="000000" w:themeColor="text1"/>
       </w:rPr>
     </w:tblStylePr>
     <w:tblStylePr w:type="nwCell">
       <w:rPr>
-        <w:rFonts w:ascii="Arial" w:eastAsia="Arial" w:hAnsi="Arial" w:cs="Arial"/>
         <w:color w:val="000000" w:themeColor="text1"/>
       </w:rPr>
     </w:tblStylePr>
@@ -11162,7 +11432,6 @@
     </w:tcPr>
     <w:tblStylePr w:type="firstRow">
       <w:rPr>
-        <w:rFonts w:ascii="Arial" w:eastAsia="Arial" w:hAnsi="Arial" w:cs="Arial"/>
         <w:b/>
         <w:bCs/>
       </w:rPr>
@@ -11181,7 +11450,6 @@
     </w:tblStylePr>
     <w:tblStylePr w:type="lastRow">
       <w:rPr>
-        <w:rFonts w:ascii="Arial" w:eastAsia="Arial" w:hAnsi="Arial" w:cs="Arial"/>
         <w:b/>
         <w:bCs/>
         <w:color w:val="FFFFFF" w:themeColor="background1"/>
@@ -11196,7 +11464,6 @@
     </w:tblStylePr>
     <w:tblStylePr w:type="firstCol">
       <w:rPr>
-        <w:rFonts w:ascii="Arial" w:eastAsia="Arial" w:hAnsi="Arial" w:cs="Arial"/>
         <w:color w:val="FFFFFF" w:themeColor="background1"/>
       </w:rPr>
       <w:tblPr/>
@@ -11214,7 +11481,6 @@
     </w:tblStylePr>
     <w:tblStylePr w:type="lastCol">
       <w:rPr>
-        <w:rFonts w:ascii="Arial" w:eastAsia="Arial" w:hAnsi="Arial" w:cs="Arial"/>
         <w:color w:val="FFFFFF" w:themeColor="background1"/>
       </w:rPr>
       <w:tblPr/>
@@ -11271,7 +11537,6 @@
     </w:tcPr>
     <w:tblStylePr w:type="firstRow">
       <w:rPr>
-        <w:rFonts w:ascii="Arial" w:eastAsia="Arial" w:hAnsi="Arial" w:cs="Arial"/>
         <w:b/>
         <w:bCs/>
       </w:rPr>
@@ -11290,7 +11555,6 @@
     </w:tblStylePr>
     <w:tblStylePr w:type="lastRow">
       <w:rPr>
-        <w:rFonts w:ascii="Arial" w:eastAsia="Arial" w:hAnsi="Arial" w:cs="Arial"/>
         <w:b/>
         <w:bCs/>
         <w:color w:val="FFFFFF" w:themeColor="background1"/>
@@ -11305,7 +11569,6 @@
     </w:tblStylePr>
     <w:tblStylePr w:type="firstCol">
       <w:rPr>
-        <w:rFonts w:ascii="Arial" w:eastAsia="Arial" w:hAnsi="Arial" w:cs="Arial"/>
         <w:color w:val="FFFFFF" w:themeColor="background1"/>
       </w:rPr>
       <w:tblPr/>
@@ -11323,7 +11586,6 @@
     </w:tblStylePr>
     <w:tblStylePr w:type="lastCol">
       <w:rPr>
-        <w:rFonts w:ascii="Arial" w:eastAsia="Arial" w:hAnsi="Arial" w:cs="Arial"/>
         <w:color w:val="FFFFFF" w:themeColor="background1"/>
       </w:rPr>
       <w:tblPr/>
@@ -11353,13 +11615,11 @@
     </w:tblStylePr>
     <w:tblStylePr w:type="neCell">
       <w:rPr>
-        <w:rFonts w:ascii="Arial" w:eastAsia="Arial" w:hAnsi="Arial" w:cs="Arial"/>
         <w:color w:val="000000" w:themeColor="text1"/>
       </w:rPr>
     </w:tblStylePr>
     <w:tblStylePr w:type="nwCell">
       <w:rPr>
-        <w:rFonts w:ascii="Arial" w:eastAsia="Arial" w:hAnsi="Arial" w:cs="Arial"/>
         <w:color w:val="000000" w:themeColor="text1"/>
       </w:rPr>
     </w:tblStylePr>
@@ -11392,7 +11652,6 @@
     </w:tcPr>
     <w:tblStylePr w:type="firstRow">
       <w:rPr>
-        <w:rFonts w:ascii="Arial" w:eastAsia="Arial" w:hAnsi="Arial" w:cs="Arial"/>
         <w:b/>
         <w:bCs/>
       </w:rPr>
@@ -11411,7 +11670,6 @@
     </w:tblStylePr>
     <w:tblStylePr w:type="lastRow">
       <w:rPr>
-        <w:rFonts w:ascii="Arial" w:eastAsia="Arial" w:hAnsi="Arial" w:cs="Arial"/>
         <w:b/>
         <w:bCs/>
         <w:color w:val="FFFFFF" w:themeColor="background1"/>
@@ -11426,7 +11684,6 @@
     </w:tblStylePr>
     <w:tblStylePr w:type="firstCol">
       <w:rPr>
-        <w:rFonts w:ascii="Arial" w:eastAsia="Arial" w:hAnsi="Arial" w:cs="Arial"/>
         <w:color w:val="FFFFFF" w:themeColor="background1"/>
       </w:rPr>
       <w:tblPr/>
@@ -11444,7 +11701,6 @@
     </w:tblStylePr>
     <w:tblStylePr w:type="lastCol">
       <w:rPr>
-        <w:rFonts w:ascii="Arial" w:eastAsia="Arial" w:hAnsi="Arial" w:cs="Arial"/>
         <w:color w:val="FFFFFF" w:themeColor="background1"/>
       </w:rPr>
       <w:tblPr/>
@@ -11474,13 +11730,11 @@
     </w:tblStylePr>
     <w:tblStylePr w:type="neCell">
       <w:rPr>
-        <w:rFonts w:ascii="Arial" w:eastAsia="Arial" w:hAnsi="Arial" w:cs="Arial"/>
         <w:color w:val="000000" w:themeColor="text1"/>
       </w:rPr>
     </w:tblStylePr>
     <w:tblStylePr w:type="nwCell">
       <w:rPr>
-        <w:rFonts w:ascii="Arial" w:eastAsia="Arial" w:hAnsi="Arial" w:cs="Arial"/>
         <w:color w:val="000000" w:themeColor="text1"/>
       </w:rPr>
     </w:tblStylePr>
@@ -11513,7 +11767,6 @@
     </w:tcPr>
     <w:tblStylePr w:type="firstRow">
       <w:rPr>
-        <w:rFonts w:ascii="Arial" w:eastAsia="Arial" w:hAnsi="Arial" w:cs="Arial"/>
         <w:b/>
         <w:bCs/>
       </w:rPr>
@@ -11532,7 +11785,6 @@
     </w:tblStylePr>
     <w:tblStylePr w:type="lastRow">
       <w:rPr>
-        <w:rFonts w:ascii="Arial" w:eastAsia="Arial" w:hAnsi="Arial" w:cs="Arial"/>
         <w:b/>
         <w:bCs/>
         <w:color w:val="FFFFFF" w:themeColor="background1"/>
@@ -11547,7 +11799,6 @@
     </w:tblStylePr>
     <w:tblStylePr w:type="firstCol">
       <w:rPr>
-        <w:rFonts w:ascii="Arial" w:eastAsia="Arial" w:hAnsi="Arial" w:cs="Arial"/>
         <w:color w:val="FFFFFF" w:themeColor="background1"/>
       </w:rPr>
       <w:tblPr/>
@@ -11565,7 +11816,6 @@
     </w:tblStylePr>
     <w:tblStylePr w:type="lastCol">
       <w:rPr>
-        <w:rFonts w:ascii="Arial" w:eastAsia="Arial" w:hAnsi="Arial" w:cs="Arial"/>
         <w:color w:val="FFFFFF" w:themeColor="background1"/>
       </w:rPr>
       <w:tblPr/>
@@ -11595,13 +11845,11 @@
     </w:tblStylePr>
     <w:tblStylePr w:type="neCell">
       <w:rPr>
-        <w:rFonts w:ascii="Arial" w:eastAsia="Arial" w:hAnsi="Arial" w:cs="Arial"/>
         <w:color w:val="000000" w:themeColor="text1"/>
       </w:rPr>
     </w:tblStylePr>
     <w:tblStylePr w:type="nwCell">
       <w:rPr>
-        <w:rFonts w:ascii="Arial" w:eastAsia="Arial" w:hAnsi="Arial" w:cs="Arial"/>
         <w:color w:val="000000" w:themeColor="text1"/>
       </w:rPr>
     </w:tblStylePr>
@@ -11626,7 +11874,6 @@
     </w:tcPr>
     <w:tblStylePr w:type="firstRow">
       <w:rPr>
-        <w:rFonts w:ascii="Arial" w:eastAsia="Arial" w:hAnsi="Arial" w:cs="Arial"/>
         <w:b/>
         <w:bCs/>
         <w:color w:val="FFFFFF" w:themeColor="background1"/>
@@ -11641,7 +11888,6 @@
     </w:tblStylePr>
     <w:tblStylePr w:type="lastRow">
       <w:rPr>
-        <w:rFonts w:ascii="Arial" w:eastAsia="Arial" w:hAnsi="Arial" w:cs="Arial"/>
         <w:b/>
         <w:bCs/>
         <w:color w:val="9E3A38" w:themeColor="accent2" w:themeShade="CC"/>
@@ -11656,14 +11902,12 @@
     </w:tblStylePr>
     <w:tblStylePr w:type="firstCol">
       <w:rPr>
-        <w:rFonts w:ascii="Arial" w:eastAsia="Arial" w:hAnsi="Arial" w:cs="Arial"/>
         <w:b/>
         <w:bCs/>
       </w:rPr>
     </w:tblStylePr>
     <w:tblStylePr w:type="lastCol">
       <w:rPr>
-        <w:rFonts w:ascii="Arial" w:eastAsia="Arial" w:hAnsi="Arial" w:cs="Arial"/>
         <w:b/>
         <w:bCs/>
       </w:rPr>
@@ -11709,7 +11953,6 @@
     </w:tcPr>
     <w:tblStylePr w:type="firstRow">
       <w:rPr>
-        <w:rFonts w:ascii="Arial" w:eastAsia="Arial" w:hAnsi="Arial" w:cs="Arial"/>
         <w:b/>
         <w:bCs/>
         <w:color w:val="FFFFFF" w:themeColor="background1"/>
@@ -11724,7 +11967,6 @@
     </w:tblStylePr>
     <w:tblStylePr w:type="lastRow">
       <w:rPr>
-        <w:rFonts w:ascii="Arial" w:eastAsia="Arial" w:hAnsi="Arial" w:cs="Arial"/>
         <w:b/>
         <w:bCs/>
         <w:color w:val="9E3A38" w:themeColor="accent2" w:themeShade="CC"/>
@@ -11739,14 +11981,12 @@
     </w:tblStylePr>
     <w:tblStylePr w:type="firstCol">
       <w:rPr>
-        <w:rFonts w:ascii="Arial" w:eastAsia="Arial" w:hAnsi="Arial" w:cs="Arial"/>
         <w:b/>
         <w:bCs/>
       </w:rPr>
     </w:tblStylePr>
     <w:tblStylePr w:type="lastCol">
       <w:rPr>
-        <w:rFonts w:ascii="Arial" w:eastAsia="Arial" w:hAnsi="Arial" w:cs="Arial"/>
         <w:b/>
         <w:bCs/>
       </w:rPr>
@@ -11792,7 +12032,6 @@
     </w:tcPr>
     <w:tblStylePr w:type="firstRow">
       <w:rPr>
-        <w:rFonts w:ascii="Arial" w:eastAsia="Arial" w:hAnsi="Arial" w:cs="Arial"/>
         <w:b/>
         <w:bCs/>
         <w:color w:val="FFFFFF" w:themeColor="background1"/>
@@ -11807,7 +12046,6 @@
     </w:tblStylePr>
     <w:tblStylePr w:type="lastRow">
       <w:rPr>
-        <w:rFonts w:ascii="Arial" w:eastAsia="Arial" w:hAnsi="Arial" w:cs="Arial"/>
         <w:b/>
         <w:bCs/>
         <w:color w:val="9E3A38" w:themeColor="accent2" w:themeShade="CC"/>
@@ -11822,14 +12060,12 @@
     </w:tblStylePr>
     <w:tblStylePr w:type="firstCol">
       <w:rPr>
-        <w:rFonts w:ascii="Arial" w:eastAsia="Arial" w:hAnsi="Arial" w:cs="Arial"/>
         <w:b/>
         <w:bCs/>
       </w:rPr>
     </w:tblStylePr>
     <w:tblStylePr w:type="lastCol">
       <w:rPr>
-        <w:rFonts w:ascii="Arial" w:eastAsia="Arial" w:hAnsi="Arial" w:cs="Arial"/>
         <w:b/>
         <w:bCs/>
       </w:rPr>
@@ -11875,7 +12111,6 @@
     </w:tcPr>
     <w:tblStylePr w:type="firstRow">
       <w:rPr>
-        <w:rFonts w:ascii="Arial" w:eastAsia="Arial" w:hAnsi="Arial" w:cs="Arial"/>
         <w:b/>
         <w:bCs/>
         <w:color w:val="FFFFFF" w:themeColor="background1"/>
@@ -11890,7 +12125,6 @@
     </w:tblStylePr>
     <w:tblStylePr w:type="lastRow">
       <w:rPr>
-        <w:rFonts w:ascii="Arial" w:eastAsia="Arial" w:hAnsi="Arial" w:cs="Arial"/>
         <w:b/>
         <w:bCs/>
         <w:color w:val="664E82" w:themeColor="accent4" w:themeShade="CC"/>
@@ -11905,14 +12139,12 @@
     </w:tblStylePr>
     <w:tblStylePr w:type="firstCol">
       <w:rPr>
-        <w:rFonts w:ascii="Arial" w:eastAsia="Arial" w:hAnsi="Arial" w:cs="Arial"/>
         <w:b/>
         <w:bCs/>
       </w:rPr>
     </w:tblStylePr>
     <w:tblStylePr w:type="lastCol">
       <w:rPr>
-        <w:rFonts w:ascii="Arial" w:eastAsia="Arial" w:hAnsi="Arial" w:cs="Arial"/>
         <w:b/>
         <w:bCs/>
       </w:rPr>
@@ -11958,7 +12190,6 @@
     </w:tcPr>
     <w:tblStylePr w:type="firstRow">
       <w:rPr>
-        <w:rFonts w:ascii="Arial" w:eastAsia="Arial" w:hAnsi="Arial" w:cs="Arial"/>
         <w:b/>
         <w:bCs/>
         <w:color w:val="FFFFFF" w:themeColor="background1"/>
@@ -11973,7 +12204,6 @@
     </w:tblStylePr>
     <w:tblStylePr w:type="lastRow">
       <w:rPr>
-        <w:rFonts w:ascii="Arial" w:eastAsia="Arial" w:hAnsi="Arial" w:cs="Arial"/>
         <w:b/>
         <w:bCs/>
         <w:color w:val="7E9C40" w:themeColor="accent3" w:themeShade="CC"/>
@@ -11988,14 +12218,12 @@
     </w:tblStylePr>
     <w:tblStylePr w:type="firstCol">
       <w:rPr>
-        <w:rFonts w:ascii="Arial" w:eastAsia="Arial" w:hAnsi="Arial" w:cs="Arial"/>
         <w:b/>
         <w:bCs/>
       </w:rPr>
     </w:tblStylePr>
     <w:tblStylePr w:type="lastCol">
       <w:rPr>
-        <w:rFonts w:ascii="Arial" w:eastAsia="Arial" w:hAnsi="Arial" w:cs="Arial"/>
         <w:b/>
         <w:bCs/>
       </w:rPr>
@@ -12041,7 +12269,6 @@
     </w:tcPr>
     <w:tblStylePr w:type="firstRow">
       <w:rPr>
-        <w:rFonts w:ascii="Arial" w:eastAsia="Arial" w:hAnsi="Arial" w:cs="Arial"/>
         <w:b/>
         <w:bCs/>
         <w:color w:val="FFFFFF" w:themeColor="background1"/>
@@ -12056,7 +12283,6 @@
     </w:tblStylePr>
     <w:tblStylePr w:type="lastRow">
       <w:rPr>
-        <w:rFonts w:ascii="Arial" w:eastAsia="Arial" w:hAnsi="Arial" w:cs="Arial"/>
         <w:b/>
         <w:bCs/>
         <w:color w:val="F2730A" w:themeColor="accent6" w:themeShade="CC"/>
@@ -12071,14 +12297,12 @@
     </w:tblStylePr>
     <w:tblStylePr w:type="firstCol">
       <w:rPr>
-        <w:rFonts w:ascii="Arial" w:eastAsia="Arial" w:hAnsi="Arial" w:cs="Arial"/>
         <w:b/>
         <w:bCs/>
       </w:rPr>
     </w:tblStylePr>
     <w:tblStylePr w:type="lastCol">
       <w:rPr>
-        <w:rFonts w:ascii="Arial" w:eastAsia="Arial" w:hAnsi="Arial" w:cs="Arial"/>
         <w:b/>
         <w:bCs/>
       </w:rPr>
@@ -12124,7 +12348,6 @@
     </w:tcPr>
     <w:tblStylePr w:type="firstRow">
       <w:rPr>
-        <w:rFonts w:ascii="Arial" w:eastAsia="Arial" w:hAnsi="Arial" w:cs="Arial"/>
         <w:b/>
         <w:bCs/>
         <w:color w:val="FFFFFF" w:themeColor="background1"/>
@@ -12139,7 +12362,6 @@
     </w:tblStylePr>
     <w:tblStylePr w:type="lastRow">
       <w:rPr>
-        <w:rFonts w:ascii="Arial" w:eastAsia="Arial" w:hAnsi="Arial" w:cs="Arial"/>
         <w:b/>
         <w:bCs/>
         <w:color w:val="348DA5" w:themeColor="accent5" w:themeShade="CC"/>
@@ -12154,14 +12376,12 @@
     </w:tblStylePr>
     <w:tblStylePr w:type="firstCol">
       <w:rPr>
-        <w:rFonts w:ascii="Arial" w:eastAsia="Arial" w:hAnsi="Arial" w:cs="Arial"/>
         <w:b/>
         <w:bCs/>
       </w:rPr>
     </w:tblStylePr>
     <w:tblStylePr w:type="lastCol">
       <w:rPr>
-        <w:rFonts w:ascii="Arial" w:eastAsia="Arial" w:hAnsi="Arial" w:cs="Arial"/>
         <w:b/>
         <w:bCs/>
       </w:rPr>
@@ -12210,7 +12430,6 @@
     </w:tcPr>
     <w:tblStylePr w:type="firstRow">
       <w:rPr>
-        <w:rFonts w:ascii="Arial" w:eastAsia="Arial" w:hAnsi="Arial" w:cs="Arial"/>
         <w:b/>
         <w:bCs/>
       </w:rPr>
@@ -12221,7 +12440,6 @@
     </w:tblStylePr>
     <w:tblStylePr w:type="lastRow">
       <w:rPr>
-        <w:rFonts w:ascii="Arial" w:eastAsia="Arial" w:hAnsi="Arial" w:cs="Arial"/>
         <w:b/>
         <w:bCs/>
         <w:color w:val="000000" w:themeColor="text1"/>
@@ -12233,7 +12451,6 @@
     </w:tblStylePr>
     <w:tblStylePr w:type="firstCol">
       <w:rPr>
-        <w:rFonts w:ascii="Arial" w:eastAsia="Arial" w:hAnsi="Arial" w:cs="Arial"/>
         <w:color w:val="FFFFFF" w:themeColor="background1"/>
       </w:rPr>
       <w:tblPr/>
@@ -12243,7 +12460,6 @@
     </w:tblStylePr>
     <w:tblStylePr w:type="lastCol">
       <w:rPr>
-        <w:rFonts w:ascii="Arial" w:eastAsia="Arial" w:hAnsi="Arial" w:cs="Arial"/>
         <w:color w:val="FFFFFF" w:themeColor="background1"/>
       </w:rPr>
       <w:tblPr/>
@@ -12287,7 +12503,6 @@
     </w:tcPr>
     <w:tblStylePr w:type="firstRow">
       <w:rPr>
-        <w:rFonts w:ascii="Arial" w:eastAsia="Arial" w:hAnsi="Arial" w:cs="Arial"/>
         <w:b/>
         <w:bCs/>
       </w:rPr>
@@ -12298,7 +12513,6 @@
     </w:tblStylePr>
     <w:tblStylePr w:type="lastRow">
       <w:rPr>
-        <w:rFonts w:ascii="Arial" w:eastAsia="Arial" w:hAnsi="Arial" w:cs="Arial"/>
         <w:b/>
         <w:bCs/>
         <w:color w:val="000000" w:themeColor="text1"/>
@@ -12310,7 +12524,6 @@
     </w:tblStylePr>
     <w:tblStylePr w:type="firstCol">
       <w:rPr>
-        <w:rFonts w:ascii="Arial" w:eastAsia="Arial" w:hAnsi="Arial" w:cs="Arial"/>
         <w:color w:val="FFFFFF" w:themeColor="background1"/>
       </w:rPr>
       <w:tblPr/>
@@ -12320,7 +12533,6 @@
     </w:tblStylePr>
     <w:tblStylePr w:type="lastCol">
       <w:rPr>
-        <w:rFonts w:ascii="Arial" w:eastAsia="Arial" w:hAnsi="Arial" w:cs="Arial"/>
         <w:color w:val="FFFFFF" w:themeColor="background1"/>
       </w:rPr>
       <w:tblPr/>
@@ -12364,7 +12576,6 @@
     </w:tcPr>
     <w:tblStylePr w:type="firstRow">
       <w:rPr>
-        <w:rFonts w:ascii="Arial" w:eastAsia="Arial" w:hAnsi="Arial" w:cs="Arial"/>
         <w:b/>
         <w:bCs/>
       </w:rPr>
@@ -12375,7 +12586,6 @@
     </w:tblStylePr>
     <w:tblStylePr w:type="lastRow">
       <w:rPr>
-        <w:rFonts w:ascii="Arial" w:eastAsia="Arial" w:hAnsi="Arial" w:cs="Arial"/>
         <w:b/>
         <w:bCs/>
         <w:color w:val="000000" w:themeColor="text1"/>
@@ -12387,7 +12597,6 @@
     </w:tblStylePr>
     <w:tblStylePr w:type="firstCol">
       <w:rPr>
-        <w:rFonts w:ascii="Arial" w:eastAsia="Arial" w:hAnsi="Arial" w:cs="Arial"/>
         <w:color w:val="FFFFFF" w:themeColor="background1"/>
       </w:rPr>
       <w:tblPr/>
@@ -12397,7 +12606,6 @@
     </w:tblStylePr>
     <w:tblStylePr w:type="lastCol">
       <w:rPr>
-        <w:rFonts w:ascii="Arial" w:eastAsia="Arial" w:hAnsi="Arial" w:cs="Arial"/>
         <w:color w:val="FFFFFF" w:themeColor="background1"/>
       </w:rPr>
       <w:tblPr/>
@@ -12441,7 +12649,6 @@
     </w:tcPr>
     <w:tblStylePr w:type="firstRow">
       <w:rPr>
-        <w:rFonts w:ascii="Arial" w:eastAsia="Arial" w:hAnsi="Arial" w:cs="Arial"/>
         <w:b/>
         <w:bCs/>
       </w:rPr>
@@ -12452,7 +12659,6 @@
     </w:tblStylePr>
     <w:tblStylePr w:type="lastRow">
       <w:rPr>
-        <w:rFonts w:ascii="Arial" w:eastAsia="Arial" w:hAnsi="Arial" w:cs="Arial"/>
         <w:b/>
         <w:bCs/>
         <w:color w:val="000000" w:themeColor="text1"/>
@@ -12464,7 +12670,6 @@
     </w:tblStylePr>
     <w:tblStylePr w:type="firstCol">
       <w:rPr>
-        <w:rFonts w:ascii="Arial" w:eastAsia="Arial" w:hAnsi="Arial" w:cs="Arial"/>
         <w:color w:val="FFFFFF" w:themeColor="background1"/>
       </w:rPr>
       <w:tblPr/>
@@ -12474,7 +12679,6 @@
     </w:tblStylePr>
     <w:tblStylePr w:type="lastCol">
       <w:rPr>
-        <w:rFonts w:ascii="Arial" w:eastAsia="Arial" w:hAnsi="Arial" w:cs="Arial"/>
         <w:color w:val="FFFFFF" w:themeColor="background1"/>
       </w:rPr>
       <w:tblPr/>
@@ -12518,7 +12722,6 @@
     </w:tcPr>
     <w:tblStylePr w:type="firstRow">
       <w:rPr>
-        <w:rFonts w:ascii="Arial" w:eastAsia="Arial" w:hAnsi="Arial" w:cs="Arial"/>
         <w:b/>
         <w:bCs/>
       </w:rPr>
@@ -12529,7 +12732,6 @@
     </w:tblStylePr>
     <w:tblStylePr w:type="lastRow">
       <w:rPr>
-        <w:rFonts w:ascii="Arial" w:eastAsia="Arial" w:hAnsi="Arial" w:cs="Arial"/>
         <w:b/>
         <w:bCs/>
         <w:color w:val="000000" w:themeColor="text1"/>
@@ -12541,7 +12743,6 @@
     </w:tblStylePr>
     <w:tblStylePr w:type="firstCol">
       <w:rPr>
-        <w:rFonts w:ascii="Arial" w:eastAsia="Arial" w:hAnsi="Arial" w:cs="Arial"/>
         <w:color w:val="FFFFFF" w:themeColor="background1"/>
       </w:rPr>
       <w:tblPr/>
@@ -12551,7 +12752,6 @@
     </w:tblStylePr>
     <w:tblStylePr w:type="lastCol">
       <w:rPr>
-        <w:rFonts w:ascii="Arial" w:eastAsia="Arial" w:hAnsi="Arial" w:cs="Arial"/>
         <w:color w:val="FFFFFF" w:themeColor="background1"/>
       </w:rPr>
       <w:tblPr/>
@@ -12595,7 +12795,6 @@
     </w:tcPr>
     <w:tblStylePr w:type="firstRow">
       <w:rPr>
-        <w:rFonts w:ascii="Arial" w:eastAsia="Arial" w:hAnsi="Arial" w:cs="Arial"/>
         <w:b/>
         <w:bCs/>
       </w:rPr>
@@ -12606,7 +12805,6 @@
     </w:tblStylePr>
     <w:tblStylePr w:type="lastRow">
       <w:rPr>
-        <w:rFonts w:ascii="Arial" w:eastAsia="Arial" w:hAnsi="Arial" w:cs="Arial"/>
         <w:b/>
         <w:bCs/>
         <w:color w:val="000000" w:themeColor="text1"/>
@@ -12618,7 +12816,6 @@
     </w:tblStylePr>
     <w:tblStylePr w:type="firstCol">
       <w:rPr>
-        <w:rFonts w:ascii="Arial" w:eastAsia="Arial" w:hAnsi="Arial" w:cs="Arial"/>
         <w:color w:val="FFFFFF" w:themeColor="background1"/>
       </w:rPr>
       <w:tblPr/>
@@ -12628,7 +12825,6 @@
     </w:tblStylePr>
     <w:tblStylePr w:type="lastCol">
       <w:rPr>
-        <w:rFonts w:ascii="Arial" w:eastAsia="Arial" w:hAnsi="Arial" w:cs="Arial"/>
         <w:color w:val="FFFFFF" w:themeColor="background1"/>
       </w:rPr>
       <w:tblPr/>
@@ -12672,7 +12868,6 @@
     </w:tcPr>
     <w:tblStylePr w:type="firstRow">
       <w:rPr>
-        <w:rFonts w:ascii="Arial" w:eastAsia="Arial" w:hAnsi="Arial" w:cs="Arial"/>
         <w:b/>
         <w:bCs/>
       </w:rPr>
@@ -12683,7 +12878,6 @@
     </w:tblStylePr>
     <w:tblStylePr w:type="lastRow">
       <w:rPr>
-        <w:rFonts w:ascii="Arial" w:eastAsia="Arial" w:hAnsi="Arial" w:cs="Arial"/>
         <w:b/>
         <w:bCs/>
         <w:color w:val="000000" w:themeColor="text1"/>
@@ -12695,7 +12889,6 @@
     </w:tblStylePr>
     <w:tblStylePr w:type="firstCol">
       <w:rPr>
-        <w:rFonts w:ascii="Arial" w:eastAsia="Arial" w:hAnsi="Arial" w:cs="Arial"/>
         <w:color w:val="FFFFFF" w:themeColor="background1"/>
       </w:rPr>
       <w:tblPr/>
@@ -12705,7 +12898,6 @@
     </w:tblStylePr>
     <w:tblStylePr w:type="lastCol">
       <w:rPr>
-        <w:rFonts w:ascii="Arial" w:eastAsia="Arial" w:hAnsi="Arial" w:cs="Arial"/>
         <w:color w:val="FFFFFF" w:themeColor="background1"/>
       </w:rPr>
       <w:tblPr/>
@@ -12725,6 +12917,45 @@
         <w:shd w:val="clear" w:color="auto" w:fill="FBCAA2" w:themeFill="accent6" w:themeFillTint="7F"/>
       </w:tcPr>
     </w:tblStylePr>
+  </w:style>
+  <w:style w:type="paragraph" w:styleId="CommentText">
+    <w:name w:val="annotation text"/>
+    <w:basedOn w:val="Normal"/>
+    <w:link w:val="CommentTextChar"/>
+    <w:uiPriority w:val="99"/>
+    <w:semiHidden/>
+    <w:unhideWhenUsed/>
+    <w:pPr>
+      <w:spacing w:line="240" w:lineRule="auto"/>
+    </w:pPr>
+    <w:rPr>
+      <w:sz w:val="20"/>
+      <w:szCs w:val="20"/>
+    </w:rPr>
+  </w:style>
+  <w:style w:type="character" w:customStyle="1" w:styleId="CommentTextChar">
+    <w:name w:val="Comment Text Char"/>
+    <w:basedOn w:val="DefaultParagraphFont"/>
+    <w:link w:val="CommentText"/>
+    <w:uiPriority w:val="99"/>
+    <w:semiHidden/>
+    <w:rPr>
+      <w:rFonts w:ascii="Arial" w:hAnsi="Arial"/>
+      <w:color w:val="000000"/>
+      <w:sz w:val="20"/>
+      <w:szCs w:val="20"/>
+    </w:rPr>
+  </w:style>
+  <w:style w:type="character" w:styleId="CommentReference">
+    <w:name w:val="annotation reference"/>
+    <w:basedOn w:val="DefaultParagraphFont"/>
+    <w:uiPriority w:val="99"/>
+    <w:semiHidden/>
+    <w:unhideWhenUsed/>
+    <w:rPr>
+      <w:sz w:val="16"/>
+      <w:szCs w:val="16"/>
+    </w:rPr>
   </w:style>
 </w:styles>
 </file>
@@ -12772,7 +13003,7 @@
     </a:clrScheme>
     <a:fontScheme name="Office">
       <a:majorFont>
-        <a:latin typeface="Arial"/>
+        <a:latin typeface="Calibri"/>
         <a:ea typeface=""/>
         <a:cs typeface=""/>
         <a:font script="Jpan" typeface="ＭＳ ゴシック"/>
@@ -12807,7 +13038,7 @@
         <a:font script="Geor" typeface="Sylfaen"/>
       </a:majorFont>
       <a:minorFont>
-        <a:latin typeface="Arial"/>
+        <a:latin typeface="Cambria"/>
         <a:ea typeface=""/>
         <a:cs typeface=""/>
         <a:font script="Jpan" typeface="ＭＳ 明朝"/>

--- a/assets/lessons/horn-construction/horn-and-can-assembly-2021.docx
+++ b/assets/lessons/horn-construction/horn-and-can-assembly-2021.docx
@@ -551,13 +551,473 @@
     </w:p>
     <w:p>
       <w:r>
-        <w:t>Cut two large panels and two small panels using the layout in Figure 2. Keep the shorter edges accurate so they fit the can opening.</w:t>
+        <w:t>Cut two large panels and two small panels from foil-faced insulation board. Their short edges form the opening around the can.</w:t>
       </w:r>
     </w:p>
+    <w:tbl>
+      <w:tblPr>
+        <w:tblStyle w:val="TableGrid"/>
+        <w:tblW w:w="0" w:type="auto"/>
+        <w:jc w:val="center"/>
+        <w:tblLayout w:type="fixed"/>
+        <w:tblLook w:val="04A0" w:firstRow="1" w:lastRow="0" w:firstColumn="1" w:lastColumn="0" w:noHBand="0" w:noVBand="1"/>
+      </w:tblPr>
+      <w:tblGrid>
+        <w:gridCol w:w="1440"/>
+        <w:gridCol w:w="1152"/>
+        <w:gridCol w:w="2592"/>
+        <w:gridCol w:w="2448"/>
+        <w:gridCol w:w="2448"/>
+      </w:tblGrid>
+      <w:tr>
+        <w:trPr>
+          <w:cantSplit/>
+          <w:tblHeader/>
+          <w:jc w:val="center"/>
+        </w:trPr>
+        <w:tc>
+          <w:tcPr>
+            <w:tcW w:w="1440" w:type="dxa"/>
+            <w:tcBorders>
+              <w:top w:val="single" w:sz="4" w:space="0" w:color="D9D9D9"/>
+              <w:left w:val="single" w:sz="4" w:space="0" w:color="D9D9D9"/>
+              <w:bottom w:val="single" w:sz="4" w:space="0" w:color="D9D9D9"/>
+              <w:right w:val="single" w:sz="4" w:space="0" w:color="D9D9D9"/>
+            </w:tcBorders>
+            <w:shd w:val="clear" w:color="auto" w:fill="002855"/>
+            <w:tcMar>
+              <w:top w:w="70" w:type="dxa"/>
+              <w:left w:w="90" w:type="dxa"/>
+              <w:bottom w:w="70" w:type="dxa"/>
+              <w:right w:w="90" w:type="dxa"/>
+            </w:tcMar>
+            <w:vAlign w:val="center"/>
+          </w:tcPr>
+          <w:p>
+            <w:pPr>
+              <w:spacing w:after="0"/>
+            </w:pPr>
+            <w:r>
+              <w:rPr>
+                <w:b/>
+                <w:color w:val="FFFFFF"/>
+              </w:rPr>
+              <w:t>Panel</w:t>
+            </w:r>
+          </w:p>
+        </w:tc>
+        <w:tc>
+          <w:tcPr>
+            <w:tcW w:w="1152" w:type="dxa"/>
+            <w:tcBorders>
+              <w:top w:val="single" w:sz="4" w:space="0" w:color="D9D9D9"/>
+              <w:left w:val="single" w:sz="4" w:space="0" w:color="D9D9D9"/>
+              <w:bottom w:val="single" w:sz="4" w:space="0" w:color="D9D9D9"/>
+              <w:right w:val="single" w:sz="4" w:space="0" w:color="D9D9D9"/>
+            </w:tcBorders>
+            <w:shd w:val="clear" w:color="auto" w:fill="002855"/>
+            <w:tcMar>
+              <w:top w:w="70" w:type="dxa"/>
+              <w:left w:w="90" w:type="dxa"/>
+              <w:bottom w:w="70" w:type="dxa"/>
+              <w:right w:w="90" w:type="dxa"/>
+            </w:tcMar>
+            <w:vAlign w:val="center"/>
+          </w:tcPr>
+          <w:p>
+            <w:pPr>
+              <w:spacing w:after="0"/>
+            </w:pPr>
+            <w:r>
+              <w:rPr>
+                <w:b/>
+                <w:color w:val="FFFFFF"/>
+              </w:rPr>
+              <w:t>Quantity</w:t>
+            </w:r>
+          </w:p>
+        </w:tc>
+        <w:tc>
+          <w:tcPr>
+            <w:tcW w:w="2592" w:type="dxa"/>
+            <w:tcBorders>
+              <w:top w:val="single" w:sz="4" w:space="0" w:color="D9D9D9"/>
+              <w:left w:val="single" w:sz="4" w:space="0" w:color="D9D9D9"/>
+              <w:bottom w:val="single" w:sz="4" w:space="0" w:color="D9D9D9"/>
+              <w:right w:val="single" w:sz="4" w:space="0" w:color="D9D9D9"/>
+            </w:tcBorders>
+            <w:shd w:val="clear" w:color="auto" w:fill="002855"/>
+            <w:tcMar>
+              <w:top w:w="70" w:type="dxa"/>
+              <w:left w:w="90" w:type="dxa"/>
+              <w:bottom w:w="70" w:type="dxa"/>
+              <w:right w:w="90" w:type="dxa"/>
+            </w:tcMar>
+            <w:vAlign w:val="center"/>
+          </w:tcPr>
+          <w:p>
+            <w:pPr>
+              <w:spacing w:after="0"/>
+            </w:pPr>
+            <w:r>
+              <w:rPr>
+                <w:b/>
+                <w:color w:val="FFFFFF"/>
+              </w:rPr>
+              <w:t>Wide edge</w:t>
+            </w:r>
+          </w:p>
+        </w:tc>
+        <w:tc>
+          <w:tcPr>
+            <w:tcW w:w="2448" w:type="dxa"/>
+            <w:tcBorders>
+              <w:top w:val="single" w:sz="4" w:space="0" w:color="D9D9D9"/>
+              <w:left w:val="single" w:sz="4" w:space="0" w:color="D9D9D9"/>
+              <w:bottom w:val="single" w:sz="4" w:space="0" w:color="D9D9D9"/>
+              <w:right w:val="single" w:sz="4" w:space="0" w:color="D9D9D9"/>
+            </w:tcBorders>
+            <w:shd w:val="clear" w:color="auto" w:fill="002855"/>
+            <w:tcMar>
+              <w:top w:w="70" w:type="dxa"/>
+              <w:left w:w="90" w:type="dxa"/>
+              <w:bottom w:w="70" w:type="dxa"/>
+              <w:right w:w="90" w:type="dxa"/>
+            </w:tcMar>
+            <w:vAlign w:val="center"/>
+          </w:tcPr>
+          <w:p>
+            <w:pPr>
+              <w:spacing w:after="0"/>
+            </w:pPr>
+            <w:r>
+              <w:rPr>
+                <w:b/>
+                <w:color w:val="FFFFFF"/>
+              </w:rPr>
+              <w:t>Short edge</w:t>
+            </w:r>
+          </w:p>
+        </w:tc>
+        <w:tc>
+          <w:tcPr>
+            <w:tcW w:w="2448" w:type="dxa"/>
+            <w:tcBorders>
+              <w:top w:val="single" w:sz="4" w:space="0" w:color="D9D9D9"/>
+              <w:left w:val="single" w:sz="4" w:space="0" w:color="D9D9D9"/>
+              <w:bottom w:val="single" w:sz="4" w:space="0" w:color="D9D9D9"/>
+              <w:right w:val="single" w:sz="4" w:space="0" w:color="D9D9D9"/>
+            </w:tcBorders>
+            <w:shd w:val="clear" w:color="auto" w:fill="002855"/>
+            <w:tcMar>
+              <w:top w:w="70" w:type="dxa"/>
+              <w:left w:w="90" w:type="dxa"/>
+              <w:bottom w:w="70" w:type="dxa"/>
+              <w:right w:w="90" w:type="dxa"/>
+            </w:tcMar>
+            <w:vAlign w:val="center"/>
+          </w:tcPr>
+          <w:p>
+            <w:pPr>
+              <w:spacing w:after="0"/>
+            </w:pPr>
+            <w:r>
+              <w:rPr>
+                <w:b/>
+                <w:color w:val="FFFFFF"/>
+              </w:rPr>
+              <w:t>Height</w:t>
+            </w:r>
+          </w:p>
+        </w:tc>
+      </w:tr>
+      <w:tr>
+        <w:trPr>
+          <w:cantSplit/>
+          <w:jc w:val="center"/>
+        </w:trPr>
+        <w:tc>
+          <w:tcPr>
+            <w:tcW w:w="1440" w:type="dxa"/>
+            <w:tcBorders>
+              <w:top w:val="single" w:sz="4" w:space="0" w:color="D9D9D9"/>
+              <w:left w:val="single" w:sz="4" w:space="0" w:color="D9D9D9"/>
+              <w:bottom w:val="single" w:sz="4" w:space="0" w:color="D9D9D9"/>
+              <w:right w:val="single" w:sz="4" w:space="0" w:color="D9D9D9"/>
+            </w:tcBorders>
+            <w:shd w:val="clear" w:color="auto" w:fill="F3F5F7"/>
+            <w:tcMar>
+              <w:top w:w="70" w:type="dxa"/>
+              <w:left w:w="90" w:type="dxa"/>
+              <w:bottom w:w="70" w:type="dxa"/>
+              <w:right w:w="90" w:type="dxa"/>
+            </w:tcMar>
+            <w:vAlign w:val="center"/>
+          </w:tcPr>
+          <w:p>
+            <w:pPr>
+              <w:spacing w:after="0"/>
+            </w:pPr>
+            <w:r>
+              <w:t>Large</w:t>
+            </w:r>
+          </w:p>
+        </w:tc>
+        <w:tc>
+          <w:tcPr>
+            <w:tcW w:w="1152" w:type="dxa"/>
+            <w:tcBorders>
+              <w:top w:val="single" w:sz="4" w:space="0" w:color="D9D9D9"/>
+              <w:left w:val="single" w:sz="4" w:space="0" w:color="D9D9D9"/>
+              <w:bottom w:val="single" w:sz="4" w:space="0" w:color="D9D9D9"/>
+              <w:right w:val="single" w:sz="4" w:space="0" w:color="D9D9D9"/>
+            </w:tcBorders>
+            <w:shd w:val="clear" w:color="auto" w:fill="F3F5F7"/>
+            <w:tcMar>
+              <w:top w:w="70" w:type="dxa"/>
+              <w:left w:w="90" w:type="dxa"/>
+              <w:bottom w:w="70" w:type="dxa"/>
+              <w:right w:w="90" w:type="dxa"/>
+            </w:tcMar>
+            <w:vAlign w:val="center"/>
+          </w:tcPr>
+          <w:p>
+            <w:pPr>
+              <w:spacing w:after="0"/>
+            </w:pPr>
+            <w:r>
+              <w:t>2</w:t>
+            </w:r>
+          </w:p>
+        </w:tc>
+        <w:tc>
+          <w:tcPr>
+            <w:tcW w:w="2592" w:type="dxa"/>
+            <w:tcBorders>
+              <w:top w:val="single" w:sz="4" w:space="0" w:color="D9D9D9"/>
+              <w:left w:val="single" w:sz="4" w:space="0" w:color="D9D9D9"/>
+              <w:bottom w:val="single" w:sz="4" w:space="0" w:color="D9D9D9"/>
+              <w:right w:val="single" w:sz="4" w:space="0" w:color="D9D9D9"/>
+            </w:tcBorders>
+            <w:shd w:val="clear" w:color="auto" w:fill="F3F5F7"/>
+            <w:tcMar>
+              <w:top w:w="70" w:type="dxa"/>
+              <w:left w:w="90" w:type="dxa"/>
+              <w:bottom w:w="70" w:type="dxa"/>
+              <w:right w:w="90" w:type="dxa"/>
+            </w:tcMar>
+            <w:vAlign w:val="center"/>
+          </w:tcPr>
+          <w:p>
+            <w:pPr>
+              <w:spacing w:after="0"/>
+            </w:pPr>
+            <w:r>
+              <w:t>29 5/8 in</w:t>
+            </w:r>
+          </w:p>
+        </w:tc>
+        <w:tc>
+          <w:tcPr>
+            <w:tcW w:w="2448" w:type="dxa"/>
+            <w:tcBorders>
+              <w:top w:val="single" w:sz="4" w:space="0" w:color="D9D9D9"/>
+              <w:left w:val="single" w:sz="4" w:space="0" w:color="D9D9D9"/>
+              <w:bottom w:val="single" w:sz="4" w:space="0" w:color="D9D9D9"/>
+              <w:right w:val="single" w:sz="4" w:space="0" w:color="D9D9D9"/>
+            </w:tcBorders>
+            <w:shd w:val="clear" w:color="auto" w:fill="F3F5F7"/>
+            <w:tcMar>
+              <w:top w:w="70" w:type="dxa"/>
+              <w:left w:w="90" w:type="dxa"/>
+              <w:bottom w:w="70" w:type="dxa"/>
+              <w:right w:w="90" w:type="dxa"/>
+            </w:tcMar>
+            <w:vAlign w:val="center"/>
+          </w:tcPr>
+          <w:p>
+            <w:pPr>
+              <w:spacing w:after="0"/>
+            </w:pPr>
+            <w:r>
+              <w:t>6 5/8 in</w:t>
+            </w:r>
+          </w:p>
+        </w:tc>
+        <w:tc>
+          <w:tcPr>
+            <w:tcW w:w="2448" w:type="dxa"/>
+            <w:tcBorders>
+              <w:top w:val="single" w:sz="4" w:space="0" w:color="D9D9D9"/>
+              <w:left w:val="single" w:sz="4" w:space="0" w:color="D9D9D9"/>
+              <w:bottom w:val="single" w:sz="4" w:space="0" w:color="D9D9D9"/>
+              <w:right w:val="single" w:sz="4" w:space="0" w:color="D9D9D9"/>
+            </w:tcBorders>
+            <w:shd w:val="clear" w:color="auto" w:fill="F3F5F7"/>
+            <w:tcMar>
+              <w:top w:w="70" w:type="dxa"/>
+              <w:left w:w="90" w:type="dxa"/>
+              <w:bottom w:w="70" w:type="dxa"/>
+              <w:right w:w="90" w:type="dxa"/>
+            </w:tcMar>
+            <w:vAlign w:val="center"/>
+          </w:tcPr>
+          <w:p>
+            <w:pPr>
+              <w:spacing w:after="0"/>
+            </w:pPr>
+            <w:r>
+              <w:t>28 3/4 in</w:t>
+            </w:r>
+          </w:p>
+        </w:tc>
+      </w:tr>
+      <w:tr>
+        <w:trPr>
+          <w:cantSplit/>
+          <w:jc w:val="center"/>
+        </w:trPr>
+        <w:tc>
+          <w:tcPr>
+            <w:tcW w:w="1440" w:type="dxa"/>
+            <w:tcBorders>
+              <w:top w:val="single" w:sz="4" w:space="0" w:color="D9D9D9"/>
+              <w:left w:val="single" w:sz="4" w:space="0" w:color="D9D9D9"/>
+              <w:bottom w:val="single" w:sz="4" w:space="0" w:color="D9D9D9"/>
+              <w:right w:val="single" w:sz="4" w:space="0" w:color="D9D9D9"/>
+            </w:tcBorders>
+            <w:shd w:val="clear" w:color="auto" w:fill="FFFFFF"/>
+            <w:tcMar>
+              <w:top w:w="70" w:type="dxa"/>
+              <w:left w:w="90" w:type="dxa"/>
+              <w:bottom w:w="70" w:type="dxa"/>
+              <w:right w:w="90" w:type="dxa"/>
+            </w:tcMar>
+            <w:vAlign w:val="center"/>
+          </w:tcPr>
+          <w:p>
+            <w:pPr>
+              <w:spacing w:after="0"/>
+            </w:pPr>
+            <w:r>
+              <w:t>Small</w:t>
+            </w:r>
+          </w:p>
+        </w:tc>
+        <w:tc>
+          <w:tcPr>
+            <w:tcW w:w="1152" w:type="dxa"/>
+            <w:tcBorders>
+              <w:top w:val="single" w:sz="4" w:space="0" w:color="D9D9D9"/>
+              <w:left w:val="single" w:sz="4" w:space="0" w:color="D9D9D9"/>
+              <w:bottom w:val="single" w:sz="4" w:space="0" w:color="D9D9D9"/>
+              <w:right w:val="single" w:sz="4" w:space="0" w:color="D9D9D9"/>
+            </w:tcBorders>
+            <w:shd w:val="clear" w:color="auto" w:fill="FFFFFF"/>
+            <w:tcMar>
+              <w:top w:w="70" w:type="dxa"/>
+              <w:left w:w="90" w:type="dxa"/>
+              <w:bottom w:w="70" w:type="dxa"/>
+              <w:right w:w="90" w:type="dxa"/>
+            </w:tcMar>
+            <w:vAlign w:val="center"/>
+          </w:tcPr>
+          <w:p>
+            <w:pPr>
+              <w:spacing w:after="0"/>
+            </w:pPr>
+            <w:r>
+              <w:t>2</w:t>
+            </w:r>
+          </w:p>
+        </w:tc>
+        <w:tc>
+          <w:tcPr>
+            <w:tcW w:w="2592" w:type="dxa"/>
+            <w:tcBorders>
+              <w:top w:val="single" w:sz="4" w:space="0" w:color="D9D9D9"/>
+              <w:left w:val="single" w:sz="4" w:space="0" w:color="D9D9D9"/>
+              <w:bottom w:val="single" w:sz="4" w:space="0" w:color="D9D9D9"/>
+              <w:right w:val="single" w:sz="4" w:space="0" w:color="D9D9D9"/>
+            </w:tcBorders>
+            <w:shd w:val="clear" w:color="auto" w:fill="FFFFFF"/>
+            <w:tcMar>
+              <w:top w:w="70" w:type="dxa"/>
+              <w:left w:w="90" w:type="dxa"/>
+              <w:bottom w:w="70" w:type="dxa"/>
+              <w:right w:w="90" w:type="dxa"/>
+            </w:tcMar>
+            <w:vAlign w:val="center"/>
+          </w:tcPr>
+          <w:p>
+            <w:pPr>
+              <w:spacing w:after="0"/>
+            </w:pPr>
+            <w:r>
+              <w:t>24 in</w:t>
+            </w:r>
+          </w:p>
+        </w:tc>
+        <w:tc>
+          <w:tcPr>
+            <w:tcW w:w="2448" w:type="dxa"/>
+            <w:tcBorders>
+              <w:top w:val="single" w:sz="4" w:space="0" w:color="D9D9D9"/>
+              <w:left w:val="single" w:sz="4" w:space="0" w:color="D9D9D9"/>
+              <w:bottom w:val="single" w:sz="4" w:space="0" w:color="D9D9D9"/>
+              <w:right w:val="single" w:sz="4" w:space="0" w:color="D9D9D9"/>
+            </w:tcBorders>
+            <w:shd w:val="clear" w:color="auto" w:fill="FFFFFF"/>
+            <w:tcMar>
+              <w:top w:w="70" w:type="dxa"/>
+              <w:left w:w="90" w:type="dxa"/>
+              <w:bottom w:w="70" w:type="dxa"/>
+              <w:right w:w="90" w:type="dxa"/>
+            </w:tcMar>
+            <w:vAlign w:val="center"/>
+          </w:tcPr>
+          <w:p>
+            <w:pPr>
+              <w:spacing w:after="0"/>
+            </w:pPr>
+            <w:r>
+              <w:t>4 1/8 in</w:t>
+            </w:r>
+          </w:p>
+        </w:tc>
+        <w:tc>
+          <w:tcPr>
+            <w:tcW w:w="2448" w:type="dxa"/>
+            <w:tcBorders>
+              <w:top w:val="single" w:sz="4" w:space="0" w:color="D9D9D9"/>
+              <w:left w:val="single" w:sz="4" w:space="0" w:color="D9D9D9"/>
+              <w:bottom w:val="single" w:sz="4" w:space="0" w:color="D9D9D9"/>
+              <w:right w:val="single" w:sz="4" w:space="0" w:color="D9D9D9"/>
+            </w:tcBorders>
+            <w:shd w:val="clear" w:color="auto" w:fill="FFFFFF"/>
+            <w:tcMar>
+              <w:top w:w="70" w:type="dxa"/>
+              <w:left w:w="90" w:type="dxa"/>
+              <w:bottom w:w="70" w:type="dxa"/>
+              <w:right w:w="90" w:type="dxa"/>
+            </w:tcMar>
+            <w:vAlign w:val="center"/>
+          </w:tcPr>
+          <w:p>
+            <w:pPr>
+              <w:spacing w:after="0"/>
+            </w:pPr>
+            <w:r>
+              <w:t>29 3/8 in</w:t>
+            </w:r>
+          </w:p>
+        </w:tc>
+      </w:tr>
+    </w:tbl>
     <w:p>
       <w:pPr>
         <w:keepNext/>
-        <w:spacing w:before="80" w:after="60"/>
+        <w:spacing w:after="60"/>
         <w:jc w:val="center"/>
       </w:pPr>
       <w:r>
@@ -565,10 +1025,10 @@
           <w:noProof/>
         </w:rPr>
         <w:drawing>
-          <wp:inline distT="0" distB="0" distL="0" distR="0" wp14:anchorId="715A13AC" wp14:editId="27B1A153">
-            <wp:extent cx="4823280" cy="5303520"/>
+          <wp:inline distT="0" distB="0" distL="0" distR="0" wp14:anchorId="4A74D266" wp14:editId="7EB86373">
+            <wp:extent cx="6400800" cy="2939627"/>
             <wp:effectExtent l="0" t="0" r="0" b="0"/>
-            <wp:docPr id="2" name="Picture 2" descr="Figure 2. Panel dimensions and cutting layout for a 4 × 8-foot sheet."/>
+            <wp:docPr id="1279619663" name="Picture 1279619663" descr="Figure 2. Dimensions of the two panel shapes. Heights are perpendicular to the parallel edges."/>
             <wp:cNvGraphicFramePr>
               <a:graphicFrameLocks xmlns:a="http://schemas.openxmlformats.org/drawingml/2006/main" noChangeAspect="1"/>
             </wp:cNvGraphicFramePr>
@@ -576,7 +1036,7 @@
               <a:graphicData uri="http://schemas.openxmlformats.org/drawingml/2006/picture">
                 <pic:pic xmlns:pic="http://schemas.openxmlformats.org/drawingml/2006/picture">
                   <pic:nvPicPr>
-                    <pic:cNvPr id="0" name="image1.png"/>
+                    <pic:cNvPr id="0" name="panel-dimensions.png"/>
                     <pic:cNvPicPr/>
                   </pic:nvPicPr>
                   <pic:blipFill>
@@ -588,7 +1048,7 @@
                   <pic:spPr>
                     <a:xfrm>
                       <a:off x="0" y="0"/>
-                      <a:ext cx="4823280" cy="5303520"/>
+                      <a:ext cx="6400800" cy="2939627"/>
                     </a:xfrm>
                     <a:prstGeom prst="rect">
                       <a:avLst/>
@@ -607,7 +1067,80 @@
         <w:jc w:val="center"/>
       </w:pPr>
       <w:r>
-        <w:t>Figure 2. Panel dimensions and cutting layout for a 4 × 8-foot sheet.</w:t>
+        <w:t>Figure 2. Dimensions of the two panel shapes. Heights are perpendicular to the parallel edges.</w:t>
+      </w:r>
+    </w:p>
+    <w:p>
+      <w:pPr>
+        <w:pStyle w:val="Heading1"/>
+      </w:pPr>
+      <w:r>
+        <w:t>Plan the cuts</w:t>
+      </w:r>
+    </w:p>
+    <w:p>
+      <w:pPr>
+        <w:pStyle w:val="ListNumber"/>
+        <w:numPr>
+          <w:ilvl w:val="0"/>
+          <w:numId w:val="12"/>
+        </w:numPr>
+      </w:pPr>
+      <w:r>
+        <w:t>Have the hardware store cut the sheet into three 32-inch strips for easier transport, if needed.</w:t>
+      </w:r>
+    </w:p>
+    <w:p>
+      <w:pPr>
+        <w:pStyle w:val="ListNumber"/>
+        <w:numPr>
+          <w:ilvl w:val="0"/>
+          <w:numId w:val="12"/>
+        </w:numPr>
+      </w:pPr>
+      <w:r>
+        <w:t>Use the layout on the next page. Cut the two large panels together, then the two small panels.</w:t>
+      </w:r>
+    </w:p>
+    <w:p>
+      <w:pPr>
+        <w:pStyle w:val="ListNumber"/>
+        <w:numPr>
+          <w:ilvl w:val="0"/>
+          <w:numId w:val="12"/>
+        </w:numPr>
+      </w:pPr>
+      <w:r>
+        <w:t>Measure every position from the same side of the sheet. The layout uses the left edge.</w:t>
+      </w:r>
+    </w:p>
+    <w:p>
+      <w:pPr>
+        <w:pStyle w:val="ListNumber"/>
+        <w:numPr>
+          <w:ilvl w:val="0"/>
+          <w:numId w:val="12"/>
+        </w:numPr>
+      </w:pPr>
+      <w:r>
+        <w:t>Check the short edges carefully. These edges must fit the can opening.</w:t>
+      </w:r>
+    </w:p>
+    <w:p>
+      <w:pPr>
+        <w:pStyle w:val="ListNumber"/>
+        <w:numPr>
+          <w:ilvl w:val="0"/>
+          <w:numId w:val="12"/>
+        </w:numPr>
+      </w:pPr>
+      <w:r>
+        <w:t>Keep the remaining strip for spare panels. Fitting one large and one small panel together takes more care.</w:t>
+      </w:r>
+    </w:p>
+    <w:p>
+      <w:r>
+        <w:t>Each large panel narrows by 11 1/2 inches on each side. Each small panel narrows by 9 15/16 inches.</w:t>
       </w:r>
     </w:p>
     <w:p>
@@ -617,23 +1150,18 @@
       </w:pPr>
       <w:r>
         <w:lastRenderedPageBreak/>
-        <w:t>Join the horn panels</w:t>
+        <w:t>Arrange the panels on the sheet</w:t>
       </w:r>
     </w:p>
     <w:p>
       <w:r>
-        <w:t>Lay the panels flat with their foil faces upward. Alternate large and small panels, matching the short edges carefully.</w:t>
-      </w:r>
-    </w:p>
-    <w:p>
-      <w:r>
-        <w:t>Tape the adjoining edges with foil tape. Fold the panels into a horn, keeping the foil faces inside. Tape the remaining seam, then seal the top and bottom edges.</w:t>
+        <w:t>The first two strips supply one horn. The third strip can supply a spare large panel and a spare small panel.</w:t>
       </w:r>
     </w:p>
     <w:p>
       <w:pPr>
         <w:keepNext/>
-        <w:spacing w:before="80" w:after="60"/>
+        <w:spacing w:after="60"/>
         <w:jc w:val="center"/>
       </w:pPr>
       <w:r>
@@ -641,10 +1169,10 @@
           <w:noProof/>
         </w:rPr>
         <w:drawing>
-          <wp:inline distT="0" distB="0" distL="0" distR="0" wp14:anchorId="6486C019" wp14:editId="20845BD8">
-            <wp:extent cx="4425409" cy="4983480"/>
+          <wp:inline distT="0" distB="0" distL="0" distR="0" wp14:anchorId="02CC2F2A" wp14:editId="6E39FF73">
+            <wp:extent cx="4399095" cy="5760720"/>
             <wp:effectExtent l="0" t="0" r="0" b="0"/>
-            <wp:docPr id="3" name="Picture 3" descr="Figure 3. Panel order and seam taping before folding the horn."/>
+            <wp:docPr id="2" name="Picture 2" descr="Figure 3. L marks large panels; S marks small panels. Unlabeled areas are scrap."/>
             <wp:cNvGraphicFramePr>
               <a:graphicFrameLocks xmlns:a="http://schemas.openxmlformats.org/drawingml/2006/main" noChangeAspect="1"/>
             </wp:cNvGraphicFramePr>
@@ -652,7 +1180,7 @@
               <a:graphicData uri="http://schemas.openxmlformats.org/drawingml/2006/picture">
                 <pic:pic xmlns:pic="http://schemas.openxmlformats.org/drawingml/2006/picture">
                   <pic:nvPicPr>
-                    <pic:cNvPr id="0" name="image2.png"/>
+                    <pic:cNvPr id="0" name="sheet-layout.png"/>
                     <pic:cNvPicPr/>
                   </pic:nvPicPr>
                   <pic:blipFill>
@@ -664,7 +1192,7 @@
                   <pic:spPr>
                     <a:xfrm>
                       <a:off x="0" y="0"/>
-                      <a:ext cx="4425409" cy="4983480"/>
+                      <a:ext cx="4399095" cy="5760720"/>
                     </a:xfrm>
                     <a:prstGeom prst="rect">
                       <a:avLst/>
@@ -683,7 +1211,150 @@
         <w:jc w:val="center"/>
       </w:pPr>
       <w:r>
-        <w:t>Figure 3. Panel order and seam taping before folding the horn.</w:t>
+        <w:t>Figure 3. L marks large panels; S marks small panels. Unlabeled areas are scrap.</w:t>
+      </w:r>
+    </w:p>
+    <w:p>
+      <w:r>
+        <w:t>The upper pair leaves 1/4 inch at the right edge. Use the dimensions on the preceding page, not the drawing scale.</w:t>
+      </w:r>
+    </w:p>
+    <w:p>
+      <w:pPr>
+        <w:pStyle w:val="Heading1"/>
+        <w:pageBreakBefore/>
+      </w:pPr>
+      <w:r>
+        <w:lastRenderedPageBreak/>
+        <w:t>Join the horn panels</w:t>
+      </w:r>
+    </w:p>
+    <w:p>
+      <w:pPr>
+        <w:pStyle w:val="ListNumber"/>
+        <w:numPr>
+          <w:ilvl w:val="0"/>
+          <w:numId w:val="13"/>
+        </w:numPr>
+      </w:pPr>
+      <w:r>
+        <w:t>Lay the panels flat with their foil faces upward. Alternate large and small panels as shown below.</w:t>
+      </w:r>
+    </w:p>
+    <w:p>
+      <w:pPr>
+        <w:pStyle w:val="ListNumber"/>
+        <w:numPr>
+          <w:ilvl w:val="0"/>
+          <w:numId w:val="13"/>
+        </w:numPr>
+      </w:pPr>
+      <w:r>
+        <w:t>Align the short edges carefully. The short edges will meet the can.</w:t>
+      </w:r>
+    </w:p>
+    <w:p>
+      <w:pPr>
+        <w:pStyle w:val="ListNumber"/>
+        <w:numPr>
+          <w:ilvl w:val="0"/>
+          <w:numId w:val="13"/>
+        </w:numPr>
+      </w:pPr>
+      <w:r>
+        <w:t>Cut foil tape to the seam length, plus about 1/2 inch. Peel back enough paper to anchor one end.</w:t>
+      </w:r>
+    </w:p>
+    <w:p>
+      <w:pPr>
+        <w:pStyle w:val="ListNumber"/>
+        <w:numPr>
+          <w:ilvl w:val="0"/>
+          <w:numId w:val="13"/>
+        </w:numPr>
+      </w:pPr>
+      <w:r>
+        <w:t>Have one person pull the tape taut and peel away the paper. A second person presses the tape along the seam.</w:t>
+      </w:r>
+    </w:p>
+    <w:p>
+      <w:pPr>
+        <w:pStyle w:val="ListNumber"/>
+        <w:numPr>
+          <w:ilvl w:val="0"/>
+          <w:numId w:val="13"/>
+        </w:numPr>
+      </w:pPr>
+      <w:r>
+        <w:t>Fold the panels into a horn with the foil faces inside. Tape the remaining seam.</w:t>
+      </w:r>
+    </w:p>
+    <w:p>
+      <w:pPr>
+        <w:pStyle w:val="ListNumber"/>
+        <w:numPr>
+          <w:ilvl w:val="0"/>
+          <w:numId w:val="13"/>
+        </w:numPr>
+      </w:pPr>
+      <w:r>
+        <w:t>Seal the top and bottom edges with foil tape.</w:t>
+      </w:r>
+    </w:p>
+    <w:p>
+      <w:pPr>
+        <w:keepNext/>
+        <w:spacing w:after="60"/>
+        <w:jc w:val="center"/>
+      </w:pPr>
+      <w:r>
+        <w:rPr>
+          <w:noProof/>
+        </w:rPr>
+        <w:drawing>
+          <wp:inline distT="0" distB="0" distL="0" distR="0" wp14:anchorId="4209CA87" wp14:editId="0CAB6F3E">
+            <wp:extent cx="3701570" cy="4572000"/>
+            <wp:effectExtent l="0" t="0" r="0" b="0"/>
+            <wp:docPr id="3" name="Picture 3" descr="Figure 4. Alternate large and small panels, then tape the adjoining edges."/>
+            <wp:cNvGraphicFramePr>
+              <a:graphicFrameLocks xmlns:a="http://schemas.openxmlformats.org/drawingml/2006/main" noChangeAspect="1"/>
+            </wp:cNvGraphicFramePr>
+            <a:graphic xmlns:a="http://schemas.openxmlformats.org/drawingml/2006/main">
+              <a:graphicData uri="http://schemas.openxmlformats.org/drawingml/2006/picture">
+                <pic:pic xmlns:pic="http://schemas.openxmlformats.org/drawingml/2006/picture">
+                  <pic:nvPicPr>
+                    <pic:cNvPr id="0" name="panel-order.png"/>
+                    <pic:cNvPicPr/>
+                  </pic:nvPicPr>
+                  <pic:blipFill>
+                    <a:blip r:embed="rId11"/>
+                    <a:stretch>
+                      <a:fillRect/>
+                    </a:stretch>
+                  </pic:blipFill>
+                  <pic:spPr>
+                    <a:xfrm>
+                      <a:off x="0" y="0"/>
+                      <a:ext cx="3701570" cy="4572000"/>
+                    </a:xfrm>
+                    <a:prstGeom prst="rect">
+                      <a:avLst/>
+                    </a:prstGeom>
+                  </pic:spPr>
+                </pic:pic>
+              </a:graphicData>
+            </a:graphic>
+          </wp:inline>
+        </w:drawing>
+      </w:r>
+    </w:p>
+    <w:p>
+      <w:pPr>
+        <w:pStyle w:val="Caption"/>
+        <w:jc w:val="center"/>
+      </w:pPr>
+      <w:r>
+        <w:t>Figure 4. Alternate large and small panels, then tape the adjoining edges.</w:t>
       </w:r>
     </w:p>
     <w:p>
@@ -782,7 +1453,7 @@
                     <pic:cNvPicPr/>
                   </pic:nvPicPr>
                   <pic:blipFill>
-                    <a:blip r:embed="rId11"/>
+                    <a:blip r:embed="rId12"/>
                     <a:stretch>
                       <a:fillRect/>
                     </a:stretch>
@@ -825,7 +1496,7 @@
                     <pic:cNvPicPr/>
                   </pic:nvPicPr>
                   <pic:blipFill>
-                    <a:blip r:embed="rId12"/>
+                    <a:blip r:embed="rId13"/>
                     <a:stretch>
                       <a:fillRect/>
                     </a:stretch>
@@ -868,7 +1539,7 @@
                     <pic:cNvPicPr/>
                   </pic:nvPicPr>
                   <pic:blipFill>
-                    <a:blip r:embed="rId13"/>
+                    <a:blip r:embed="rId14"/>
                     <a:stretch>
                       <a:fillRect/>
                     </a:stretch>
@@ -895,7 +1566,7 @@
         <w:jc w:val="center"/>
       </w:pPr>
       <w:r>
-        <w:t>Figure 4. Probe, drilled can, and attached feedthrough, from left to right.</w:t>
+        <w:t>Figure 5. Probe, drilled can, and attached feedthrough, from left to right.</w:t>
       </w:r>
     </w:p>
     <w:p>
@@ -934,7 +1605,7 @@
         </w:numPr>
       </w:pPr>
       <w:r>
-        <w:t>Place the horn upside down. Tape the flashing pieces to the horn, as shown at left in Figure 5.</w:t>
+        <w:t>Place the horn upside down. Tape the flashing pieces to the horn, as shown at left in Figure 6.</w:t>
       </w:r>
     </w:p>
     <w:p>
@@ -999,7 +1670,7 @@
                     <pic:cNvPicPr/>
                   </pic:nvPicPr>
                   <pic:blipFill>
-                    <a:blip r:embed="rId14"/>
+                    <a:blip r:embed="rId15"/>
                     <a:stretch>
                       <a:fillRect/>
                     </a:stretch>
@@ -1042,7 +1713,7 @@
                     <pic:cNvPicPr/>
                   </pic:nvPicPr>
                   <pic:blipFill>
-                    <a:blip r:embed="rId15"/>
+                    <a:blip r:embed="rId16"/>
                     <a:stretch>
                       <a:fillRect/>
                     </a:stretch>
@@ -1069,7 +1740,7 @@
         <w:jc w:val="center"/>
       </w:pPr>
       <w:r>
-        <w:t>Figure 5. Flashing before and after attaching the can.</w:t>
+        <w:t>Figure 6. Flashing before and after attaching the can.</w:t>
       </w:r>
     </w:p>
     <w:p>
@@ -1098,7 +1769,7 @@
                     <pic:cNvPicPr/>
                   </pic:nvPicPr>
                   <pic:blipFill>
-                    <a:blip r:embed="rId16"/>
+                    <a:blip r:embed="rId17"/>
                     <a:stretch>
                       <a:fillRect/>
                     </a:stretch>
@@ -1125,16 +1796,16 @@
         <w:jc w:val="center"/>
       </w:pPr>
       <w:r>
-        <w:t>Figure 6. Interior seams fully covered with foil tape.</w:t>
+        <w:t>Figure 7. Interior seams fully covered with foil tape.</w:t>
       </w:r>
     </w:p>
     <w:sectPr>
-      <w:headerReference w:type="even" r:id="rId17"/>
-      <w:headerReference w:type="default" r:id="rId18"/>
-      <w:footerReference w:type="even" r:id="rId19"/>
-      <w:footerReference w:type="default" r:id="rId20"/>
-      <w:headerReference w:type="first" r:id="rId21"/>
-      <w:footerReference w:type="first" r:id="rId22"/>
+      <w:headerReference w:type="even" r:id="rId18"/>
+      <w:headerReference w:type="default" r:id="rId19"/>
+      <w:footerReference w:type="even" r:id="rId20"/>
+      <w:footerReference w:type="default" r:id="rId21"/>
+      <w:headerReference w:type="first" r:id="rId22"/>
+      <w:footerReference w:type="first" r:id="rId23"/>
       <w:pgSz w:w="12240" w:h="15840"/>
       <w:pgMar w:top="1512" w:right="1080" w:bottom="1008" w:left="1080" w:header="432" w:footer="432" w:gutter="0"/>
       <w:cols w:space="720"/>
@@ -1528,6 +2199,18 @@
     </w:lvlOverride>
   </w:num>
   <w:num w:numId="11" w16cid:durableId="1136489146">
+    <w:abstractNumId w:val="7"/>
+    <w:lvlOverride w:ilvl="0">
+      <w:startOverride w:val="1"/>
+    </w:lvlOverride>
+  </w:num>
+  <w:num w:numId="12" w16cid:durableId="595788459">
+    <w:abstractNumId w:val="7"/>
+    <w:lvlOverride w:ilvl="0">
+      <w:startOverride w:val="1"/>
+    </w:lvlOverride>
+  </w:num>
+  <w:num w:numId="13" w16cid:durableId="1716155435">
     <w:abstractNumId w:val="7"/>
     <w:lvlOverride w:ilvl="0">
       <w:startOverride w:val="1"/>

--- a/assets/lessons/horn-construction/horn-and-can-assembly-2021.docx
+++ b/assets/lessons/horn-construction/horn-and-can-assembly-2021.docx
@@ -1860,7 +1860,7 @@
       </w:tabs>
     </w:pPr>
     <w:r>
-      <w:t>wvurail.org/dspira</w:t>
+      <w:t>rail.wvu.edu/dspira</w:t>
     </w:r>
     <w:r>
       <w:tab/>
